--- a/doc/詞/宋朝/蘇東坡/蘇軾-臨江仙·送錢穆父.docx
+++ b/doc/詞/宋朝/蘇東坡/蘇軾-臨江仙·送錢穆父.docx
@@ -1,6 +1,6 @@
 
 <file path=word/document.xml><?xml version="1.0" encoding="utf-8"?>
-<w:document xmlns:wpc="http://schemas.microsoft.com/office/word/2010/wordprocessingCanvas" xmlns:cx="http://schemas.microsoft.com/office/drawing/2014/chartex" xmlns:cx1="http://schemas.microsoft.com/office/drawing/2015/9/8/chartex" xmlns:cx2="http://schemas.microsoft.com/office/drawing/2015/10/21/chartex" xmlns:cx3="http://schemas.microsoft.com/office/drawing/2016/5/9/chartex" xmlns:cx4="http://schemas.microsoft.com/office/drawing/2016/5/10/chartex" xmlns:cx5="http://schemas.microsoft.com/office/drawing/2016/5/11/chartex" xmlns:cx6="http://schemas.microsoft.com/office/drawing/2016/5/12/chartex" xmlns:cx7="http://schemas.microsoft.com/office/drawing/2016/5/13/chartex" xmlns:cx8="http://schemas.microsoft.com/office/drawing/2016/5/14/chartex" xmlns:mc="http://schemas.openxmlformats.org/markup-compatibility/2006" xmlns:aink="http://schemas.microsoft.com/office/drawing/2016/ink" xmlns:am3d="http://schemas.microsoft.com/office/drawing/2017/model3d" xmlns:o="urn:schemas-microsoft-com:office:office" xmlns:oel="http://schemas.microsoft.com/office/2019/extlst" xmlns:r="http://schemas.openxmlformats.org/officeDocument/2006/relationships" xmlns:m="http://schemas.openxmlformats.org/officeDocument/2006/math" xmlns:v="urn:schemas-microsoft-com:vml" xmlns:wp14="http://schemas.microsoft.com/office/word/2010/wordprocessingDrawing" xmlns:wp="http://schemas.openxmlformats.org/drawingml/2006/wordprocessingDrawing" xmlns:w10="urn:schemas-microsoft-com:office:word" xmlns:w="http://schemas.openxmlformats.org/wordprocessingml/2006/main" xmlns:w14="http://schemas.microsoft.com/office/word/2010/wordml" xmlns:w15="http://schemas.microsoft.com/office/word/2012/wordml" xmlns:w16cex="http://schemas.microsoft.com/office/word/2018/wordml/cex" xmlns:w16cid="http://schemas.microsoft.com/office/word/2016/wordml/cid" xmlns:w16="http://schemas.microsoft.com/office/word/2018/wordml" xmlns:w16sdtdh="http://schemas.microsoft.com/office/word/2020/wordml/sdtdatahash" xmlns:w16se="http://schemas.microsoft.com/office/word/2015/wordml/symex" xmlns:wpg="http://schemas.microsoft.com/office/word/2010/wordprocessingGroup" xmlns:wpi="http://schemas.microsoft.com/office/word/2010/wordprocessingInk" xmlns:wne="http://schemas.microsoft.com/office/word/2006/wordml" xmlns:wps="http://schemas.microsoft.com/office/word/2010/wordprocessingShape" mc:Ignorable="w14 w15 w16se w16cid w16 w16cex w16sdtdh wp14">
+<w:document xmlns:wpc="http://schemas.microsoft.com/office/word/2010/wordprocessingCanvas" xmlns:cx="http://schemas.microsoft.com/office/drawing/2014/chartex" xmlns:cx1="http://schemas.microsoft.com/office/drawing/2015/9/8/chartex" xmlns:cx2="http://schemas.microsoft.com/office/drawing/2015/10/21/chartex" xmlns:cx3="http://schemas.microsoft.com/office/drawing/2016/5/9/chartex" xmlns:cx4="http://schemas.microsoft.com/office/drawing/2016/5/10/chartex" xmlns:cx5="http://schemas.microsoft.com/office/drawing/2016/5/11/chartex" xmlns:cx6="http://schemas.microsoft.com/office/drawing/2016/5/12/chartex" xmlns:cx7="http://schemas.microsoft.com/office/drawing/2016/5/13/chartex" xmlns:cx8="http://schemas.microsoft.com/office/drawing/2016/5/14/chartex" xmlns:mc="http://schemas.openxmlformats.org/markup-compatibility/2006" xmlns:aink="http://schemas.microsoft.com/office/drawing/2016/ink" xmlns:am3d="http://schemas.microsoft.com/office/drawing/2017/model3d" xmlns:o="urn:schemas-microsoft-com:office:office" xmlns:oel="http://schemas.microsoft.com/office/2019/extlst" xmlns:r="http://schemas.openxmlformats.org/officeDocument/2006/relationships" xmlns:m="http://schemas.openxmlformats.org/officeDocument/2006/math" xmlns:v="urn:schemas-microsoft-com:vml" xmlns:wp14="http://schemas.microsoft.com/office/word/2010/wordprocessingDrawing" xmlns:wp="http://schemas.openxmlformats.org/drawingml/2006/wordprocessingDrawing" xmlns:w10="urn:schemas-microsoft-com:office:word" xmlns:w="http://schemas.openxmlformats.org/wordprocessingml/2006/main" xmlns:w14="http://schemas.microsoft.com/office/word/2010/wordml" xmlns:w15="http://schemas.microsoft.com/office/word/2012/wordml" xmlns:w16cex="http://schemas.microsoft.com/office/word/2018/wordml/cex" xmlns:w16cid="http://schemas.microsoft.com/office/word/2016/wordml/cid" xmlns:w16="http://schemas.microsoft.com/office/word/2018/wordml" xmlns:w16du="http://schemas.microsoft.com/office/word/2023/wordml/word16du" xmlns:w16sdtdh="http://schemas.microsoft.com/office/word/2020/wordml/sdtdatahash" xmlns:w16sdtfl="http://schemas.microsoft.com/office/word/2024/wordml/sdtformatlock" xmlns:w16se="http://schemas.microsoft.com/office/word/2015/wordml/symex" xmlns:wpg="http://schemas.microsoft.com/office/word/2010/wordprocessingGroup" xmlns:wpi="http://schemas.microsoft.com/office/word/2010/wordprocessingInk" xmlns:wne="http://schemas.microsoft.com/office/word/2006/wordml" xmlns:wps="http://schemas.microsoft.com/office/word/2010/wordprocessingShape" mc:Ignorable="w14 w15 w16se w16cid w16 w16cex w16sdtdh w16sdtfl w16du wp14">
   <w:body>
     <w:p>
       <w:pPr>
@@ -175,29 +175,333 @@
           <w:numId w:val="16"/>
         </w:numPr>
         <w:spacing w:line="460" w:lineRule="exact"/>
-        <w:ind w:leftChars="0"/>
+        <w:ind w:leftChars="0" w:left="284" w:hanging="284"/>
+        <w:jc w:val="both"/>
+        <w:rPr>
+          <w:rFonts w:ascii="標楷體" w:eastAsia="標楷體" w:hAnsi="標楷體" w:cs="標楷體" w:hint="eastAsia"/>
+          <w:sz w:val="28"/>
+          <w:szCs w:val="28"/>
+        </w:rPr>
+      </w:pPr>
+      <w:r>
+        <w:rPr>
+          <w:rFonts w:ascii="標楷體" w:eastAsia="標楷體" w:hAnsi="標楷體" w:cs="標楷體" w:hint="eastAsia"/>
+          <w:sz w:val="28"/>
+          <w:szCs w:val="28"/>
+        </w:rPr>
+        <w:t>錢穆</w:t>
+      </w:r>
+      <w:r>
+        <w:rPr>
+          <w:rFonts w:ascii="標楷體" w:eastAsia="標楷體" w:hAnsi="標楷體" w:cs="標楷體" w:hint="eastAsia"/>
+          <w:sz w:val="28"/>
+          <w:szCs w:val="28"/>
+        </w:rPr>
+        <w:t>父</w:t>
+      </w:r>
+      <w:r>
+        <w:rPr>
+          <w:rFonts w:ascii="標楷體" w:eastAsia="標楷體" w:hAnsi="標楷體" w:cs="標楷體" w:hint="eastAsia"/>
+          <w:sz w:val="28"/>
+          <w:szCs w:val="28"/>
+        </w:rPr>
+        <w:t>：名勰</w:t>
+      </w:r>
+      <w:r>
+        <w:rPr>
+          <w:rFonts w:ascii="標楷體" w:eastAsia="標楷體" w:hAnsi="標楷體" w:cs="標楷體" w:hint="eastAsia"/>
+          <w:sz w:val="28"/>
+          <w:szCs w:val="28"/>
+        </w:rPr>
+        <w:t>（</w:t>
+      </w:r>
+      <w:r>
+        <w:rPr>
+          <w:rFonts w:ascii="標楷體" w:eastAsia="標楷體" w:hAnsi="標楷體" w:cs="標楷體" w:hint="eastAsia"/>
+          <w:color w:val="FF0000"/>
+          <w:sz w:val="16"/>
+          <w:szCs w:val="16"/>
+        </w:rPr>
+        <w:t>ㄒㄧㄝˊ</w:t>
+      </w:r>
+      <w:r>
+        <w:rPr>
+          <w:rFonts w:ascii="標楷體" w:eastAsia="標楷體" w:hAnsi="標楷體" w:cs="標楷體" w:hint="eastAsia"/>
+          <w:sz w:val="28"/>
+          <w:szCs w:val="28"/>
+        </w:rPr>
+        <w:t>）</w:t>
+      </w:r>
+      <w:r>
+        <w:rPr>
+          <w:rFonts w:ascii="標楷體" w:eastAsia="標楷體" w:hAnsi="標楷體" w:cs="標楷體" w:hint="eastAsia"/>
+          <w:sz w:val="28"/>
+          <w:szCs w:val="28"/>
+        </w:rPr>
+        <w:t>，</w:t>
+      </w:r>
+      <w:r>
         <w:rPr>
           <w:rFonts w:ascii="標楷體" w:eastAsia="標楷體" w:hAnsi="標楷體" w:cs="標楷體"/>
           <w:sz w:val="28"/>
           <w:szCs w:val="28"/>
         </w:rPr>
-      </w:pPr>
+        <w:t>在家中排行第四，因此又被稱為</w:t>
+      </w:r>
+      <w:r>
+        <w:rPr>
+          <w:rFonts w:ascii="標楷體" w:eastAsia="標楷體" w:hAnsi="標楷體" w:cs="標楷體"/>
+          <w:sz w:val="28"/>
+          <w:szCs w:val="28"/>
+          <w:u w:val="single"/>
+        </w:rPr>
+        <w:t>錢四</w:t>
+      </w:r>
+      <w:r>
+        <w:rPr>
+          <w:rFonts w:ascii="標楷體" w:eastAsia="標楷體" w:hAnsi="標楷體" w:cs="標楷體"/>
+          <w:sz w:val="28"/>
+          <w:szCs w:val="28"/>
+        </w:rPr>
+        <w:t>。</w:t>
+      </w:r>
+      <w:r>
+        <w:rPr>
+          <w:rFonts w:ascii="標楷體" w:eastAsia="標楷體" w:hAnsi="標楷體" w:cs="標楷體"/>
+          <w:sz w:val="28"/>
+          <w:szCs w:val="28"/>
+          <w:u w:val="single"/>
+        </w:rPr>
+        <w:t>元祐</w:t>
+      </w:r>
+      <w:r>
+        <w:rPr>
+          <w:rFonts w:ascii="標楷體" w:eastAsia="標楷體" w:hAnsi="標楷體" w:cs="標楷體"/>
+          <w:sz w:val="28"/>
+          <w:szCs w:val="28"/>
+        </w:rPr>
+        <w:t>三年時，因為被指控呈報</w:t>
+      </w:r>
+      <w:r>
+        <w:rPr>
+          <w:rFonts w:ascii="標楷體" w:eastAsia="標楷體" w:hAnsi="標楷體" w:cs="標楷體"/>
+          <w:sz w:val="28"/>
+          <w:szCs w:val="28"/>
+          <w:u w:val="single"/>
+        </w:rPr>
+        <w:t>開封府</w:t>
+      </w:r>
+      <w:r>
+        <w:rPr>
+          <w:rFonts w:ascii="標楷體" w:eastAsia="標楷體" w:hAnsi="標楷體" w:cs="標楷體"/>
+          <w:sz w:val="28"/>
+          <w:szCs w:val="28"/>
+        </w:rPr>
+        <w:t>的監獄審判案件不實而遭到貶謫，調離京城擔任</w:t>
+      </w:r>
+      <w:r>
+        <w:rPr>
+          <w:rFonts w:ascii="標楷體" w:eastAsia="標楷體" w:hAnsi="標楷體" w:cs="標楷體"/>
+          <w:sz w:val="28"/>
+          <w:szCs w:val="28"/>
+          <w:u w:val="single"/>
+        </w:rPr>
+        <w:t>越州</w:t>
+      </w:r>
+      <w:r>
+        <w:rPr>
+          <w:rFonts w:ascii="標楷體" w:eastAsia="標楷體" w:hAnsi="標楷體" w:cs="標楷體"/>
+          <w:sz w:val="28"/>
+          <w:szCs w:val="28"/>
+        </w:rPr>
+        <w:t>（今</w:t>
+      </w:r>
+      <w:r>
+        <w:rPr>
+          <w:rFonts w:ascii="標楷體" w:eastAsia="標楷體" w:hAnsi="標楷體" w:cs="標楷體"/>
+          <w:sz w:val="28"/>
+          <w:szCs w:val="28"/>
+          <w:u w:val="single"/>
+        </w:rPr>
+        <w:t>浙江</w:t>
+      </w:r>
       <w:r>
         <w:rPr>
           <w:rFonts w:ascii="標楷體" w:eastAsia="標楷體" w:hAnsi="標楷體" w:cs="標楷體" w:hint="eastAsia"/>
           <w:sz w:val="28"/>
           <w:szCs w:val="28"/>
         </w:rPr>
-        <w:t>臨江仙：</w:t>
+        <w:t xml:space="preserve"> </w:t>
+      </w:r>
+      <w:r>
+        <w:rPr>
+          <w:rFonts w:ascii="標楷體" w:eastAsia="標楷體" w:hAnsi="標楷體" w:cs="標楷體"/>
+          <w:sz w:val="28"/>
+          <w:szCs w:val="28"/>
+          <w:u w:val="single"/>
+        </w:rPr>
+        <w:t>紹興</w:t>
+      </w:r>
+      <w:r>
+        <w:rPr>
+          <w:rFonts w:ascii="標楷體" w:eastAsia="標楷體" w:hAnsi="標楷體" w:cs="標楷體"/>
+          <w:sz w:val="28"/>
+          <w:szCs w:val="28"/>
+        </w:rPr>
+        <w:t>）知州。</w:t>
+      </w:r>
+      <w:r>
+        <w:rPr>
+          <w:rFonts w:ascii="標楷體" w:eastAsia="標楷體" w:hAnsi="標楷體" w:cs="標楷體"/>
+          <w:sz w:val="28"/>
+          <w:szCs w:val="28"/>
+          <w:u w:val="single"/>
+        </w:rPr>
+        <w:t>元祐</w:t>
+      </w:r>
+      <w:r>
+        <w:rPr>
+          <w:rFonts w:ascii="標楷體" w:eastAsia="標楷體" w:hAnsi="標楷體" w:cs="標楷體"/>
+          <w:sz w:val="28"/>
+          <w:szCs w:val="28"/>
+        </w:rPr>
+        <w:t>五年，他又被調往</w:t>
+      </w:r>
+      <w:r>
+        <w:rPr>
+          <w:rFonts w:ascii="標楷體" w:eastAsia="標楷體" w:hAnsi="標楷體" w:cs="標楷體"/>
+          <w:sz w:val="28"/>
+          <w:szCs w:val="28"/>
+          <w:u w:val="single"/>
+        </w:rPr>
+        <w:t>瀛洲</w:t>
+      </w:r>
+      <w:r>
+        <w:rPr>
+          <w:rFonts w:ascii="標楷體" w:eastAsia="標楷體" w:hAnsi="標楷體" w:cs="標楷體"/>
+          <w:sz w:val="28"/>
+          <w:szCs w:val="28"/>
+        </w:rPr>
+        <w:t>（今</w:t>
+      </w:r>
+      <w:r>
+        <w:rPr>
+          <w:rFonts w:ascii="標楷體" w:eastAsia="標楷體" w:hAnsi="標楷體" w:cs="標楷體"/>
+          <w:sz w:val="28"/>
+          <w:szCs w:val="28"/>
+          <w:u w:val="single"/>
+        </w:rPr>
+        <w:t>河北</w:t>
       </w:r>
       <w:r>
         <w:rPr>
           <w:rFonts w:ascii="標楷體" w:eastAsia="標楷體" w:hAnsi="標楷體" w:cs="標楷體" w:hint="eastAsia"/>
           <w:sz w:val="28"/>
           <w:szCs w:val="28"/>
+        </w:rPr>
+        <w:t xml:space="preserve"> </w:t>
+      </w:r>
+      <w:r>
+        <w:rPr>
+          <w:rFonts w:ascii="標楷體" w:eastAsia="標楷體" w:hAnsi="標楷體" w:cs="標楷體"/>
+          <w:sz w:val="28"/>
+          <w:szCs w:val="28"/>
           <w:u w:val="single"/>
         </w:rPr>
-        <w:t>唐</w:t>
+        <w:t>河間</w:t>
+      </w:r>
+      <w:r>
+        <w:rPr>
+          <w:rFonts w:ascii="標楷體" w:eastAsia="標楷體" w:hAnsi="標楷體" w:cs="標楷體"/>
+          <w:sz w:val="28"/>
+          <w:szCs w:val="28"/>
+        </w:rPr>
+        <w:t>）擔任知州。</w:t>
+      </w:r>
+      <w:r>
+        <w:rPr>
+          <w:rFonts w:ascii="標楷體" w:eastAsia="標楷體" w:hAnsi="標楷體" w:cs="標楷體"/>
+          <w:sz w:val="28"/>
+          <w:szCs w:val="28"/>
+          <w:u w:val="single"/>
+        </w:rPr>
+        <w:t>元祐</w:t>
+      </w:r>
+      <w:r>
+        <w:rPr>
+          <w:rFonts w:ascii="標楷體" w:eastAsia="標楷體" w:hAnsi="標楷體" w:cs="標楷體"/>
+          <w:sz w:val="28"/>
+          <w:szCs w:val="28"/>
+        </w:rPr>
+        <w:t>六年春天，</w:t>
+      </w:r>
+      <w:r>
+        <w:rPr>
+          <w:rFonts w:ascii="標楷體" w:eastAsia="標楷體" w:hAnsi="標楷體" w:cs="標楷體"/>
+          <w:sz w:val="28"/>
+          <w:szCs w:val="28"/>
+          <w:u w:val="single"/>
+        </w:rPr>
+        <w:t>錢穆父</w:t>
+      </w:r>
+      <w:r>
+        <w:rPr>
+          <w:rFonts w:ascii="標楷體" w:eastAsia="標楷體" w:hAnsi="標楷體" w:cs="標楷體"/>
+          <w:sz w:val="28"/>
+          <w:szCs w:val="28"/>
+        </w:rPr>
+        <w:t>在前往</w:t>
+      </w:r>
+      <w:r>
+        <w:rPr>
+          <w:rFonts w:ascii="標楷體" w:eastAsia="標楷體" w:hAnsi="標楷體" w:cs="標楷體"/>
+          <w:sz w:val="28"/>
+          <w:szCs w:val="28"/>
+          <w:u w:val="single"/>
+        </w:rPr>
+        <w:t>瀛洲</w:t>
+      </w:r>
+      <w:r>
+        <w:rPr>
+          <w:rFonts w:ascii="標楷體" w:eastAsia="標楷體" w:hAnsi="標楷體" w:cs="標楷體"/>
+          <w:sz w:val="28"/>
+          <w:szCs w:val="28"/>
+        </w:rPr>
+        <w:t>上任的途中經過</w:t>
+      </w:r>
+      <w:r>
+        <w:rPr>
+          <w:rFonts w:ascii="標楷體" w:eastAsia="標楷體" w:hAnsi="標楷體" w:cs="標楷體"/>
+          <w:sz w:val="28"/>
+          <w:szCs w:val="28"/>
+          <w:u w:val="single"/>
+        </w:rPr>
+        <w:t>杭州</w:t>
+      </w:r>
+      <w:r>
+        <w:rPr>
+          <w:rFonts w:ascii="標楷體" w:eastAsia="標楷體" w:hAnsi="標楷體" w:cs="標楷體"/>
+          <w:sz w:val="28"/>
+          <w:szCs w:val="28"/>
+        </w:rPr>
+        <w:t>，</w:t>
+      </w:r>
+      <w:r>
+        <w:rPr>
+          <w:rFonts w:ascii="標楷體" w:eastAsia="標楷體" w:hAnsi="標楷體" w:cs="標楷體"/>
+          <w:sz w:val="28"/>
+          <w:szCs w:val="28"/>
+          <w:u w:val="single"/>
+        </w:rPr>
+        <w:t>蘇軾</w:t>
+      </w:r>
+      <w:r>
+        <w:rPr>
+          <w:rFonts w:ascii="標楷體" w:eastAsia="標楷體" w:hAnsi="標楷體" w:cs="標楷體"/>
+          <w:sz w:val="28"/>
+          <w:szCs w:val="28"/>
+        </w:rPr>
+        <w:t>便寫下了這首詞來為他送行</w:t>
       </w:r>
       <w:r>
         <w:rPr>
@@ -205,7 +509,7 @@
           <w:sz w:val="28"/>
           <w:szCs w:val="28"/>
         </w:rPr>
-        <w:t>教坊曲，用作詞調。此詞雙調六十字，平韻格。</w:t>
+        <w:t>。</w:t>
       </w:r>
     </w:p>
     <w:p>
@@ -216,7 +520,8 @@
           <w:numId w:val="16"/>
         </w:numPr>
         <w:spacing w:line="460" w:lineRule="exact"/>
-        <w:ind w:leftChars="0"/>
+        <w:ind w:leftChars="0" w:left="284" w:hanging="284"/>
+        <w:jc w:val="both"/>
         <w:rPr>
           <w:rFonts w:ascii="標楷體" w:eastAsia="標楷體" w:hAnsi="標楷體" w:cs="標楷體"/>
           <w:sz w:val="28"/>
@@ -229,384 +534,32 @@
           <w:sz w:val="28"/>
           <w:szCs w:val="28"/>
         </w:rPr>
-        <w:t>錢穆</w:t>
-      </w:r>
-      <w:r>
-        <w:rPr>
-          <w:rFonts w:ascii="標楷體" w:eastAsia="標楷體" w:hAnsi="標楷體" w:cs="標楷體" w:hint="eastAsia"/>
-          <w:sz w:val="28"/>
-          <w:szCs w:val="28"/>
-        </w:rPr>
-        <w:t>父</w:t>
-      </w:r>
-      <w:r>
-        <w:rPr>
-          <w:rFonts w:ascii="標楷體" w:eastAsia="標楷體" w:hAnsi="標楷體" w:cs="標楷體" w:hint="eastAsia"/>
-          <w:sz w:val="28"/>
-          <w:szCs w:val="28"/>
-        </w:rPr>
-        <w:t>：名勰</w:t>
-      </w:r>
-      <w:r>
-        <w:rPr>
-          <w:rFonts w:ascii="標楷體" w:eastAsia="標楷體" w:hAnsi="標楷體" w:cs="標楷體" w:hint="eastAsia"/>
-          <w:sz w:val="28"/>
-          <w:szCs w:val="28"/>
-        </w:rPr>
-        <w:t>（</w:t>
-      </w:r>
-      <w:r>
-        <w:rPr>
-          <w:rFonts w:ascii="標楷體" w:eastAsia="標楷體" w:hAnsi="標楷體" w:cs="標楷體" w:hint="eastAsia"/>
-          <w:color w:val="FF0000"/>
-          <w:sz w:val="16"/>
-          <w:szCs w:val="16"/>
-        </w:rPr>
-        <w:t>ㄒㄧㄝˊ</w:t>
-      </w:r>
-      <w:r>
-        <w:rPr>
-          <w:rFonts w:ascii="標楷體" w:eastAsia="標楷體" w:hAnsi="標楷體" w:cs="標楷體" w:hint="eastAsia"/>
-          <w:sz w:val="28"/>
-          <w:szCs w:val="28"/>
-        </w:rPr>
-        <w:t>）</w:t>
-      </w:r>
-      <w:r>
-        <w:rPr>
-          <w:rFonts w:ascii="標楷體" w:eastAsia="標楷體" w:hAnsi="標楷體" w:cs="標楷體" w:hint="eastAsia"/>
-          <w:sz w:val="28"/>
-          <w:szCs w:val="28"/>
-        </w:rPr>
-        <w:t>，又稱</w:t>
-      </w:r>
-      <w:r>
-        <w:rPr>
-          <w:rFonts w:ascii="標楷體" w:eastAsia="標楷體" w:hAnsi="標楷體" w:cs="標楷體" w:hint="eastAsia"/>
+        <w:t>都門：</w:t>
+      </w:r>
+      <w:r>
+        <w:rPr>
+          <w:rFonts w:ascii="標楷體" w:eastAsia="標楷體" w:hAnsi="標楷體" w:cs="標楷體"/>
+          <w:sz w:val="28"/>
+          <w:szCs w:val="28"/>
+        </w:rPr>
+        <w:t>京城的城門，這裡指北宋的首都東京</w:t>
+      </w:r>
+      <w:r>
+        <w:rPr>
+          <w:rFonts w:ascii="標楷體" w:eastAsia="標楷體" w:hAnsi="標楷體" w:cs="標楷體"/>
           <w:sz w:val="28"/>
           <w:szCs w:val="28"/>
           <w:u w:val="single"/>
         </w:rPr>
-        <w:t>錢四</w:t>
-      </w:r>
-      <w:r>
-        <w:rPr>
-          <w:rFonts w:ascii="標楷體" w:eastAsia="標楷體" w:hAnsi="標楷體" w:cs="標楷體" w:hint="eastAsia"/>
+        <w:t>開封</w:t>
+      </w:r>
+      <w:r>
+        <w:rPr>
+          <w:rFonts w:ascii="標楷體" w:eastAsia="標楷體" w:hAnsi="標楷體" w:cs="標楷體"/>
           <w:sz w:val="28"/>
           <w:szCs w:val="28"/>
         </w:rPr>
         <w:t>。</w:t>
-      </w:r>
-      <w:r>
-        <w:rPr>
-          <w:rFonts w:ascii="標楷體" w:eastAsia="標楷體" w:hAnsi="標楷體" w:cs="標楷體" w:hint="eastAsia"/>
-          <w:sz w:val="28"/>
-          <w:szCs w:val="28"/>
-          <w:u w:val="single"/>
-        </w:rPr>
-        <w:t>元佑</w:t>
-      </w:r>
-      <w:r>
-        <w:rPr>
-          <w:rFonts w:ascii="標楷體" w:eastAsia="標楷體" w:hAnsi="標楷體" w:cs="標楷體" w:hint="eastAsia"/>
-          <w:sz w:val="28"/>
-          <w:szCs w:val="28"/>
-        </w:rPr>
-        <w:t>三年，因坐奏</w:t>
-      </w:r>
-      <w:r>
-        <w:rPr>
-          <w:rFonts w:ascii="標楷體" w:eastAsia="標楷體" w:hAnsi="標楷體" w:cs="標楷體" w:hint="eastAsia"/>
-          <w:sz w:val="28"/>
-          <w:szCs w:val="28"/>
-          <w:u w:val="single"/>
-        </w:rPr>
-        <w:t>開封府</w:t>
-      </w:r>
-      <w:r>
-        <w:rPr>
-          <w:rFonts w:ascii="標楷體" w:eastAsia="標楷體" w:hAnsi="標楷體" w:cs="標楷體" w:hint="eastAsia"/>
-          <w:sz w:val="28"/>
-          <w:szCs w:val="28"/>
-        </w:rPr>
-        <w:t>獄空不實，出知</w:t>
-      </w:r>
-      <w:r>
-        <w:rPr>
-          <w:rFonts w:ascii="標楷體" w:eastAsia="標楷體" w:hAnsi="標楷體" w:cs="標楷體" w:hint="eastAsia"/>
-          <w:sz w:val="28"/>
-          <w:szCs w:val="28"/>
-          <w:u w:val="single"/>
-        </w:rPr>
-        <w:t>越州</w:t>
-      </w:r>
-      <w:r>
-        <w:rPr>
-          <w:rFonts w:ascii="標楷體" w:eastAsia="標楷體" w:hAnsi="標楷體" w:cs="標楷體" w:hint="eastAsia"/>
-          <w:sz w:val="28"/>
-          <w:szCs w:val="28"/>
-        </w:rPr>
-        <w:t>（今</w:t>
-      </w:r>
-      <w:r>
-        <w:rPr>
-          <w:rFonts w:ascii="標楷體" w:eastAsia="標楷體" w:hAnsi="標楷體" w:cs="標楷體" w:hint="eastAsia"/>
-          <w:sz w:val="28"/>
-          <w:szCs w:val="28"/>
-          <w:u w:val="single"/>
-        </w:rPr>
-        <w:t>浙江</w:t>
-      </w:r>
-      <w:r>
-        <w:rPr>
-          <w:rFonts w:ascii="標楷體" w:eastAsia="標楷體" w:hAnsi="標楷體" w:cs="標楷體" w:hint="eastAsia"/>
-          <w:sz w:val="28"/>
-          <w:szCs w:val="28"/>
-        </w:rPr>
-        <w:t xml:space="preserve"> </w:t>
-      </w:r>
-      <w:r>
-        <w:rPr>
-          <w:rFonts w:ascii="標楷體" w:eastAsia="標楷體" w:hAnsi="標楷體" w:cs="標楷體" w:hint="eastAsia"/>
-          <w:sz w:val="28"/>
-          <w:szCs w:val="28"/>
-          <w:u w:val="single"/>
-        </w:rPr>
-        <w:t>紹興</w:t>
-      </w:r>
-      <w:r>
-        <w:rPr>
-          <w:rFonts w:ascii="標楷體" w:eastAsia="標楷體" w:hAnsi="標楷體" w:cs="標楷體" w:hint="eastAsia"/>
-          <w:sz w:val="28"/>
-          <w:szCs w:val="28"/>
-        </w:rPr>
-        <w:t>）。</w:t>
-      </w:r>
-      <w:r>
-        <w:rPr>
-          <w:rFonts w:ascii="標楷體" w:eastAsia="標楷體" w:hAnsi="標楷體" w:cs="標楷體" w:hint="eastAsia"/>
-          <w:sz w:val="28"/>
-          <w:szCs w:val="28"/>
-          <w:u w:val="single"/>
-        </w:rPr>
-        <w:t>元佑</w:t>
-      </w:r>
-      <w:r>
-        <w:rPr>
-          <w:rFonts w:ascii="標楷體" w:eastAsia="標楷體" w:hAnsi="標楷體" w:cs="標楷體" w:hint="eastAsia"/>
-          <w:sz w:val="28"/>
-          <w:szCs w:val="28"/>
-        </w:rPr>
-        <w:t>五年，又徙知</w:t>
-      </w:r>
-      <w:r>
-        <w:rPr>
-          <w:rFonts w:ascii="標楷體" w:eastAsia="標楷體" w:hAnsi="標楷體" w:cs="標楷體" w:hint="eastAsia"/>
-          <w:sz w:val="28"/>
-          <w:szCs w:val="28"/>
-          <w:u w:val="single"/>
-        </w:rPr>
-        <w:t>瀛洲</w:t>
-      </w:r>
-      <w:r>
-        <w:rPr>
-          <w:rFonts w:ascii="標楷體" w:eastAsia="標楷體" w:hAnsi="標楷體" w:cs="標楷體" w:hint="eastAsia"/>
-          <w:sz w:val="28"/>
-          <w:szCs w:val="28"/>
-        </w:rPr>
-        <w:t>（治所在今</w:t>
-      </w:r>
-      <w:r>
-        <w:rPr>
-          <w:rFonts w:ascii="標楷體" w:eastAsia="標楷體" w:hAnsi="標楷體" w:cs="標楷體" w:hint="eastAsia"/>
-          <w:sz w:val="28"/>
-          <w:szCs w:val="28"/>
-          <w:u w:val="single"/>
-        </w:rPr>
-        <w:t>河北</w:t>
-      </w:r>
-      <w:r>
-        <w:rPr>
-          <w:rFonts w:ascii="標楷體" w:eastAsia="標楷體" w:hAnsi="標楷體" w:cs="標楷體" w:hint="eastAsia"/>
-          <w:sz w:val="28"/>
-          <w:szCs w:val="28"/>
-        </w:rPr>
-        <w:t xml:space="preserve"> </w:t>
-      </w:r>
-      <w:r>
-        <w:rPr>
-          <w:rFonts w:ascii="標楷體" w:eastAsia="標楷體" w:hAnsi="標楷體" w:cs="標楷體" w:hint="eastAsia"/>
-          <w:sz w:val="28"/>
-          <w:szCs w:val="28"/>
-          <w:u w:val="single"/>
-        </w:rPr>
-        <w:t>河間</w:t>
-      </w:r>
-      <w:r>
-        <w:rPr>
-          <w:rFonts w:ascii="標楷體" w:eastAsia="標楷體" w:hAnsi="標楷體" w:cs="標楷體" w:hint="eastAsia"/>
-          <w:sz w:val="28"/>
-          <w:szCs w:val="28"/>
-        </w:rPr>
-        <w:t>）。</w:t>
-      </w:r>
-      <w:r>
-        <w:rPr>
-          <w:rFonts w:ascii="標楷體" w:eastAsia="標楷體" w:hAnsi="標楷體" w:cs="標楷體" w:hint="eastAsia"/>
-          <w:sz w:val="28"/>
-          <w:szCs w:val="28"/>
-          <w:u w:val="single"/>
-        </w:rPr>
-        <w:t>元佑</w:t>
-      </w:r>
-      <w:r>
-        <w:rPr>
-          <w:rFonts w:ascii="標楷體" w:eastAsia="標楷體" w:hAnsi="標楷體" w:cs="標楷體" w:hint="eastAsia"/>
-          <w:sz w:val="28"/>
-          <w:szCs w:val="28"/>
-        </w:rPr>
-        <w:t>六年春，</w:t>
-      </w:r>
-      <w:r>
-        <w:rPr>
-          <w:rFonts w:ascii="標楷體" w:eastAsia="標楷體" w:hAnsi="標楷體" w:cs="標楷體" w:hint="eastAsia"/>
-          <w:sz w:val="28"/>
-          <w:szCs w:val="28"/>
-          <w:u w:val="single"/>
-        </w:rPr>
-        <w:t>錢穆父</w:t>
-      </w:r>
-      <w:r>
-        <w:rPr>
-          <w:rFonts w:ascii="標楷體" w:eastAsia="標楷體" w:hAnsi="標楷體" w:cs="標楷體" w:hint="eastAsia"/>
-          <w:sz w:val="28"/>
-          <w:szCs w:val="28"/>
-        </w:rPr>
-        <w:t>赴任途中經過</w:t>
-      </w:r>
-      <w:r>
-        <w:rPr>
-          <w:rFonts w:ascii="標楷體" w:eastAsia="標楷體" w:hAnsi="標楷體" w:cs="標楷體" w:hint="eastAsia"/>
-          <w:sz w:val="28"/>
-          <w:szCs w:val="28"/>
-          <w:u w:val="single"/>
-        </w:rPr>
-        <w:t>杭州</w:t>
-      </w:r>
-      <w:r>
-        <w:rPr>
-          <w:rFonts w:ascii="標楷體" w:eastAsia="標楷體" w:hAnsi="標楷體" w:cs="標楷體" w:hint="eastAsia"/>
-          <w:sz w:val="28"/>
-          <w:szCs w:val="28"/>
-        </w:rPr>
-        <w:t>，</w:t>
-      </w:r>
-      <w:r>
-        <w:rPr>
-          <w:rFonts w:ascii="標楷體" w:eastAsia="標楷體" w:hAnsi="標楷體" w:cs="標楷體" w:hint="eastAsia"/>
-          <w:sz w:val="28"/>
-          <w:szCs w:val="28"/>
-          <w:u w:val="single"/>
-        </w:rPr>
-        <w:t>蘇軾</w:t>
-      </w:r>
-      <w:r>
-        <w:rPr>
-          <w:rFonts w:ascii="標楷體" w:eastAsia="標楷體" w:hAnsi="標楷體" w:cs="標楷體" w:hint="eastAsia"/>
-          <w:sz w:val="28"/>
-          <w:szCs w:val="28"/>
-        </w:rPr>
-        <w:t>作此詞以送。</w:t>
-      </w:r>
-    </w:p>
-    <w:p>
-      <w:pPr>
-        <w:pStyle w:val="a6"/>
-        <w:numPr>
-          <w:ilvl w:val="0"/>
-          <w:numId w:val="29"/>
-        </w:numPr>
-        <w:spacing w:line="460" w:lineRule="exact"/>
-        <w:ind w:leftChars="0"/>
-        <w:rPr>
-          <w:rFonts w:ascii="標楷體" w:eastAsia="標楷體" w:hAnsi="標楷體" w:cs="標楷體" w:hint="eastAsia"/>
-          <w:sz w:val="28"/>
-          <w:szCs w:val="28"/>
-        </w:rPr>
-      </w:pPr>
-      <w:r>
-        <w:rPr>
-          <w:rFonts w:ascii="標楷體" w:eastAsia="標楷體" w:hAnsi="標楷體" w:cs="標楷體" w:hint="eastAsia"/>
-          <w:sz w:val="28"/>
-          <w:szCs w:val="28"/>
-        </w:rPr>
-        <w:t>因坐奏</w:t>
-      </w:r>
-      <w:r>
-        <w:rPr>
-          <w:rFonts w:ascii="標楷體" w:eastAsia="標楷體" w:hAnsi="標楷體" w:cs="標楷體" w:hint="eastAsia"/>
-          <w:sz w:val="28"/>
-          <w:szCs w:val="28"/>
-          <w:u w:val="single"/>
-        </w:rPr>
-        <w:t>開封府</w:t>
-      </w:r>
-      <w:r>
-        <w:rPr>
-          <w:rFonts w:ascii="標楷體" w:eastAsia="標楷體" w:hAnsi="標楷體" w:cs="標楷體" w:hint="eastAsia"/>
-          <w:sz w:val="28"/>
-          <w:szCs w:val="28"/>
-        </w:rPr>
-        <w:t>獄空不實</w:t>
-      </w:r>
-      <w:r>
-        <w:rPr>
-          <w:rFonts w:ascii="標楷體" w:eastAsia="標楷體" w:hAnsi="標楷體" w:cs="標楷體" w:hint="eastAsia"/>
-          <w:sz w:val="28"/>
-          <w:szCs w:val="28"/>
-        </w:rPr>
-        <w:t>：</w:t>
-      </w:r>
-      <w:r>
-        <w:rPr>
-          <w:rFonts w:ascii="標楷體" w:eastAsia="標楷體" w:hAnsi="標楷體" w:cs="標楷體" w:hint="eastAsia"/>
-          <w:sz w:val="28"/>
-          <w:szCs w:val="28"/>
-        </w:rPr>
-        <w:t>因為上奏</w:t>
-      </w:r>
-      <w:r>
-        <w:rPr>
-          <w:rFonts w:ascii="標楷體" w:eastAsia="標楷體" w:hAnsi="標楷體" w:cs="標楷體" w:hint="eastAsia"/>
-          <w:sz w:val="28"/>
-          <w:szCs w:val="28"/>
-          <w:u w:val="single"/>
-        </w:rPr>
-        <w:t>開封府</w:t>
-      </w:r>
-      <w:r>
-        <w:rPr>
-          <w:rFonts w:ascii="標楷體" w:eastAsia="標楷體" w:hAnsi="標楷體" w:cs="標楷體" w:hint="eastAsia"/>
-          <w:sz w:val="28"/>
-          <w:szCs w:val="28"/>
-        </w:rPr>
-        <w:t>的監獄空了，但實際上並不是如此，所以被貶官。</w:t>
-      </w:r>
-      <w:r>
-        <w:rPr>
-          <w:rFonts w:ascii="標楷體" w:eastAsia="標楷體" w:hAnsi="標楷體" w:cs="標楷體" w:hint="eastAsia"/>
-          <w:sz w:val="28"/>
-          <w:szCs w:val="28"/>
-        </w:rPr>
-        <w:t>坐，</w:t>
-      </w:r>
-      <w:r>
-        <w:rPr>
-          <w:rFonts w:ascii="標楷體" w:eastAsia="標楷體" w:hAnsi="標楷體" w:cs="標楷體" w:hint="eastAsia"/>
-          <w:sz w:val="28"/>
-          <w:szCs w:val="28"/>
-        </w:rPr>
-        <w:t>判決、定罪。</w:t>
       </w:r>
     </w:p>
     <w:p>
@@ -617,7 +570,8 @@
           <w:numId w:val="16"/>
         </w:numPr>
         <w:spacing w:line="460" w:lineRule="exact"/>
-        <w:ind w:leftChars="0"/>
+        <w:ind w:leftChars="0" w:left="284" w:hanging="284"/>
+        <w:jc w:val="both"/>
         <w:rPr>
           <w:rFonts w:ascii="標楷體" w:eastAsia="標楷體" w:hAnsi="標楷體" w:cs="標楷體"/>
           <w:sz w:val="28"/>
@@ -630,7 +584,15 @@
           <w:sz w:val="28"/>
           <w:szCs w:val="28"/>
         </w:rPr>
-        <w:t>都門：是指都城的城門。</w:t>
+        <w:t>改火：</w:t>
+      </w:r>
+      <w:r>
+        <w:rPr>
+          <w:rFonts w:ascii="標楷體" w:eastAsia="標楷體" w:hAnsi="標楷體" w:cs="標楷體"/>
+          <w:sz w:val="28"/>
+          <w:szCs w:val="28"/>
+        </w:rPr>
+        <w:t>古代鑽木取火，因季節不同而換用不同的木材。古代以鑽取不同的木頭來生火稱作「改火」，一年換一次火即代表一年過去，「三改火」指經過了三年。</w:t>
       </w:r>
     </w:p>
     <w:p>
@@ -641,7 +603,8 @@
           <w:numId w:val="16"/>
         </w:numPr>
         <w:spacing w:line="460" w:lineRule="exact"/>
-        <w:ind w:leftChars="0"/>
+        <w:ind w:leftChars="0" w:left="284" w:hanging="284"/>
+        <w:jc w:val="both"/>
         <w:rPr>
           <w:rFonts w:ascii="標楷體" w:eastAsia="標楷體" w:hAnsi="標楷體" w:cs="標楷體"/>
           <w:sz w:val="28"/>
@@ -654,39 +617,15 @@
           <w:sz w:val="28"/>
           <w:szCs w:val="28"/>
         </w:rPr>
-        <w:t>改火：古代鑽木取火，四季換用不同木材，稱為</w:t>
-      </w:r>
-      <w:r>
-        <w:rPr>
-          <w:rFonts w:ascii="標楷體" w:eastAsia="標楷體" w:hAnsi="標楷體" w:cs="標楷體" w:hint="eastAsia"/>
-          <w:sz w:val="28"/>
-          <w:szCs w:val="28"/>
-        </w:rPr>
-        <w:t>「</w:t>
-      </w:r>
-      <w:r>
-        <w:rPr>
-          <w:rFonts w:ascii="標楷體" w:eastAsia="標楷體" w:hAnsi="標楷體" w:cs="標楷體" w:hint="eastAsia"/>
-          <w:sz w:val="28"/>
-          <w:szCs w:val="28"/>
-        </w:rPr>
-        <w:t>改火</w:t>
-      </w:r>
-      <w:r>
-        <w:rPr>
-          <w:rFonts w:ascii="標楷體" w:eastAsia="標楷體" w:hAnsi="標楷體" w:cs="標楷體" w:hint="eastAsia"/>
-          <w:sz w:val="28"/>
-          <w:szCs w:val="28"/>
-        </w:rPr>
-        <w:t>」</w:t>
-      </w:r>
-      <w:r>
-        <w:rPr>
-          <w:rFonts w:ascii="標楷體" w:eastAsia="標楷體" w:hAnsi="標楷體" w:cs="標楷體" w:hint="eastAsia"/>
-          <w:sz w:val="28"/>
-          <w:szCs w:val="28"/>
-        </w:rPr>
-        <w:t>，這裡指年度的更替。</w:t>
+        <w:t>春溫：</w:t>
+      </w:r>
+      <w:r>
+        <w:rPr>
+          <w:rFonts w:ascii="標楷體" w:eastAsia="標楷體" w:hAnsi="標楷體" w:cs="標楷體"/>
+          <w:sz w:val="28"/>
+          <w:szCs w:val="28"/>
+        </w:rPr>
+        <w:t>如春風般的溫暖。這裡形容友人重逢時的笑容和煦親切，給人溫暖的感受。</w:t>
       </w:r>
     </w:p>
     <w:p>
@@ -697,20 +636,45 @@
           <w:numId w:val="16"/>
         </w:numPr>
         <w:spacing w:line="460" w:lineRule="exact"/>
-        <w:ind w:leftChars="0"/>
+        <w:ind w:leftChars="0" w:left="284" w:hanging="284"/>
+        <w:jc w:val="both"/>
+        <w:rPr>
+          <w:rFonts w:ascii="標楷體" w:eastAsia="標楷體" w:hAnsi="標楷體" w:cs="標楷體" w:hint="eastAsia"/>
+          <w:sz w:val="28"/>
+          <w:szCs w:val="28"/>
+        </w:rPr>
+      </w:pPr>
+      <w:r>
+        <w:rPr>
+          <w:rFonts w:ascii="標楷體" w:eastAsia="標楷體" w:hAnsi="標楷體" w:cs="標楷體" w:hint="eastAsia"/>
+          <w:sz w:val="28"/>
+          <w:szCs w:val="28"/>
+        </w:rPr>
+        <w:t>古井：</w:t>
+      </w:r>
+      <w:r>
         <w:rPr>
           <w:rFonts w:ascii="標楷體" w:eastAsia="標楷體" w:hAnsi="標楷體" w:cs="標楷體"/>
           <w:sz w:val="28"/>
           <w:szCs w:val="28"/>
         </w:rPr>
-      </w:pPr>
+        <w:t>枯乾的老井。</w:t>
+      </w:r>
       <w:r>
         <w:rPr>
           <w:rFonts w:ascii="標楷體" w:eastAsia="標楷體" w:hAnsi="標楷體" w:cs="標楷體" w:hint="eastAsia"/>
           <w:sz w:val="28"/>
           <w:szCs w:val="28"/>
         </w:rPr>
-        <w:t>春溫：是指春天的溫暖。</w:t>
+        <w:t>指</w:t>
+      </w:r>
+      <w:r>
+        <w:rPr>
+          <w:rFonts w:ascii="標楷體" w:eastAsia="標楷體" w:hAnsi="標楷體" w:cs="標楷體"/>
+          <w:sz w:val="28"/>
+          <w:szCs w:val="28"/>
+        </w:rPr>
+        <w:t>內心平靜如水，不受外界名利或外物所動、寵辱不驚的定力。</w:t>
       </w:r>
     </w:p>
     <w:p>
@@ -721,44 +685,62 @@
           <w:numId w:val="16"/>
         </w:numPr>
         <w:spacing w:line="460" w:lineRule="exact"/>
-        <w:ind w:leftChars="0"/>
+        <w:ind w:leftChars="0" w:left="284" w:hanging="284"/>
+        <w:jc w:val="both"/>
+        <w:rPr>
+          <w:rFonts w:ascii="標楷體" w:eastAsia="標楷體" w:hAnsi="標楷體" w:cs="標楷體" w:hint="eastAsia"/>
+          <w:sz w:val="28"/>
+          <w:szCs w:val="28"/>
+        </w:rPr>
+      </w:pPr>
+      <w:r>
+        <w:rPr>
+          <w:rFonts w:ascii="標楷體" w:eastAsia="標楷體" w:hAnsi="標楷體" w:cs="標楷體" w:hint="eastAsia"/>
+          <w:sz w:val="28"/>
+          <w:szCs w:val="28"/>
+        </w:rPr>
+        <w:t>筠</w:t>
+      </w:r>
+      <w:r>
+        <w:rPr>
+          <w:rFonts w:ascii="標楷體" w:eastAsia="標楷體" w:hAnsi="標楷體" w:cs="標楷體" w:hint="eastAsia"/>
+          <w:sz w:val="28"/>
+          <w:szCs w:val="28"/>
+        </w:rPr>
+        <w:t>(</w:t>
+      </w:r>
+      <w:r>
+        <w:rPr>
+          <w:rFonts w:ascii="標楷體" w:eastAsia="標楷體" w:hAnsi="標楷體" w:cs="標楷體" w:hint="eastAsia"/>
+          <w:color w:val="FF0000"/>
+          <w:sz w:val="16"/>
+          <w:szCs w:val="16"/>
+        </w:rPr>
+        <w:t>ㄩㄣˊ</w:t>
+      </w:r>
+      <w:r>
+        <w:rPr>
+          <w:rFonts w:ascii="標楷體" w:eastAsia="標楷體" w:hAnsi="標楷體" w:cs="標楷體" w:hint="eastAsia"/>
+          <w:sz w:val="28"/>
+          <w:szCs w:val="28"/>
+        </w:rPr>
+        <w:t>)</w:t>
+      </w:r>
+      <w:r>
+        <w:rPr>
+          <w:rFonts w:ascii="標楷體" w:eastAsia="標楷體" w:hAnsi="標楷體" w:cs="標楷體" w:hint="eastAsia"/>
+          <w:sz w:val="28"/>
+          <w:szCs w:val="28"/>
+        </w:rPr>
+        <w:t>：</w:t>
+      </w:r>
+      <w:r>
         <w:rPr>
           <w:rFonts w:ascii="標楷體" w:eastAsia="標楷體" w:hAnsi="標楷體" w:cs="標楷體"/>
           <w:sz w:val="28"/>
           <w:szCs w:val="28"/>
         </w:rPr>
-      </w:pPr>
-      <w:r>
-        <w:rPr>
-          <w:rFonts w:ascii="標楷體" w:eastAsia="標楷體" w:hAnsi="標楷體" w:cs="標楷體" w:hint="eastAsia"/>
-          <w:sz w:val="28"/>
-          <w:szCs w:val="28"/>
-        </w:rPr>
-        <w:t>古井：比喻內心恬靜，情感不為外界事物所動。</w:t>
-      </w:r>
-    </w:p>
-    <w:p>
-      <w:pPr>
-        <w:pStyle w:val="a6"/>
-        <w:numPr>
-          <w:ilvl w:val="0"/>
-          <w:numId w:val="29"/>
-        </w:numPr>
-        <w:spacing w:line="460" w:lineRule="exact"/>
-        <w:ind w:leftChars="0"/>
-        <w:rPr>
-          <w:rFonts w:ascii="標楷體" w:eastAsia="標楷體" w:hAnsi="標楷體" w:cs="標楷體" w:hint="eastAsia"/>
-          <w:sz w:val="28"/>
-          <w:szCs w:val="28"/>
-        </w:rPr>
-      </w:pPr>
-      <w:r>
-        <w:rPr>
-          <w:rFonts w:ascii="標楷體" w:eastAsia="標楷體" w:hAnsi="標楷體" w:cs="標楷體" w:hint="eastAsia"/>
-          <w:sz w:val="28"/>
-          <w:szCs w:val="28"/>
-        </w:rPr>
-        <w:t>淡泊安靜。【例】他過慣了恬靜的生活，不喜歡都市忙亂的步調。</w:t>
+        <w:t>竹子的代稱。這裡指秋天的翠竹，用來比喻堅貞不屈的高尚節操。</w:t>
       </w:r>
     </w:p>
     <w:p>
@@ -769,7 +751,8 @@
           <w:numId w:val="16"/>
         </w:numPr>
         <w:spacing w:line="460" w:lineRule="exact"/>
-        <w:ind w:leftChars="0"/>
+        <w:ind w:leftChars="0" w:left="284" w:hanging="284"/>
+        <w:jc w:val="both"/>
         <w:rPr>
           <w:rFonts w:ascii="標楷體" w:eastAsia="標楷體" w:hAnsi="標楷體" w:cs="標楷體"/>
           <w:sz w:val="28"/>
@@ -782,140 +765,15 @@
           <w:sz w:val="28"/>
           <w:szCs w:val="28"/>
         </w:rPr>
-        <w:t>筠</w:t>
-      </w:r>
-      <w:r>
-        <w:rPr>
-          <w:rFonts w:ascii="標楷體" w:eastAsia="標楷體" w:hAnsi="標楷體" w:cs="標楷體" w:hint="eastAsia"/>
-          <w:sz w:val="28"/>
-          <w:szCs w:val="28"/>
-        </w:rPr>
-        <w:t>(</w:t>
-      </w:r>
-      <w:r>
-        <w:rPr>
-          <w:rFonts w:ascii="標楷體" w:eastAsia="標楷體" w:hAnsi="標楷體" w:cs="標楷體" w:hint="eastAsia"/>
-          <w:color w:val="FF0000"/>
-          <w:sz w:val="16"/>
-          <w:szCs w:val="16"/>
-        </w:rPr>
-        <w:t>ㄩㄣˊ</w:t>
-      </w:r>
-      <w:r>
-        <w:rPr>
-          <w:rFonts w:ascii="標楷體" w:eastAsia="標楷體" w:hAnsi="標楷體" w:cs="標楷體" w:hint="eastAsia"/>
-          <w:sz w:val="28"/>
-          <w:szCs w:val="28"/>
-        </w:rPr>
-        <w:t>)</w:t>
-      </w:r>
-    </w:p>
-    <w:p>
-      <w:pPr>
-        <w:pStyle w:val="a6"/>
-        <w:numPr>
-          <w:ilvl w:val="0"/>
-          <w:numId w:val="27"/>
-        </w:numPr>
-        <w:spacing w:line="460" w:lineRule="exact"/>
-        <w:ind w:leftChars="0"/>
+        <w:t>翠眉：</w:t>
+      </w:r>
+      <w:r>
         <w:rPr>
           <w:rFonts w:ascii="標楷體" w:eastAsia="標楷體" w:hAnsi="標楷體" w:cs="標楷體"/>
           <w:sz w:val="28"/>
           <w:szCs w:val="28"/>
         </w:rPr>
-      </w:pPr>
-      <w:r>
-        <w:rPr>
-          <w:rFonts w:ascii="標楷體" w:eastAsia="標楷體" w:hAnsi="標楷體" w:cs="標楷體" w:hint="eastAsia"/>
-          <w:sz w:val="28"/>
-          <w:szCs w:val="28"/>
-        </w:rPr>
-        <w:t>竹子的別稱。【例】翠筠、松筠</w:t>
-      </w:r>
-    </w:p>
-    <w:p>
-      <w:pPr>
-        <w:pStyle w:val="a6"/>
-        <w:numPr>
-          <w:ilvl w:val="0"/>
-          <w:numId w:val="27"/>
-        </w:numPr>
-        <w:spacing w:line="460" w:lineRule="exact"/>
-        <w:ind w:leftChars="0"/>
-        <w:rPr>
-          <w:rFonts w:ascii="標楷體" w:eastAsia="標楷體" w:hAnsi="標楷體" w:cs="標楷體"/>
-          <w:sz w:val="28"/>
-          <w:szCs w:val="28"/>
-        </w:rPr>
-      </w:pPr>
-      <w:r>
-        <w:rPr>
-          <w:rFonts w:ascii="標楷體" w:eastAsia="標楷體" w:hAnsi="標楷體" w:cs="標楷體" w:hint="eastAsia"/>
-          <w:sz w:val="28"/>
-          <w:szCs w:val="28"/>
-        </w:rPr>
-        <w:t>竹子的青皮。【例】</w:t>
-      </w:r>
-      <w:r>
-        <w:rPr>
-          <w:rFonts w:ascii="標楷體" w:eastAsia="標楷體" w:hAnsi="標楷體" w:cs="標楷體" w:hint="eastAsia"/>
-          <w:sz w:val="28"/>
-          <w:szCs w:val="28"/>
-          <w:u w:val="wave"/>
-        </w:rPr>
-        <w:t>禮記</w:t>
-      </w:r>
-      <w:r>
-        <w:rPr>
-          <w:rFonts w:ascii="標楷體" w:eastAsia="標楷體" w:hAnsi="標楷體" w:cs="標楷體" w:hint="eastAsia"/>
-          <w:sz w:val="28"/>
-          <w:szCs w:val="28"/>
-        </w:rPr>
-        <w:t>：</w:t>
-      </w:r>
-      <w:r>
-        <w:rPr>
-          <w:rFonts w:ascii="標楷體" w:eastAsia="標楷體" w:hAnsi="標楷體" w:cs="標楷體" w:hint="eastAsia"/>
-          <w:sz w:val="28"/>
-          <w:szCs w:val="28"/>
-        </w:rPr>
-        <w:t>其在人也，如竹箭之有筠也</w:t>
-      </w:r>
-      <w:r>
-        <w:rPr>
-          <w:rFonts w:ascii="標楷體" w:eastAsia="標楷體" w:hAnsi="標楷體" w:cs="標楷體" w:hint="eastAsia"/>
-          <w:sz w:val="28"/>
-          <w:szCs w:val="28"/>
-        </w:rPr>
-        <w:t>，如松柏之有心也</w:t>
-      </w:r>
-      <w:r>
-        <w:rPr>
-          <w:rFonts w:ascii="標楷體" w:eastAsia="標楷體" w:hAnsi="標楷體" w:cs="標楷體" w:hint="eastAsia"/>
-          <w:sz w:val="28"/>
-          <w:szCs w:val="28"/>
-        </w:rPr>
-        <w:t>。</w:t>
-      </w:r>
-    </w:p>
-    <w:p>
-      <w:pPr>
-        <w:spacing w:line="460" w:lineRule="exact"/>
-        <w:ind w:left="480"/>
-        <w:rPr>
-          <w:rFonts w:ascii="標楷體" w:eastAsia="標楷體" w:hAnsi="標楷體" w:cs="標楷體"/>
-          <w:sz w:val="28"/>
-          <w:szCs w:val="28"/>
-        </w:rPr>
-      </w:pPr>
-      <w:r>
-        <w:rPr>
-          <w:rFonts w:ascii="標楷體" w:eastAsia="標楷體" w:hAnsi="標楷體" w:cs="標楷體" w:hint="eastAsia"/>
-          <w:sz w:val="28"/>
-          <w:szCs w:val="28"/>
-        </w:rPr>
-        <w:t>禮對於人來說，就像竹箭有竹筠，松柏有心一樣重要。竹筠是竹箭的外皮，可以修飾竹箭的外形；松柏之心，是松柏的中心，可以支撑松柏的内在。禮也是如此，它可以修飾人的外在行為，也可以支撑人的内在精神。</w:t>
+        <w:t>青綠色的眉毛。古代婦女用黛石畫眉，這裡代指歌女或女子，也泛指因憂愁而蹙起的美麗雙眉。</w:t>
       </w:r>
     </w:p>
     <w:p>
@@ -926,7 +784,8 @@
           <w:numId w:val="16"/>
         </w:numPr>
         <w:spacing w:line="460" w:lineRule="exact"/>
-        <w:ind w:leftChars="0"/>
+        <w:ind w:leftChars="0" w:left="284" w:hanging="284"/>
+        <w:jc w:val="both"/>
         <w:rPr>
           <w:rFonts w:ascii="標楷體" w:eastAsia="標楷體" w:hAnsi="標楷體" w:cs="標楷體"/>
           <w:sz w:val="28"/>
@@ -939,7 +798,40 @@
           <w:sz w:val="28"/>
           <w:szCs w:val="28"/>
         </w:rPr>
-        <w:t>翠眉：古代婦女的一種眉飾，即畫綠眉，也專指女子的眉毛。</w:t>
+        <w:t>顰</w:t>
+      </w:r>
+      <w:r>
+        <w:rPr>
+          <w:rFonts w:ascii="標楷體" w:eastAsia="標楷體" w:hAnsi="標楷體" w:cs="標楷體" w:hint="eastAsia"/>
+          <w:sz w:val="28"/>
+          <w:szCs w:val="28"/>
+        </w:rPr>
+        <w:t>(</w:t>
+      </w:r>
+      <w:r>
+        <w:rPr>
+          <w:rFonts w:ascii="標楷體" w:eastAsia="標楷體" w:hAnsi="標楷體" w:cs="標楷體" w:hint="eastAsia"/>
+          <w:color w:val="FF0000"/>
+          <w:sz w:val="16"/>
+          <w:szCs w:val="16"/>
+        </w:rPr>
+        <w:t>ㄆㄧㄣˊ</w:t>
+      </w:r>
+      <w:r>
+        <w:rPr>
+          <w:rFonts w:ascii="標楷體" w:eastAsia="標楷體" w:hAnsi="標楷體" w:cs="標楷體" w:hint="eastAsia"/>
+          <w:sz w:val="28"/>
+          <w:szCs w:val="28"/>
+        </w:rPr>
+        <w:t>)</w:t>
+      </w:r>
+      <w:r>
+        <w:rPr>
+          <w:rFonts w:ascii="標楷體" w:eastAsia="標楷體" w:hAnsi="標楷體" w:cs="標楷體" w:hint="eastAsia"/>
+          <w:sz w:val="28"/>
+          <w:szCs w:val="28"/>
+        </w:rPr>
+        <w:t>：皺眉頭。</w:t>
       </w:r>
     </w:p>
     <w:p>
@@ -950,7 +842,8 @@
           <w:numId w:val="16"/>
         </w:numPr>
         <w:spacing w:line="460" w:lineRule="exact"/>
-        <w:ind w:leftChars="0"/>
+        <w:ind w:leftChars="0" w:left="284" w:hanging="426"/>
+        <w:jc w:val="both"/>
         <w:rPr>
           <w:rFonts w:ascii="標楷體" w:eastAsia="標楷體" w:hAnsi="標楷體" w:cs="標楷體"/>
           <w:sz w:val="28"/>
@@ -963,77 +856,21 @@
           <w:sz w:val="28"/>
           <w:szCs w:val="28"/>
         </w:rPr>
-        <w:t>顰</w:t>
-      </w:r>
-      <w:r>
-        <w:rPr>
-          <w:rFonts w:ascii="標楷體" w:eastAsia="標楷體" w:hAnsi="標楷體" w:cs="標楷體" w:hint="eastAsia"/>
-          <w:sz w:val="28"/>
-          <w:szCs w:val="28"/>
-        </w:rPr>
-        <w:t>(</w:t>
-      </w:r>
-      <w:r>
-        <w:rPr>
-          <w:rFonts w:ascii="標楷體" w:eastAsia="標楷體" w:hAnsi="標楷體" w:cs="標楷體" w:hint="eastAsia"/>
-          <w:color w:val="FF0000"/>
-          <w:sz w:val="16"/>
-          <w:szCs w:val="16"/>
-        </w:rPr>
-        <w:t>ㄆㄧㄣˊ</w:t>
-      </w:r>
-      <w:r>
-        <w:rPr>
-          <w:rFonts w:ascii="標楷體" w:eastAsia="標楷體" w:hAnsi="標楷體" w:cs="標楷體" w:hint="eastAsia"/>
-          <w:sz w:val="28"/>
-          <w:szCs w:val="28"/>
-        </w:rPr>
-        <w:t>)</w:t>
-      </w:r>
-      <w:r>
-        <w:rPr>
-          <w:rFonts w:ascii="標楷體" w:eastAsia="標楷體" w:hAnsi="標楷體" w:cs="標楷體" w:hint="eastAsia"/>
-          <w:sz w:val="28"/>
-          <w:szCs w:val="28"/>
-        </w:rPr>
-        <w:t>：皺眉頭。</w:t>
-      </w:r>
-      <w:r>
-        <w:rPr>
-          <w:rFonts w:ascii="標楷體" w:eastAsia="標楷體" w:hAnsi="標楷體" w:cs="標楷體" w:hint="eastAsia"/>
-          <w:sz w:val="28"/>
-          <w:szCs w:val="28"/>
-        </w:rPr>
-        <w:t>【例】顰眉、一顰一笑</w:t>
+        <w:t>逆旅：</w:t>
+      </w:r>
+      <w:r>
+        <w:rPr>
+          <w:rFonts w:ascii="標楷體" w:eastAsia="標楷體" w:hAnsi="標楷體" w:cs="標楷體"/>
+          <w:sz w:val="28"/>
+          <w:szCs w:val="28"/>
+        </w:rPr>
+        <w:t>迎客的旅舍或客棧。引申為人生的旅程或短暫寄居的世間。</w:t>
       </w:r>
     </w:p>
     <w:p>
       <w:pPr>
-        <w:pStyle w:val="a6"/>
-        <w:numPr>
-          <w:ilvl w:val="0"/>
-          <w:numId w:val="16"/>
-        </w:numPr>
-        <w:spacing w:line="460" w:lineRule="exact"/>
-        <w:ind w:leftChars="0"/>
-        <w:rPr>
-          <w:rFonts w:ascii="標楷體" w:eastAsia="標楷體" w:hAnsi="標楷體" w:cs="標楷體"/>
-          <w:sz w:val="28"/>
-          <w:szCs w:val="28"/>
-        </w:rPr>
-      </w:pPr>
-      <w:r>
-        <w:rPr>
-          <w:rFonts w:ascii="標楷體" w:eastAsia="標楷體" w:hAnsi="標楷體" w:cs="標楷體" w:hint="eastAsia"/>
-          <w:sz w:val="28"/>
-          <w:szCs w:val="28"/>
-        </w:rPr>
-        <w:t>逆旅：旅店。</w:t>
-      </w:r>
-    </w:p>
-    <w:p>
-      <w:pPr>
         <w:spacing w:beforeLines="50" w:before="180" w:line="440" w:lineRule="exact"/>
+        <w:jc w:val="both"/>
         <w:rPr>
           <w:rFonts w:ascii="標楷體" w:eastAsia="標楷體" w:hAnsi="標楷體"/>
           <w:sz w:val="32"/>
@@ -1055,169 +892,431 @@
       <w:pPr>
         <w:spacing w:line="460" w:lineRule="exact"/>
         <w:rPr>
-          <w:rFonts w:ascii="標楷體" w:eastAsia="標楷體" w:hAnsi="標楷體"/>
-          <w:sz w:val="28"/>
-          <w:szCs w:val="28"/>
-        </w:rPr>
-      </w:pPr>
-      <w:r>
-        <w:rPr>
-          <w:rFonts w:ascii="標楷體" w:eastAsia="標楷體" w:hAnsi="標楷體" w:hint="eastAsia"/>
-          <w:sz w:val="28"/>
-          <w:szCs w:val="28"/>
-        </w:rPr>
-        <w:t xml:space="preserve">　　</w:t>
-      </w:r>
-      <w:r>
-        <w:rPr>
-          <w:rFonts w:ascii="標楷體" w:eastAsia="標楷體" w:hAnsi="標楷體" w:hint="eastAsia"/>
-          <w:sz w:val="28"/>
-          <w:szCs w:val="28"/>
-        </w:rPr>
-        <w:t>自從我們在京城分別一晃又三年，遠涉天涯</w:t>
-      </w:r>
-      <w:r>
-        <w:rPr>
-          <w:rFonts w:ascii="標楷體" w:eastAsia="標楷體" w:hAnsi="標楷體" w:hint="eastAsia"/>
-          <w:sz w:val="28"/>
-          <w:szCs w:val="28"/>
-        </w:rPr>
-        <w:t>的</w:t>
-      </w:r>
-      <w:r>
-        <w:rPr>
-          <w:rFonts w:ascii="標楷體" w:eastAsia="標楷體" w:hAnsi="標楷體" w:hint="eastAsia"/>
-          <w:sz w:val="28"/>
-          <w:szCs w:val="28"/>
-        </w:rPr>
-        <w:t>你</w:t>
-      </w:r>
-      <w:r>
-        <w:rPr>
-          <w:rFonts w:ascii="標楷體" w:eastAsia="標楷體" w:hAnsi="標楷體" w:hint="eastAsia"/>
-          <w:b/>
-          <w:bCs/>
-          <w:sz w:val="28"/>
-          <w:szCs w:val="28"/>
-        </w:rPr>
-        <w:t>輾轉</w:t>
-      </w:r>
-      <w:r>
-        <w:rPr>
-          <w:rFonts w:ascii="標楷體" w:eastAsia="標楷體" w:hAnsi="標楷體" w:hint="eastAsia"/>
-          <w:sz w:val="28"/>
-          <w:szCs w:val="28"/>
-        </w:rPr>
-        <w:t>奔走</w:t>
-      </w:r>
-      <w:r>
-        <w:rPr>
-          <w:rFonts w:ascii="標楷體" w:eastAsia="標楷體" w:hAnsi="標楷體" w:hint="eastAsia"/>
-          <w:sz w:val="28"/>
-          <w:szCs w:val="28"/>
-        </w:rPr>
-        <w:t>在人間。相逢一笑時依然像春天般的溫暖。你心如古井水不起波瀾，</w:t>
-      </w:r>
-      <w:bookmarkStart w:id="0" w:name="_Hlk161913120"/>
-      <w:r>
-        <w:rPr>
-          <w:rFonts w:ascii="標楷體" w:eastAsia="標楷體" w:hAnsi="標楷體" w:hint="eastAsia"/>
-          <w:b/>
-          <w:bCs/>
-          <w:sz w:val="28"/>
-          <w:szCs w:val="28"/>
-        </w:rPr>
-        <w:t>高風亮節</w:t>
-      </w:r>
-      <w:bookmarkEnd w:id="0"/>
-      <w:r>
-        <w:rPr>
-          <w:rFonts w:ascii="標楷體" w:eastAsia="標楷體" w:hAnsi="標楷體" w:hint="eastAsia"/>
-          <w:sz w:val="28"/>
-          <w:szCs w:val="28"/>
-        </w:rPr>
-        <w:t>像</w:t>
-      </w:r>
-      <w:r>
-        <w:rPr>
-          <w:rFonts w:ascii="標楷體" w:eastAsia="標楷體" w:hAnsi="標楷體" w:hint="eastAsia"/>
-          <w:sz w:val="28"/>
-          <w:szCs w:val="28"/>
-        </w:rPr>
-        <w:t>秋天的竹竿。</w:t>
+          <w:rFonts w:ascii="標楷體" w:eastAsia="標楷體" w:hAnsi="標楷體" w:hint="eastAsia"/>
+          <w:sz w:val="28"/>
+          <w:szCs w:val="28"/>
+        </w:rPr>
+      </w:pPr>
+      <w:r>
+        <w:rPr>
+          <w:rFonts w:ascii="標楷體" w:eastAsia="標楷體" w:hAnsi="標楷體" w:hint="eastAsia"/>
+          <w:sz w:val="28"/>
+          <w:szCs w:val="28"/>
+        </w:rPr>
+        <w:t>我們在京城都門分別後，轉眼已經三年過去了，各自踏盡了天涯路的紅塵風塵。再次相見時，你依然報以溫潤如春的微笑，笑意融融。你的心境平靜得如同不起波瀾的古井，而你的節操與品格就像秋天的翠竹那樣堅貞不屈。</w:t>
       </w:r>
     </w:p>
     <w:p>
       <w:pPr>
-        <w:spacing w:line="460" w:lineRule="exact"/>
-        <w:rPr>
-          <w:rFonts w:ascii="標楷體" w:eastAsia="標楷體" w:hAnsi="標楷體"/>
-          <w:sz w:val="28"/>
-          <w:szCs w:val="28"/>
-        </w:rPr>
-      </w:pPr>
-      <w:r>
-        <w:rPr>
-          <w:rFonts w:ascii="標楷體" w:eastAsia="標楷體" w:hAnsi="標楷體" w:hint="eastAsia"/>
-          <w:sz w:val="28"/>
-          <w:szCs w:val="28"/>
-        </w:rPr>
-        <w:t xml:space="preserve">　　</w:t>
-      </w:r>
-      <w:r>
-        <w:rPr>
-          <w:rFonts w:ascii="標楷體" w:eastAsia="標楷體" w:hAnsi="標楷體" w:hint="eastAsia"/>
-          <w:sz w:val="28"/>
-          <w:szCs w:val="28"/>
-        </w:rPr>
-        <w:t>我心惆悵因你要連夜分別揚孤帆，送行之時雲色微茫月兒淡淡。陪酒的歌妓不</w:t>
-      </w:r>
-      <w:r>
-        <w:rPr>
-          <w:rFonts w:ascii="標楷體" w:eastAsia="標楷體" w:hAnsi="標楷體" w:hint="eastAsia"/>
-          <w:sz w:val="28"/>
-          <w:szCs w:val="28"/>
-        </w:rPr>
-        <w:t>需要</w:t>
-      </w:r>
-      <w:r>
-        <w:rPr>
-          <w:rFonts w:ascii="標楷體" w:eastAsia="標楷體" w:hAnsi="標楷體" w:hint="eastAsia"/>
-          <w:sz w:val="28"/>
-          <w:szCs w:val="28"/>
-        </w:rPr>
-        <w:t>為離別而皺眉</w:t>
-      </w:r>
-      <w:r>
-        <w:rPr>
-          <w:rFonts w:ascii="標楷體" w:eastAsia="標楷體" w:hAnsi="標楷體" w:hint="eastAsia"/>
-          <w:sz w:val="28"/>
-          <w:szCs w:val="28"/>
-        </w:rPr>
-        <w:t>。人生就是一趟艱難的旅程，你我都是那匆匆過客，就如在不同的客棧停了又走，走了又停。</w:t>
+        <w:spacing w:beforeLines="50" w:before="180" w:line="440" w:lineRule="exact"/>
+        <w:rPr>
+          <w:rFonts w:ascii="標楷體" w:eastAsia="標楷體" w:hAnsi="標楷體" w:hint="eastAsia"/>
+          <w:sz w:val="28"/>
+          <w:szCs w:val="28"/>
+        </w:rPr>
+      </w:pPr>
+      <w:r>
+        <w:rPr>
+          <w:rFonts w:ascii="標楷體" w:eastAsia="標楷體" w:hAnsi="標楷體" w:hint="eastAsia"/>
+          <w:sz w:val="28"/>
+          <w:szCs w:val="28"/>
+        </w:rPr>
+        <w:t>令人惆悵的是，你乘著孤帆在連夜中啟程離去，我只能在淡淡的月色與微薄的雲層下為你送行。請在酒杯前收起雙眉，不要為離別而緊蹙雙眉、憂愁嘆息。</w:t>
       </w:r>
     </w:p>
     <w:p>
       <w:pPr>
-        <w:spacing w:line="480" w:lineRule="exact"/>
+        <w:spacing w:line="460" w:lineRule="exact"/>
+        <w:rPr>
+          <w:rFonts w:ascii="標楷體" w:eastAsia="標楷體" w:hAnsi="標楷體"/>
+          <w:sz w:val="28"/>
+          <w:szCs w:val="28"/>
+        </w:rPr>
+      </w:pPr>
+      <w:r>
+        <w:rPr>
+          <w:rFonts w:ascii="標楷體" w:eastAsia="標楷體" w:hAnsi="標楷體" w:hint="eastAsia"/>
+          <w:sz w:val="28"/>
+          <w:szCs w:val="28"/>
+        </w:rPr>
+        <w:t>其實，人的一生就像是一場艱辛的遠行，我們每個人在世間穿梭，不過也全都是過客罷了。</w:t>
+      </w:r>
+    </w:p>
+    <w:p>
+      <w:pPr>
+        <w:spacing w:beforeLines="50" w:before="180" w:line="440" w:lineRule="exact"/>
         <w:rPr>
           <w:rFonts w:ascii="標楷體" w:eastAsia="標楷體" w:hAnsi="標楷體"/>
           <w:sz w:val="32"/>
           <w:szCs w:val="32"/>
+        </w:rPr>
+      </w:pPr>
+      <w:r>
+        <w:rPr>
+          <w:rFonts w:ascii="標楷體" w:eastAsia="標楷體" w:hAnsi="標楷體" w:hint="eastAsia"/>
+          <w:sz w:val="32"/>
+          <w:szCs w:val="32"/>
           <w:bdr w:val="single" w:sz="4" w:space="0" w:color="auto"/>
         </w:rPr>
-        <w:sectPr>
-          <w:footerReference w:type="default" r:id="rId7"/>
-          <w:pgSz w:w="11906" w:h="16838"/>
-          <w:pgMar w:top="567" w:right="851" w:bottom="567" w:left="851" w:header="567" w:footer="0" w:gutter="0"/>
-          <w:cols w:space="425"/>
-          <w:docGrid w:type="lines" w:linePitch="360"/>
-        </w:sectPr>
-      </w:pPr>
+        <w:t>賞</w:t>
+      </w:r>
+      <w:r>
+        <w:rPr>
+          <w:rFonts w:ascii="標楷體" w:eastAsia="標楷體" w:hAnsi="標楷體" w:hint="eastAsia"/>
+          <w:sz w:val="32"/>
+          <w:szCs w:val="32"/>
+          <w:bdr w:val="single" w:sz="4" w:space="0" w:color="auto"/>
+        </w:rPr>
+        <w:t>析</w:t>
+      </w:r>
     </w:p>
     <w:p>
       <w:pPr>
         <w:spacing w:line="440" w:lineRule="exact"/>
+        <w:jc w:val="both"/>
+        <w:rPr>
+          <w:rFonts w:ascii="標楷體" w:eastAsia="標楷體" w:hAnsi="標楷體"/>
+          <w:sz w:val="28"/>
+          <w:szCs w:val="28"/>
+        </w:rPr>
+      </w:pPr>
+      <w:r>
+        <w:rPr>
+          <w:rFonts w:ascii="標楷體" w:eastAsia="標楷體" w:hAnsi="標楷體" w:hint="eastAsia"/>
+          <w:sz w:val="28"/>
+          <w:szCs w:val="28"/>
+        </w:rPr>
+        <w:t xml:space="preserve">    </w:t>
+      </w:r>
+      <w:r>
+        <w:rPr>
+          <w:rFonts w:ascii="標楷體" w:eastAsia="標楷體" w:hAnsi="標楷體"/>
+          <w:sz w:val="28"/>
+          <w:szCs w:val="28"/>
+        </w:rPr>
+        <w:t>這首《臨江仙》是</w:t>
+      </w:r>
+      <w:r>
+        <w:rPr>
+          <w:rFonts w:ascii="標楷體" w:eastAsia="標楷體" w:hAnsi="標楷體"/>
+          <w:sz w:val="28"/>
+          <w:szCs w:val="28"/>
+          <w:u w:val="single"/>
+        </w:rPr>
+        <w:t>蘇軾</w:t>
+      </w:r>
+      <w:r>
+        <w:rPr>
+          <w:rFonts w:ascii="標楷體" w:eastAsia="標楷體" w:hAnsi="標楷體"/>
+          <w:sz w:val="28"/>
+          <w:szCs w:val="28"/>
+        </w:rPr>
+        <w:t>貶居</w:t>
+      </w:r>
+      <w:r>
+        <w:rPr>
+          <w:rFonts w:ascii="標楷體" w:eastAsia="標楷體" w:hAnsi="標楷體"/>
+          <w:sz w:val="28"/>
+          <w:szCs w:val="28"/>
+          <w:u w:val="single"/>
+        </w:rPr>
+        <w:t>杭州</w:t>
+      </w:r>
+      <w:r>
+        <w:rPr>
+          <w:rFonts w:ascii="標楷體" w:eastAsia="標楷體" w:hAnsi="標楷體"/>
+          <w:sz w:val="28"/>
+          <w:szCs w:val="28"/>
+        </w:rPr>
+        <w:t>時，為送別好友</w:t>
+      </w:r>
+      <w:r>
+        <w:rPr>
+          <w:rFonts w:ascii="標楷體" w:eastAsia="標楷體" w:hAnsi="標楷體"/>
+          <w:sz w:val="28"/>
+          <w:szCs w:val="28"/>
+          <w:u w:val="single"/>
+        </w:rPr>
+        <w:t>錢穆父</w:t>
+      </w:r>
+      <w:r>
+        <w:rPr>
+          <w:rFonts w:ascii="標楷體" w:eastAsia="標楷體" w:hAnsi="標楷體"/>
+          <w:sz w:val="28"/>
+          <w:szCs w:val="28"/>
+        </w:rPr>
+        <w:t>所作的千古名篇。全詞融敘事、寫景、議論與抒情於一爐，既有對老友高潔人格的崇高禮讚，也蘊含著詩人歷經</w:t>
+      </w:r>
+      <w:r>
+        <w:rPr>
+          <w:rFonts w:ascii="標楷體" w:eastAsia="標楷體" w:hAnsi="標楷體"/>
+          <w:b/>
+          <w:bCs/>
+          <w:sz w:val="28"/>
+          <w:szCs w:val="28"/>
+        </w:rPr>
+        <w:t>宦海浮沉</w:t>
+      </w:r>
+      <w:r>
+        <w:rPr>
+          <w:rFonts w:ascii="標楷體" w:eastAsia="標楷體" w:hAnsi="標楷體"/>
+          <w:sz w:val="28"/>
+          <w:szCs w:val="28"/>
+        </w:rPr>
+        <w:t>後，對生命的深刻體悟與豁達胸襟。</w:t>
+      </w:r>
+    </w:p>
+    <w:p>
+      <w:pPr>
+        <w:spacing w:line="440" w:lineRule="exact"/>
+        <w:jc w:val="both"/>
+        <w:rPr>
+          <w:rFonts w:ascii="標楷體" w:eastAsia="標楷體" w:hAnsi="標楷體" w:hint="eastAsia"/>
+          <w:sz w:val="28"/>
+          <w:szCs w:val="28"/>
+        </w:rPr>
+      </w:pPr>
+      <w:r>
+        <w:rPr>
+          <w:rFonts w:ascii="標楷體" w:eastAsia="標楷體" w:hAnsi="標楷體" w:hint="eastAsia"/>
+          <w:sz w:val="28"/>
+          <w:szCs w:val="28"/>
+        </w:rPr>
+        <w:lastRenderedPageBreak/>
+        <w:t xml:space="preserve">    </w:t>
+      </w:r>
+      <w:r>
+        <w:rPr>
+          <w:rFonts w:ascii="標楷體" w:eastAsia="標楷體" w:hAnsi="標楷體" w:hint="eastAsia"/>
+          <w:sz w:val="28"/>
+          <w:szCs w:val="28"/>
+        </w:rPr>
+        <w:t>詞的上片從離別說起。「一別都門三改火」中的「三改火」指三次改火，即三年的時間。短短一句道盡了兩人天涯飄泊、宦海浮沉的辛酸。然而，「依然一笑作春溫」筆鋒一轉，寫出老友重逢時的豁達與溫暖——儘管歷經風塵，彼此的笑容依舊如春風般和煦，化解了所有的</w:t>
+      </w:r>
+      <w:r>
+        <w:rPr>
+          <w:rFonts w:ascii="標楷體" w:eastAsia="標楷體" w:hAnsi="標楷體" w:hint="eastAsia"/>
+          <w:b/>
+          <w:bCs/>
+          <w:sz w:val="28"/>
+          <w:szCs w:val="28"/>
+        </w:rPr>
+        <w:t>離別滄桑</w:t>
+      </w:r>
+      <w:r>
+        <w:rPr>
+          <w:rFonts w:ascii="標楷體" w:eastAsia="標楷體" w:hAnsi="標楷體" w:hint="eastAsia"/>
+          <w:sz w:val="28"/>
+          <w:szCs w:val="28"/>
+        </w:rPr>
+        <w:t>。</w:t>
+      </w:r>
+    </w:p>
+    <w:p>
+      <w:pPr>
+        <w:spacing w:line="440" w:lineRule="exact"/>
+        <w:jc w:val="both"/>
+        <w:rPr>
+          <w:rFonts w:ascii="標楷體" w:eastAsia="標楷體" w:hAnsi="標楷體"/>
+          <w:sz w:val="28"/>
+          <w:szCs w:val="28"/>
+        </w:rPr>
+      </w:pPr>
+      <w:r>
+        <w:rPr>
+          <w:rFonts w:ascii="標楷體" w:eastAsia="標楷體" w:hAnsi="標楷體" w:hint="eastAsia"/>
+          <w:sz w:val="28"/>
+          <w:szCs w:val="28"/>
+        </w:rPr>
+        <w:t xml:space="preserve">    </w:t>
+      </w:r>
+      <w:r>
+        <w:rPr>
+          <w:rFonts w:ascii="標楷體" w:eastAsia="標楷體" w:hAnsi="標楷體" w:hint="eastAsia"/>
+          <w:sz w:val="28"/>
+          <w:szCs w:val="28"/>
+        </w:rPr>
+        <w:t>緊接著，「無波真古井，有節是秋筠」是全篇對錢穆父人格的極高評價。詩人以「古井」之無波比喻其心如止水、寵辱不驚的定力；以「秋筠」（秋天的翠竹）比喻其節操冰清玉潔、</w:t>
+      </w:r>
+      <w:r>
+        <w:rPr>
+          <w:rFonts w:ascii="標楷體" w:eastAsia="標楷體" w:hAnsi="標楷體" w:hint="eastAsia"/>
+          <w:b/>
+          <w:bCs/>
+          <w:sz w:val="28"/>
+          <w:szCs w:val="28"/>
+        </w:rPr>
+        <w:t>剛正不阿</w:t>
+      </w:r>
+      <w:r>
+        <w:rPr>
+          <w:rFonts w:ascii="標楷體" w:eastAsia="標楷體" w:hAnsi="標楷體" w:hint="eastAsia"/>
+          <w:sz w:val="28"/>
+          <w:szCs w:val="28"/>
+        </w:rPr>
+        <w:t>。這兩句對仗工整，將友人的</w:t>
+      </w:r>
+      <w:r>
+        <w:rPr>
+          <w:rFonts w:ascii="標楷體" w:eastAsia="標楷體" w:hAnsi="標楷體" w:hint="eastAsia"/>
+          <w:b/>
+          <w:bCs/>
+          <w:sz w:val="28"/>
+          <w:szCs w:val="28"/>
+        </w:rPr>
+        <w:t>外表溫潤</w:t>
+      </w:r>
+      <w:r>
+        <w:rPr>
+          <w:rFonts w:ascii="標楷體" w:eastAsia="標楷體" w:hAnsi="標楷體" w:hint="eastAsia"/>
+          <w:sz w:val="28"/>
+          <w:szCs w:val="28"/>
+        </w:rPr>
+        <w:t>與內心堅韌刻畫得</w:t>
+      </w:r>
+      <w:r>
+        <w:rPr>
+          <w:rFonts w:ascii="標楷體" w:eastAsia="標楷體" w:hAnsi="標楷體" w:hint="eastAsia"/>
+          <w:b/>
+          <w:bCs/>
+          <w:sz w:val="28"/>
+          <w:szCs w:val="28"/>
+        </w:rPr>
+        <w:t>淋漓盡致</w:t>
+      </w:r>
+      <w:r>
+        <w:rPr>
+          <w:rFonts w:ascii="標楷體" w:eastAsia="標楷體" w:hAnsi="標楷體" w:hint="eastAsia"/>
+          <w:sz w:val="28"/>
+          <w:szCs w:val="28"/>
+        </w:rPr>
+        <w:t>。</w:t>
+      </w:r>
+    </w:p>
+    <w:p>
+      <w:pPr>
+        <w:spacing w:line="440" w:lineRule="exact"/>
+        <w:jc w:val="both"/>
+        <w:rPr>
+          <w:rFonts w:ascii="標楷體" w:eastAsia="標楷體" w:hAnsi="標楷體" w:hint="eastAsia"/>
+          <w:sz w:val="28"/>
+          <w:szCs w:val="28"/>
+        </w:rPr>
+      </w:pPr>
+      <w:r>
+        <w:rPr>
+          <w:rFonts w:ascii="標楷體" w:eastAsia="標楷體" w:hAnsi="標楷體" w:hint="eastAsia"/>
+          <w:sz w:val="28"/>
+          <w:szCs w:val="28"/>
+        </w:rPr>
+        <w:t xml:space="preserve">    </w:t>
+      </w:r>
+      <w:r>
+        <w:rPr>
+          <w:rFonts w:ascii="標楷體" w:eastAsia="標楷體" w:hAnsi="標楷體" w:hint="eastAsia"/>
+          <w:sz w:val="28"/>
+          <w:szCs w:val="28"/>
+        </w:rPr>
+        <w:t>下片承接上片的情感，將鏡頭轉向依依惜別的現實場景。「惆悵孤帆連夜發，送行淡月微雲」，水面孤帆、朦朧月色與稀疏雲影，交織出一幅清冷孤寂的送別畫面，</w:t>
+      </w:r>
+      <w:r>
+        <w:rPr>
+          <w:rFonts w:ascii="標楷體" w:eastAsia="標楷體" w:hAnsi="標楷體" w:hint="eastAsia"/>
+          <w:b/>
+          <w:bCs/>
+          <w:sz w:val="28"/>
+          <w:szCs w:val="28"/>
+        </w:rPr>
+        <w:t>烘托</w:t>
+      </w:r>
+      <w:r>
+        <w:rPr>
+          <w:rFonts w:ascii="標楷體" w:eastAsia="標楷體" w:hAnsi="標楷體" w:hint="eastAsia"/>
+          <w:sz w:val="28"/>
+          <w:szCs w:val="28"/>
+        </w:rPr>
+        <w:t>出濃重的離愁別緒。面對離別，詞人勸慰道：「尊前不用翠眉顰」，示意莫要為離別而皺起眉頭、過度傷感。</w:t>
+      </w:r>
+    </w:p>
+    <w:p>
+      <w:pPr>
+        <w:spacing w:line="440" w:lineRule="exact"/>
+        <w:jc w:val="both"/>
+      </w:pPr>
+      <w:r>
+        <w:rPr>
+          <w:rFonts w:ascii="標楷體" w:eastAsia="標楷體" w:hAnsi="標楷體" w:hint="eastAsia"/>
+          <w:sz w:val="28"/>
+          <w:szCs w:val="28"/>
+        </w:rPr>
+        <w:t xml:space="preserve">    </w:t>
+      </w:r>
+      <w:r>
+        <w:rPr>
+          <w:rFonts w:ascii="標楷體" w:eastAsia="標楷體" w:hAnsi="標楷體" w:hint="eastAsia"/>
+          <w:sz w:val="28"/>
+          <w:szCs w:val="28"/>
+        </w:rPr>
+        <w:t>全詞最</w:t>
+      </w:r>
+      <w:r>
+        <w:rPr>
+          <w:rFonts w:ascii="標楷體" w:eastAsia="標楷體" w:hAnsi="標楷體" w:hint="eastAsia"/>
+          <w:b/>
+          <w:bCs/>
+          <w:sz w:val="28"/>
+          <w:szCs w:val="28"/>
+        </w:rPr>
+        <w:t>動人心魄</w:t>
+      </w:r>
+      <w:r>
+        <w:rPr>
+          <w:rFonts w:ascii="標楷體" w:eastAsia="標楷體" w:hAnsi="標楷體" w:hint="eastAsia"/>
+          <w:sz w:val="28"/>
+          <w:szCs w:val="28"/>
+        </w:rPr>
+        <w:t>之處在於結尾兩句：「人生如逆旅，我亦是行人。」這裏的「逆旅」意為迎客的客棧。在詩人眼中，浩瀚宇宙不過是一座大型客棧，而塵世間的所有人，包括你我自己在內，都只是這世間的過客。這種將個人離別之悲</w:t>
+      </w:r>
+      <w:r>
+        <w:rPr>
+          <w:rFonts w:ascii="標楷體" w:eastAsia="標楷體" w:hAnsi="標楷體" w:hint="eastAsia"/>
+          <w:b/>
+          <w:bCs/>
+          <w:sz w:val="28"/>
+          <w:szCs w:val="28"/>
+        </w:rPr>
+        <w:t>昇華</w:t>
+      </w:r>
+      <w:r>
+        <w:rPr>
+          <w:rFonts w:ascii="標楷體" w:eastAsia="標楷體" w:hAnsi="標楷體" w:hint="eastAsia"/>
+          <w:sz w:val="28"/>
+          <w:szCs w:val="28"/>
+        </w:rPr>
+        <w:t>為對整個人類生存狀態的哲學思考，展現了</w:t>
+      </w:r>
+      <w:r>
+        <w:rPr>
+          <w:rFonts w:ascii="標楷體" w:eastAsia="標楷體" w:hAnsi="標楷體" w:hint="eastAsia"/>
+          <w:sz w:val="28"/>
+          <w:szCs w:val="28"/>
+          <w:u w:val="single"/>
+        </w:rPr>
+        <w:t>蘇軾</w:t>
+      </w:r>
+      <w:r>
+        <w:rPr>
+          <w:rFonts w:ascii="標楷體" w:eastAsia="標楷體" w:hAnsi="標楷體" w:hint="eastAsia"/>
+          <w:sz w:val="28"/>
+          <w:szCs w:val="28"/>
+        </w:rPr>
+        <w:t>縱使身處逆境，仍能超越自我、笑看人生的博大胸襟與生命智慧。</w:t>
+      </w:r>
+      <w:hyperlink r:id="rId7" w:history="1"/>
+    </w:p>
+    <w:p>
+      <w:pPr>
+        <w:spacing w:beforeLines="50" w:before="180" w:line="440" w:lineRule="exact"/>
         <w:rPr>
           <w:rFonts w:ascii="標楷體" w:eastAsia="標楷體" w:hAnsi="標楷體"/>
           <w:sz w:val="32"/>
@@ -1231,1206 +1330,6 @@
           <w:szCs w:val="32"/>
           <w:bdr w:val="single" w:sz="4" w:space="0" w:color="auto"/>
         </w:rPr>
-        <w:lastRenderedPageBreak/>
-        <w:t>賞</w:t>
-      </w:r>
-      <w:r>
-        <w:rPr>
-          <w:rFonts w:ascii="標楷體" w:eastAsia="標楷體" w:hAnsi="標楷體" w:hint="eastAsia"/>
-          <w:sz w:val="32"/>
-          <w:szCs w:val="32"/>
-          <w:bdr w:val="single" w:sz="4" w:space="0" w:color="auto"/>
-        </w:rPr>
-        <w:t>析</w:t>
-      </w:r>
-    </w:p>
-    <w:p>
-      <w:pPr>
-        <w:spacing w:line="440" w:lineRule="exact"/>
-        <w:rPr>
-          <w:rFonts w:ascii="標楷體" w:eastAsia="標楷體" w:hAnsi="標楷體"/>
-          <w:sz w:val="28"/>
-          <w:szCs w:val="28"/>
-        </w:rPr>
-      </w:pPr>
-      <w:r>
-        <w:rPr>
-          <w:rFonts w:ascii="標楷體" w:eastAsia="標楷體" w:hAnsi="標楷體" w:hint="eastAsia"/>
-          <w:sz w:val="28"/>
-          <w:szCs w:val="28"/>
-        </w:rPr>
-        <w:t xml:space="preserve">　　</w:t>
-      </w:r>
-      <w:r>
-        <w:rPr>
-          <w:rFonts w:ascii="標楷體" w:eastAsia="標楷體" w:hAnsi="標楷體" w:hint="eastAsia"/>
-          <w:sz w:val="28"/>
-          <w:szCs w:val="28"/>
-        </w:rPr>
-        <w:t>這首詞是公元1091年（</w:t>
-      </w:r>
-      <w:r>
-        <w:rPr>
-          <w:rFonts w:ascii="標楷體" w:eastAsia="標楷體" w:hAnsi="標楷體" w:hint="eastAsia"/>
-          <w:sz w:val="28"/>
-          <w:szCs w:val="28"/>
-          <w:u w:val="single"/>
-        </w:rPr>
-        <w:t>宋哲宗</w:t>
-      </w:r>
-      <w:r>
-        <w:rPr>
-          <w:rFonts w:ascii="標楷體" w:eastAsia="標楷體" w:hAnsi="標楷體" w:hint="eastAsia"/>
-          <w:sz w:val="28"/>
-          <w:szCs w:val="28"/>
-        </w:rPr>
-        <w:t xml:space="preserve"> </w:t>
-      </w:r>
-      <w:r>
-        <w:rPr>
-          <w:rFonts w:ascii="標楷體" w:eastAsia="標楷體" w:hAnsi="標楷體" w:hint="eastAsia"/>
-          <w:sz w:val="28"/>
-          <w:szCs w:val="28"/>
-          <w:u w:val="single"/>
-        </w:rPr>
-        <w:t>元祐</w:t>
-      </w:r>
-      <w:r>
-        <w:rPr>
-          <w:rFonts w:ascii="標楷體" w:eastAsia="標楷體" w:hAnsi="標楷體" w:hint="eastAsia"/>
-          <w:sz w:val="28"/>
-          <w:szCs w:val="28"/>
-        </w:rPr>
-        <w:t>六年）春</w:t>
-      </w:r>
-      <w:r>
-        <w:rPr>
-          <w:rFonts w:ascii="標楷體" w:eastAsia="標楷體" w:hAnsi="標楷體" w:hint="eastAsia"/>
-          <w:sz w:val="28"/>
-          <w:szCs w:val="28"/>
-          <w:u w:val="single"/>
-        </w:rPr>
-        <w:t>蘇軾</w:t>
-      </w:r>
-      <w:r>
-        <w:rPr>
-          <w:rFonts w:ascii="標楷體" w:eastAsia="標楷體" w:hAnsi="標楷體" w:hint="eastAsia"/>
-          <w:sz w:val="28"/>
-          <w:szCs w:val="28"/>
-        </w:rPr>
-        <w:t>知</w:t>
-      </w:r>
-      <w:r>
-        <w:rPr>
-          <w:rFonts w:ascii="標楷體" w:eastAsia="標楷體" w:hAnsi="標楷體" w:hint="eastAsia"/>
-          <w:sz w:val="28"/>
-          <w:szCs w:val="28"/>
-          <w:u w:val="single"/>
-        </w:rPr>
-        <w:t>杭州</w:t>
-      </w:r>
-      <w:r>
-        <w:rPr>
-          <w:rFonts w:ascii="標楷體" w:eastAsia="標楷體" w:hAnsi="標楷體" w:hint="eastAsia"/>
-          <w:sz w:val="28"/>
-          <w:szCs w:val="28"/>
-        </w:rPr>
-        <w:t>時，為送別自</w:t>
-      </w:r>
-      <w:r>
-        <w:rPr>
-          <w:rFonts w:ascii="標楷體" w:eastAsia="標楷體" w:hAnsi="標楷體" w:hint="eastAsia"/>
-          <w:sz w:val="28"/>
-          <w:szCs w:val="28"/>
-          <w:u w:val="single"/>
-        </w:rPr>
-        <w:t>越州</w:t>
-      </w:r>
-      <w:r>
-        <w:rPr>
-          <w:rFonts w:ascii="標楷體" w:eastAsia="標楷體" w:hAnsi="標楷體" w:hint="eastAsia"/>
-          <w:sz w:val="28"/>
-          <w:szCs w:val="28"/>
-        </w:rPr>
-        <w:t>（今</w:t>
-      </w:r>
-      <w:r>
-        <w:rPr>
-          <w:rFonts w:ascii="標楷體" w:eastAsia="標楷體" w:hAnsi="標楷體" w:hint="eastAsia"/>
-          <w:sz w:val="28"/>
-          <w:szCs w:val="28"/>
-          <w:u w:val="single"/>
-        </w:rPr>
-        <w:t>浙江</w:t>
-      </w:r>
-      <w:r>
-        <w:rPr>
-          <w:rFonts w:ascii="標楷體" w:eastAsia="標楷體" w:hAnsi="標楷體" w:hint="eastAsia"/>
-          <w:sz w:val="28"/>
-          <w:szCs w:val="28"/>
-        </w:rPr>
-        <w:t xml:space="preserve"> </w:t>
-      </w:r>
-      <w:r>
-        <w:rPr>
-          <w:rFonts w:ascii="標楷體" w:eastAsia="標楷體" w:hAnsi="標楷體" w:hint="eastAsia"/>
-          <w:sz w:val="28"/>
-          <w:szCs w:val="28"/>
-          <w:u w:val="single"/>
-        </w:rPr>
-        <w:t>紹興</w:t>
-      </w:r>
-      <w:r>
-        <w:rPr>
-          <w:rFonts w:ascii="標楷體" w:eastAsia="標楷體" w:hAnsi="標楷體" w:hint="eastAsia"/>
-          <w:sz w:val="28"/>
-          <w:szCs w:val="28"/>
-        </w:rPr>
-        <w:t>）北徙途經</w:t>
-      </w:r>
-      <w:r>
-        <w:rPr>
-          <w:rFonts w:ascii="標楷體" w:eastAsia="標楷體" w:hAnsi="標楷體" w:hint="eastAsia"/>
-          <w:sz w:val="28"/>
-          <w:szCs w:val="28"/>
-          <w:u w:val="single"/>
-        </w:rPr>
-        <w:t>杭州</w:t>
-      </w:r>
-      <w:r>
-        <w:rPr>
-          <w:rFonts w:ascii="標楷體" w:eastAsia="標楷體" w:hAnsi="標楷體" w:hint="eastAsia"/>
-          <w:sz w:val="28"/>
-          <w:szCs w:val="28"/>
-        </w:rPr>
-        <w:t>的老友</w:t>
-      </w:r>
-      <w:r>
-        <w:rPr>
-          <w:rFonts w:ascii="標楷體" w:eastAsia="標楷體" w:hAnsi="標楷體" w:hint="eastAsia"/>
-          <w:sz w:val="28"/>
-          <w:szCs w:val="28"/>
-          <w:u w:val="single"/>
-        </w:rPr>
-        <w:t>錢穆父</w:t>
-      </w:r>
-      <w:r>
-        <w:rPr>
-          <w:rFonts w:ascii="標楷體" w:eastAsia="標楷體" w:hAnsi="標楷體" w:hint="eastAsia"/>
-          <w:sz w:val="28"/>
-          <w:szCs w:val="28"/>
-        </w:rPr>
-        <w:t>而作。全詞一改以往送別詩詞纏綿感傷、哀怨愁苦或慷慨悲涼的格調，</w:t>
-      </w:r>
-      <w:r>
-        <w:rPr>
-          <w:rFonts w:ascii="標楷體" w:eastAsia="標楷體" w:hAnsi="標楷體" w:hint="eastAsia"/>
-          <w:b/>
-          <w:bCs/>
-          <w:sz w:val="28"/>
-          <w:szCs w:val="28"/>
-        </w:rPr>
-        <w:t>創新意於法度之中，寄妙理於豪放之外</w:t>
-      </w:r>
-      <w:r>
-        <w:rPr>
-          <w:rFonts w:ascii="標楷體" w:eastAsia="標楷體" w:hAnsi="標楷體" w:hint="eastAsia"/>
-          <w:sz w:val="28"/>
-          <w:szCs w:val="28"/>
-        </w:rPr>
-        <w:t>，</w:t>
-      </w:r>
-      <w:r>
-        <w:rPr>
-          <w:rFonts w:ascii="標楷體" w:eastAsia="標楷體" w:hAnsi="標楷體" w:hint="eastAsia"/>
-          <w:b/>
-          <w:bCs/>
-          <w:sz w:val="28"/>
-          <w:szCs w:val="28"/>
-        </w:rPr>
-        <w:t>議論風生，直抒性情</w:t>
-      </w:r>
-      <w:r>
-        <w:rPr>
-          <w:rFonts w:ascii="標楷體" w:eastAsia="標楷體" w:hAnsi="標楷體" w:hint="eastAsia"/>
-          <w:sz w:val="28"/>
-          <w:szCs w:val="28"/>
-        </w:rPr>
-        <w:t>，寫得既有情韻，又富理趣，充分體現了作者曠達灑脫的個性風貌。詞人對老友的</w:t>
-      </w:r>
-      <w:r>
-        <w:rPr>
-          <w:rFonts w:ascii="標楷體" w:eastAsia="標楷體" w:hAnsi="標楷體" w:hint="eastAsia"/>
-          <w:b/>
-          <w:bCs/>
-          <w:sz w:val="28"/>
-          <w:szCs w:val="28"/>
-        </w:rPr>
-        <w:t>眷眷</w:t>
-      </w:r>
-      <w:r>
-        <w:rPr>
-          <w:rFonts w:ascii="標楷體" w:eastAsia="標楷體" w:hAnsi="標楷體" w:hint="eastAsia"/>
-          <w:sz w:val="28"/>
-          <w:szCs w:val="28"/>
-        </w:rPr>
-        <w:t>惜別之情，寫得深沉細膩，</w:t>
-      </w:r>
-      <w:r>
-        <w:rPr>
-          <w:rFonts w:ascii="標楷體" w:eastAsia="標楷體" w:hAnsi="標楷體" w:hint="eastAsia"/>
-          <w:b/>
-          <w:bCs/>
-          <w:sz w:val="28"/>
-          <w:szCs w:val="28"/>
-        </w:rPr>
-        <w:t>婉轉回互</w:t>
-      </w:r>
-      <w:r>
-        <w:rPr>
-          <w:rFonts w:ascii="標楷體" w:eastAsia="標楷體" w:hAnsi="標楷體" w:hint="eastAsia"/>
-          <w:sz w:val="28"/>
-          <w:szCs w:val="28"/>
-        </w:rPr>
-        <w:t>，一波三折，動人心弦。</w:t>
-      </w:r>
-    </w:p>
-    <w:p>
-      <w:pPr>
-        <w:spacing w:line="440" w:lineRule="exact"/>
-        <w:rPr>
-          <w:rFonts w:ascii="標楷體" w:eastAsia="標楷體" w:hAnsi="標楷體"/>
-          <w:sz w:val="28"/>
-          <w:szCs w:val="28"/>
-        </w:rPr>
-      </w:pPr>
-      <w:r>
-        <w:rPr>
-          <w:rFonts w:ascii="標楷體" w:eastAsia="標楷體" w:hAnsi="標楷體" w:hint="eastAsia"/>
-          <w:sz w:val="28"/>
-          <w:szCs w:val="28"/>
-        </w:rPr>
-        <w:t xml:space="preserve">　　</w:t>
-      </w:r>
-      <w:r>
-        <w:rPr>
-          <w:rFonts w:ascii="標楷體" w:eastAsia="標楷體" w:hAnsi="標楷體" w:hint="eastAsia"/>
-          <w:sz w:val="28"/>
-          <w:szCs w:val="28"/>
-        </w:rPr>
-        <w:t>詞的上片寫與友人久別重逢。</w:t>
-      </w:r>
-      <w:r>
-        <w:rPr>
-          <w:rFonts w:ascii="標楷體" w:eastAsia="標楷體" w:hAnsi="標楷體" w:hint="eastAsia"/>
-          <w:sz w:val="28"/>
-          <w:szCs w:val="28"/>
-          <w:u w:val="single"/>
-        </w:rPr>
-        <w:t>元祐</w:t>
-      </w:r>
-      <w:r>
-        <w:rPr>
-          <w:rFonts w:ascii="標楷體" w:eastAsia="標楷體" w:hAnsi="標楷體" w:hint="eastAsia"/>
-          <w:sz w:val="28"/>
-          <w:szCs w:val="28"/>
-        </w:rPr>
-        <w:t>初年，</w:t>
-      </w:r>
-      <w:bookmarkStart w:id="1" w:name="_Hlk161941563"/>
-      <w:r>
-        <w:rPr>
-          <w:rFonts w:ascii="標楷體" w:eastAsia="標楷體" w:hAnsi="標楷體" w:hint="eastAsia"/>
-          <w:b/>
-          <w:bCs/>
-          <w:sz w:val="28"/>
-          <w:szCs w:val="28"/>
-          <w:u w:val="single"/>
-        </w:rPr>
-        <w:t>蘇軾</w:t>
-      </w:r>
-      <w:r>
-        <w:rPr>
-          <w:rFonts w:ascii="標楷體" w:eastAsia="標楷體" w:hAnsi="標楷體" w:hint="eastAsia"/>
-          <w:b/>
-          <w:bCs/>
-          <w:sz w:val="28"/>
-          <w:szCs w:val="28"/>
-        </w:rPr>
-        <w:t>朝為起居舍人，</w:t>
-      </w:r>
-      <w:r>
-        <w:rPr>
-          <w:rFonts w:ascii="標楷體" w:eastAsia="標楷體" w:hAnsi="標楷體" w:hint="eastAsia"/>
-          <w:b/>
-          <w:bCs/>
-          <w:sz w:val="28"/>
-          <w:szCs w:val="28"/>
-          <w:u w:val="single"/>
-        </w:rPr>
-        <w:t>錢穆父</w:t>
-      </w:r>
-      <w:r>
-        <w:rPr>
-          <w:rFonts w:ascii="標楷體" w:eastAsia="標楷體" w:hAnsi="標楷體" w:hint="eastAsia"/>
-          <w:b/>
-          <w:bCs/>
-          <w:sz w:val="28"/>
-          <w:szCs w:val="28"/>
-        </w:rPr>
-        <w:t>為中書舍人，氣類相善，友誼甚篤</w:t>
-      </w:r>
-      <w:bookmarkEnd w:id="1"/>
-      <w:r>
-        <w:rPr>
-          <w:rFonts w:ascii="標楷體" w:eastAsia="標楷體" w:hAnsi="標楷體" w:hint="eastAsia"/>
-          <w:sz w:val="28"/>
-          <w:szCs w:val="28"/>
-        </w:rPr>
-        <w:t>。</w:t>
-      </w:r>
-      <w:r>
-        <w:rPr>
-          <w:rFonts w:ascii="標楷體" w:eastAsia="標楷體" w:hAnsi="標楷體" w:hint="eastAsia"/>
-          <w:sz w:val="28"/>
-          <w:szCs w:val="28"/>
-          <w:u w:val="single"/>
-        </w:rPr>
-        <w:t>元祐</w:t>
-      </w:r>
-      <w:r>
-        <w:rPr>
-          <w:rFonts w:ascii="標楷體" w:eastAsia="標楷體" w:hAnsi="標楷體" w:hint="eastAsia"/>
-          <w:sz w:val="28"/>
-          <w:szCs w:val="28"/>
-        </w:rPr>
-        <w:t>三年</w:t>
-      </w:r>
-      <w:r>
-        <w:rPr>
-          <w:rFonts w:ascii="標楷體" w:eastAsia="標楷體" w:hAnsi="標楷體" w:hint="eastAsia"/>
-          <w:sz w:val="28"/>
-          <w:szCs w:val="28"/>
-          <w:u w:val="single"/>
-        </w:rPr>
-        <w:t>穆父</w:t>
-      </w:r>
-      <w:r>
-        <w:rPr>
-          <w:rFonts w:ascii="標楷體" w:eastAsia="標楷體" w:hAnsi="標楷體" w:hint="eastAsia"/>
-          <w:sz w:val="28"/>
-          <w:szCs w:val="28"/>
-        </w:rPr>
-        <w:t>出知</w:t>
-      </w:r>
-      <w:r>
-        <w:rPr>
-          <w:rFonts w:ascii="標楷體" w:eastAsia="標楷體" w:hAnsi="標楷體" w:hint="eastAsia"/>
-          <w:sz w:val="28"/>
-          <w:szCs w:val="28"/>
-          <w:u w:val="single"/>
-        </w:rPr>
-        <w:t>越州</w:t>
-      </w:r>
-      <w:r>
-        <w:rPr>
-          <w:rFonts w:ascii="標楷體" w:eastAsia="標楷體" w:hAnsi="標楷體" w:hint="eastAsia"/>
-          <w:sz w:val="28"/>
-          <w:szCs w:val="28"/>
-        </w:rPr>
-        <w:t>，都門帳飲時，</w:t>
-      </w:r>
-      <w:r>
-        <w:rPr>
-          <w:rFonts w:ascii="標楷體" w:eastAsia="標楷體" w:hAnsi="標楷體" w:hint="eastAsia"/>
-          <w:sz w:val="28"/>
-          <w:szCs w:val="28"/>
-          <w:u w:val="single"/>
-        </w:rPr>
-        <w:t>蘇軾</w:t>
-      </w:r>
-      <w:r>
-        <w:rPr>
-          <w:rFonts w:ascii="標楷體" w:eastAsia="標楷體" w:hAnsi="標楷體" w:hint="eastAsia"/>
-          <w:sz w:val="28"/>
-          <w:szCs w:val="28"/>
-        </w:rPr>
-        <w:t>曾賦詩贈別。歲月如流，此次</w:t>
-      </w:r>
-      <w:r>
-        <w:rPr>
-          <w:rFonts w:ascii="標楷體" w:eastAsia="標楷體" w:hAnsi="標楷體" w:hint="eastAsia"/>
-          <w:sz w:val="28"/>
-          <w:szCs w:val="28"/>
-          <w:u w:val="single"/>
-        </w:rPr>
-        <w:t>杭州</w:t>
-      </w:r>
-      <w:r>
-        <w:rPr>
-          <w:rFonts w:ascii="標楷體" w:eastAsia="標楷體" w:hAnsi="標楷體" w:hint="eastAsia"/>
-          <w:sz w:val="28"/>
-          <w:szCs w:val="28"/>
-        </w:rPr>
-        <w:t>重聚，已是別後的第三個年頭了。三年來，</w:t>
-      </w:r>
-      <w:r>
-        <w:rPr>
-          <w:rFonts w:ascii="標楷體" w:eastAsia="標楷體" w:hAnsi="標楷體" w:hint="eastAsia"/>
-          <w:sz w:val="28"/>
-          <w:szCs w:val="28"/>
-          <w:u w:val="single"/>
-        </w:rPr>
-        <w:t>穆父</w:t>
-      </w:r>
-      <w:r>
-        <w:rPr>
-          <w:rFonts w:ascii="標楷體" w:eastAsia="標楷體" w:hAnsi="標楷體" w:hint="eastAsia"/>
-          <w:sz w:val="28"/>
-          <w:szCs w:val="28"/>
-        </w:rPr>
-        <w:t>奔走於京城、</w:t>
-      </w:r>
-      <w:r>
-        <w:rPr>
-          <w:rFonts w:ascii="標楷體" w:eastAsia="標楷體" w:hAnsi="標楷體" w:hint="eastAsia"/>
-          <w:b/>
-          <w:bCs/>
-          <w:sz w:val="28"/>
-          <w:szCs w:val="28"/>
-          <w:u w:val="single"/>
-        </w:rPr>
-        <w:t>吳</w:t>
-      </w:r>
-      <w:r>
-        <w:rPr>
-          <w:rFonts w:ascii="標楷體" w:eastAsia="標楷體" w:hAnsi="標楷體" w:hint="eastAsia"/>
-          <w:b/>
-          <w:bCs/>
-          <w:sz w:val="28"/>
-          <w:szCs w:val="28"/>
-        </w:rPr>
-        <w:t xml:space="preserve"> </w:t>
-      </w:r>
-      <w:r>
-        <w:rPr>
-          <w:rFonts w:ascii="標楷體" w:eastAsia="標楷體" w:hAnsi="標楷體" w:hint="eastAsia"/>
-          <w:b/>
-          <w:bCs/>
-          <w:sz w:val="28"/>
-          <w:szCs w:val="28"/>
-          <w:u w:val="single"/>
-        </w:rPr>
-        <w:t>越</w:t>
-      </w:r>
-      <w:r>
-        <w:rPr>
-          <w:rFonts w:ascii="標楷體" w:eastAsia="標楷體" w:hAnsi="標楷體" w:hint="eastAsia"/>
-          <w:sz w:val="28"/>
-          <w:szCs w:val="28"/>
-        </w:rPr>
-        <w:t>之間，此次又遠赴</w:t>
-      </w:r>
-      <w:r>
-        <w:rPr>
-          <w:rFonts w:ascii="標楷體" w:eastAsia="標楷體" w:hAnsi="標楷體" w:hint="eastAsia"/>
-          <w:sz w:val="28"/>
-          <w:szCs w:val="28"/>
-          <w:u w:val="single"/>
-        </w:rPr>
-        <w:t>瀛州</w:t>
-      </w:r>
-      <w:r>
-        <w:rPr>
-          <w:rFonts w:ascii="標楷體" w:eastAsia="標楷體" w:hAnsi="標楷體" w:hint="eastAsia"/>
-          <w:sz w:val="28"/>
-          <w:szCs w:val="28"/>
-        </w:rPr>
-        <w:t>，真可謂</w:t>
-      </w:r>
-      <w:r>
-        <w:rPr>
-          <w:rFonts w:ascii="標楷體" w:eastAsia="標楷體" w:hAnsi="標楷體" w:hint="eastAsia"/>
-          <w:sz w:val="28"/>
-          <w:szCs w:val="28"/>
-        </w:rPr>
-        <w:t>「</w:t>
-      </w:r>
-      <w:r>
-        <w:rPr>
-          <w:rFonts w:ascii="標楷體" w:eastAsia="標楷體" w:hAnsi="標楷體" w:hint="eastAsia"/>
-          <w:sz w:val="28"/>
-          <w:szCs w:val="28"/>
-        </w:rPr>
-        <w:t>天涯踏盡紅塵</w:t>
-      </w:r>
-      <w:r>
-        <w:rPr>
-          <w:rFonts w:ascii="標楷體" w:eastAsia="標楷體" w:hAnsi="標楷體" w:hint="eastAsia"/>
-          <w:sz w:val="28"/>
-          <w:szCs w:val="28"/>
-        </w:rPr>
-        <w:t>」</w:t>
-      </w:r>
-      <w:r>
-        <w:rPr>
-          <w:rFonts w:ascii="標楷體" w:eastAsia="標楷體" w:hAnsi="標楷體" w:hint="eastAsia"/>
-          <w:sz w:val="28"/>
-          <w:szCs w:val="28"/>
-        </w:rPr>
-        <w:t>。分別雖久，</w:t>
-      </w:r>
-      <w:r>
-        <w:rPr>
-          <w:rFonts w:ascii="標楷體" w:eastAsia="標楷體" w:hAnsi="標楷體" w:hint="eastAsia"/>
-          <w:sz w:val="28"/>
-          <w:szCs w:val="28"/>
-        </w:rPr>
-        <w:t>但</w:t>
-      </w:r>
-      <w:r>
-        <w:rPr>
-          <w:rFonts w:ascii="標楷體" w:eastAsia="標楷體" w:hAnsi="標楷體" w:hint="eastAsia"/>
-          <w:sz w:val="28"/>
-          <w:szCs w:val="28"/>
-        </w:rPr>
-        <w:t>情誼彌堅，相見歡笑，猶如春日之和煦。更為可喜的是友人與自己都能</w:t>
-      </w:r>
-      <w:r>
-        <w:rPr>
-          <w:rFonts w:ascii="標楷體" w:eastAsia="標楷體" w:hAnsi="標楷體" w:hint="eastAsia"/>
-          <w:b/>
-          <w:bCs/>
-          <w:sz w:val="28"/>
-          <w:szCs w:val="28"/>
-        </w:rPr>
-        <w:t>以道自守</w:t>
-      </w:r>
-      <w:r>
-        <w:rPr>
-          <w:rFonts w:ascii="標楷體" w:eastAsia="標楷體" w:hAnsi="標楷體" w:hint="eastAsia"/>
-          <w:sz w:val="28"/>
-          <w:szCs w:val="28"/>
-        </w:rPr>
-        <w:t>，保持</w:t>
-      </w:r>
-      <w:bookmarkStart w:id="2" w:name="_Hlk161942095"/>
-      <w:r>
-        <w:rPr>
-          <w:rFonts w:ascii="標楷體" w:eastAsia="標楷體" w:hAnsi="標楷體" w:hint="eastAsia"/>
-          <w:b/>
-          <w:bCs/>
-          <w:sz w:val="28"/>
-          <w:szCs w:val="28"/>
-        </w:rPr>
-        <w:t>耿介</w:t>
-      </w:r>
-      <w:bookmarkEnd w:id="2"/>
-      <w:r>
-        <w:rPr>
-          <w:rFonts w:ascii="標楷體" w:eastAsia="標楷體" w:hAnsi="標楷體" w:hint="eastAsia"/>
-          <w:b/>
-          <w:bCs/>
-          <w:sz w:val="28"/>
-          <w:szCs w:val="28"/>
-        </w:rPr>
-        <w:t>風節</w:t>
-      </w:r>
-      <w:r>
-        <w:rPr>
-          <w:rFonts w:ascii="標楷體" w:eastAsia="標楷體" w:hAnsi="標楷體" w:hint="eastAsia"/>
-          <w:sz w:val="28"/>
-          <w:szCs w:val="28"/>
-        </w:rPr>
-        <w:t>，借用白居易《贈元稹》詩句來說，即</w:t>
-      </w:r>
-      <w:r>
-        <w:rPr>
-          <w:rFonts w:ascii="標楷體" w:eastAsia="標楷體" w:hAnsi="標楷體" w:hint="eastAsia"/>
-          <w:sz w:val="28"/>
-          <w:szCs w:val="28"/>
-        </w:rPr>
-        <w:t>「</w:t>
-      </w:r>
-      <w:r>
-        <w:rPr>
-          <w:rFonts w:ascii="標楷體" w:eastAsia="標楷體" w:hAnsi="標楷體" w:hint="eastAsia"/>
-          <w:b/>
-          <w:bCs/>
-          <w:sz w:val="28"/>
-          <w:szCs w:val="28"/>
-        </w:rPr>
-        <w:t>無波古井水，有節秋竹竿</w:t>
-      </w:r>
-      <w:r>
-        <w:rPr>
-          <w:rFonts w:ascii="標楷體" w:eastAsia="標楷體" w:hAnsi="標楷體" w:hint="eastAsia"/>
-          <w:sz w:val="28"/>
-          <w:szCs w:val="28"/>
-        </w:rPr>
-        <w:t>」</w:t>
-      </w:r>
-      <w:r>
-        <w:rPr>
-          <w:rFonts w:ascii="標楷體" w:eastAsia="標楷體" w:hAnsi="標楷體" w:hint="eastAsia"/>
-          <w:sz w:val="28"/>
-          <w:szCs w:val="28"/>
-        </w:rPr>
-        <w:t>。作者認為，</w:t>
-      </w:r>
-      <w:r>
-        <w:rPr>
-          <w:rFonts w:ascii="標楷體" w:eastAsia="標楷體" w:hAnsi="標楷體" w:hint="eastAsia"/>
-          <w:sz w:val="28"/>
-          <w:szCs w:val="28"/>
-          <w:u w:val="single"/>
-        </w:rPr>
-        <w:t>穆父</w:t>
-      </w:r>
-      <w:r>
-        <w:rPr>
-          <w:rFonts w:ascii="標楷體" w:eastAsia="標楷體" w:hAnsi="標楷體" w:hint="eastAsia"/>
-          <w:sz w:val="28"/>
-          <w:szCs w:val="28"/>
-        </w:rPr>
-        <w:t>出守</w:t>
-      </w:r>
-      <w:r>
-        <w:rPr>
-          <w:rFonts w:ascii="標楷體" w:eastAsia="標楷體" w:hAnsi="標楷體" w:hint="eastAsia"/>
-          <w:sz w:val="28"/>
-          <w:szCs w:val="28"/>
-          <w:u w:val="single"/>
-        </w:rPr>
-        <w:t>越州</w:t>
-      </w:r>
-      <w:r>
-        <w:rPr>
-          <w:rFonts w:ascii="標楷體" w:eastAsia="標楷體" w:hAnsi="標楷體" w:hint="eastAsia"/>
-          <w:sz w:val="28"/>
-          <w:szCs w:val="28"/>
-        </w:rPr>
-        <w:t>，同自己一樣，是由於朝好議論政事，為</w:t>
-      </w:r>
-      <w:r>
-        <w:rPr>
-          <w:rFonts w:ascii="標楷體" w:eastAsia="標楷體" w:hAnsi="標楷體" w:hint="eastAsia"/>
-          <w:b/>
-          <w:bCs/>
-          <w:sz w:val="28"/>
-          <w:szCs w:val="28"/>
-        </w:rPr>
-        <w:t>言官</w:t>
-      </w:r>
-      <w:r>
-        <w:rPr>
-          <w:rFonts w:ascii="標楷體" w:eastAsia="標楷體" w:hAnsi="標楷體" w:hint="eastAsia"/>
-          <w:sz w:val="28"/>
-          <w:szCs w:val="28"/>
-        </w:rPr>
-        <w:t>所攻。</w:t>
-      </w:r>
-    </w:p>
-    <w:p>
-      <w:pPr>
-        <w:spacing w:line="440" w:lineRule="exact"/>
-        <w:rPr>
-          <w:rFonts w:ascii="標楷體" w:eastAsia="標楷體" w:hAnsi="標楷體"/>
-          <w:sz w:val="28"/>
-          <w:szCs w:val="28"/>
-        </w:rPr>
-      </w:pPr>
-      <w:r>
-        <w:rPr>
-          <w:rFonts w:ascii="標楷體" w:eastAsia="標楷體" w:hAnsi="標楷體" w:hint="eastAsia"/>
-          <w:sz w:val="28"/>
-          <w:szCs w:val="28"/>
-        </w:rPr>
-        <w:t xml:space="preserve">　　</w:t>
-      </w:r>
-      <w:r>
-        <w:rPr>
-          <w:rFonts w:ascii="標楷體" w:eastAsia="標楷體" w:hAnsi="標楷體" w:hint="eastAsia"/>
-          <w:sz w:val="28"/>
-          <w:szCs w:val="28"/>
-        </w:rPr>
-        <w:t>以上數句，先從時間著筆，回憶前番離別，再就空間落墨，概述仕宦生涯，接下來抒發作者對仕宦失意、久處逆境所持的達觀態度，並用</w:t>
-      </w:r>
-      <w:bookmarkStart w:id="3" w:name="_Hlk161942793"/>
-      <w:r>
-        <w:rPr>
-          <w:rFonts w:ascii="標楷體" w:eastAsia="標楷體" w:hAnsi="標楷體" w:hint="eastAsia"/>
-          <w:b/>
-          <w:bCs/>
-          <w:sz w:val="28"/>
-          <w:szCs w:val="28"/>
-        </w:rPr>
-        <w:t>對偶連喻</w:t>
-      </w:r>
-      <w:bookmarkEnd w:id="3"/>
-      <w:r>
-        <w:rPr>
-          <w:rFonts w:ascii="標楷體" w:eastAsia="標楷體" w:hAnsi="標楷體" w:hint="eastAsia"/>
-          <w:sz w:val="28"/>
-          <w:szCs w:val="28"/>
-        </w:rPr>
-        <w:t>的句式，通過對友人純一道心、保持名節的讚頌，表明了自己淡泊的心境和堅貞的操守。詞的上片既是對友人輔君治國、堅持操守的安慰和支持，也是詞人半生經歷、松柏節操的自我寫照，是詞人的自勉自勵。明寫主，暗寓客；以主慰客，客與主同，表現出作者與友人肝膽相照，志同道合。</w:t>
-      </w:r>
-    </w:p>
-    <w:p>
-      <w:pPr>
-        <w:spacing w:line="440" w:lineRule="exact"/>
-        <w:rPr>
-          <w:rFonts w:ascii="標楷體" w:eastAsia="標楷體" w:hAnsi="標楷體"/>
-          <w:sz w:val="28"/>
-          <w:szCs w:val="28"/>
-        </w:rPr>
-      </w:pPr>
-      <w:r>
-        <w:rPr>
-          <w:rFonts w:ascii="標楷體" w:eastAsia="標楷體" w:hAnsi="標楷體" w:hint="eastAsia"/>
-          <w:sz w:val="28"/>
-          <w:szCs w:val="28"/>
-        </w:rPr>
-        <w:t xml:space="preserve">　　</w:t>
-      </w:r>
-      <w:r>
-        <w:rPr>
-          <w:rFonts w:ascii="標楷體" w:eastAsia="標楷體" w:hAnsi="標楷體" w:hint="eastAsia"/>
-          <w:sz w:val="28"/>
-          <w:szCs w:val="28"/>
-        </w:rPr>
-        <w:t>詞的下片切入正題，寫月夜送別友人。</w:t>
-      </w:r>
-      <w:r>
-        <w:rPr>
-          <w:rFonts w:ascii="標楷體" w:eastAsia="標楷體" w:hAnsi="標楷體" w:hint="eastAsia"/>
-          <w:sz w:val="28"/>
-          <w:szCs w:val="28"/>
-        </w:rPr>
-        <w:t>「</w:t>
-      </w:r>
-      <w:r>
-        <w:rPr>
-          <w:rFonts w:ascii="標楷體" w:eastAsia="標楷體" w:hAnsi="標楷體" w:hint="eastAsia"/>
-          <w:sz w:val="28"/>
-          <w:szCs w:val="28"/>
-        </w:rPr>
-        <w:t>惆悵孤帆連夜發，送行淡月微雲</w:t>
-      </w:r>
-      <w:r>
-        <w:rPr>
-          <w:rFonts w:ascii="標楷體" w:eastAsia="標楷體" w:hAnsi="標楷體" w:hint="eastAsia"/>
-          <w:sz w:val="28"/>
-          <w:szCs w:val="28"/>
-        </w:rPr>
-        <w:t>」</w:t>
-      </w:r>
-      <w:r>
-        <w:rPr>
-          <w:rFonts w:ascii="標楷體" w:eastAsia="標楷體" w:hAnsi="標楷體" w:hint="eastAsia"/>
-          <w:sz w:val="28"/>
-          <w:szCs w:val="28"/>
-        </w:rPr>
-        <w:t>一句，描繪出一種淒清幽冷的氛圍，渲染了作者與友人分別時抑鬱無歡的心情。</w:t>
-      </w:r>
-    </w:p>
-    <w:p>
-      <w:pPr>
-        <w:spacing w:line="440" w:lineRule="exact"/>
-        <w:rPr>
-          <w:rFonts w:ascii="標楷體" w:eastAsia="標楷體" w:hAnsi="標楷體"/>
-          <w:sz w:val="28"/>
-          <w:szCs w:val="28"/>
-        </w:rPr>
-      </w:pPr>
-      <w:r>
-        <w:rPr>
-          <w:rFonts w:ascii="標楷體" w:eastAsia="標楷體" w:hAnsi="標楷體" w:hint="eastAsia"/>
-          <w:sz w:val="28"/>
-          <w:szCs w:val="28"/>
-        </w:rPr>
-        <w:t xml:space="preserve">　　</w:t>
-      </w:r>
-      <w:r>
-        <w:rPr>
-          <w:rFonts w:ascii="標楷體" w:eastAsia="標楷體" w:hAnsi="標楷體" w:hint="eastAsia"/>
-          <w:sz w:val="28"/>
-          <w:szCs w:val="28"/>
-        </w:rPr>
-        <w:t>「</w:t>
-      </w:r>
-      <w:r>
-        <w:rPr>
-          <w:rFonts w:ascii="標楷體" w:eastAsia="標楷體" w:hAnsi="標楷體" w:hint="eastAsia"/>
-          <w:sz w:val="28"/>
-          <w:szCs w:val="28"/>
-        </w:rPr>
-        <w:t>樽前不用翠眉顰</w:t>
-      </w:r>
-      <w:r>
-        <w:rPr>
-          <w:rFonts w:ascii="標楷體" w:eastAsia="標楷體" w:hAnsi="標楷體" w:hint="eastAsia"/>
-          <w:sz w:val="28"/>
-          <w:szCs w:val="28"/>
-        </w:rPr>
-        <w:t>」</w:t>
-      </w:r>
-      <w:r>
-        <w:rPr>
-          <w:rFonts w:ascii="標楷體" w:eastAsia="標楷體" w:hAnsi="標楷體" w:hint="eastAsia"/>
-          <w:sz w:val="28"/>
-          <w:szCs w:val="28"/>
-        </w:rPr>
-        <w:t>一句，由哀愁轉為曠達、豪邁，說離宴中歌舞相伴的歌妓用不著為離愁別恨而哀怨。這一句，其用意一是不要增加行者與送者</w:t>
-      </w:r>
-      <w:r>
-        <w:rPr>
-          <w:rFonts w:ascii="標楷體" w:eastAsia="標楷體" w:hAnsi="標楷體" w:hint="eastAsia"/>
-          <w:b/>
-          <w:bCs/>
-          <w:sz w:val="28"/>
-          <w:szCs w:val="28"/>
-        </w:rPr>
-        <w:t>臨歧</w:t>
-      </w:r>
-      <w:r>
-        <w:rPr>
-          <w:rFonts w:ascii="標楷體" w:eastAsia="標楷體" w:hAnsi="標楷體" w:hint="eastAsia"/>
-          <w:sz w:val="28"/>
-          <w:szCs w:val="28"/>
-        </w:rPr>
-        <w:t>的悲感，二是世間離別本</w:t>
-      </w:r>
-      <w:r>
-        <w:rPr>
-          <w:rFonts w:ascii="標楷體" w:eastAsia="標楷體" w:hAnsi="標楷體" w:hint="eastAsia"/>
-          <w:sz w:val="28"/>
-          <w:szCs w:val="28"/>
-        </w:rPr>
-        <w:t>也</w:t>
-      </w:r>
-      <w:r>
-        <w:rPr>
-          <w:rFonts w:ascii="標楷體" w:eastAsia="標楷體" w:hAnsi="標楷體" w:hint="eastAsia"/>
-          <w:sz w:val="28"/>
-          <w:szCs w:val="28"/>
-        </w:rPr>
-        <w:t>是常事，則亦不用哀愁。詞末二句言何必為暫時離別傷情，其實</w:t>
-      </w:r>
-      <w:r>
-        <w:rPr>
-          <w:rFonts w:ascii="標楷體" w:eastAsia="標楷體" w:hAnsi="標楷體" w:hint="eastAsia"/>
-          <w:b/>
-          <w:bCs/>
-          <w:sz w:val="28"/>
-          <w:szCs w:val="28"/>
-        </w:rPr>
-        <w:t>人生如寄</w:t>
-      </w:r>
-      <w:r>
-        <w:rPr>
-          <w:rFonts w:ascii="標楷體" w:eastAsia="標楷體" w:hAnsi="標楷體" w:hint="eastAsia"/>
-          <w:sz w:val="28"/>
-          <w:szCs w:val="28"/>
-        </w:rPr>
-        <w:t>，</w:t>
-      </w:r>
-      <w:r>
-        <w:rPr>
-          <w:rFonts w:ascii="標楷體" w:eastAsia="標楷體" w:hAnsi="標楷體" w:hint="eastAsia"/>
-          <w:sz w:val="28"/>
-          <w:szCs w:val="28"/>
-          <w:u w:val="single"/>
-        </w:rPr>
-        <w:t>李白</w:t>
-      </w:r>
-      <w:r>
-        <w:rPr>
-          <w:rFonts w:ascii="標楷體" w:eastAsia="標楷體" w:hAnsi="標楷體" w:hint="eastAsia"/>
-          <w:sz w:val="28"/>
-          <w:szCs w:val="28"/>
-        </w:rPr>
-        <w:t>《</w:t>
-      </w:r>
-      <w:hyperlink r:id="rId8" w:history="1">
-        <w:r>
-          <w:rPr>
-            <w:rStyle w:val="a4"/>
-            <w:rFonts w:ascii="標楷體" w:eastAsia="標楷體" w:hAnsi="標楷體" w:hint="eastAsia"/>
-            <w:sz w:val="28"/>
-            <w:szCs w:val="28"/>
-          </w:rPr>
-          <w:t>春夜宴從弟桃花園序</w:t>
-        </w:r>
-      </w:hyperlink>
-      <w:r>
-        <w:rPr>
-          <w:rFonts w:ascii="標楷體" w:eastAsia="標楷體" w:hAnsi="標楷體" w:hint="eastAsia"/>
-          <w:sz w:val="28"/>
-          <w:szCs w:val="28"/>
-        </w:rPr>
-        <w:t>》云：</w:t>
-      </w:r>
-      <w:r>
-        <w:rPr>
-          <w:rFonts w:ascii="標楷體" w:eastAsia="標楷體" w:hAnsi="標楷體" w:hint="eastAsia"/>
-          <w:sz w:val="28"/>
-          <w:szCs w:val="28"/>
-        </w:rPr>
-        <w:t>「</w:t>
-      </w:r>
-      <w:bookmarkStart w:id="4" w:name="_Hlk161943612"/>
-      <w:r>
-        <w:rPr>
-          <w:rFonts w:ascii="標楷體" w:eastAsia="標楷體" w:hAnsi="標楷體" w:hint="eastAsia"/>
-          <w:b/>
-          <w:bCs/>
-          <w:sz w:val="28"/>
-          <w:szCs w:val="28"/>
-        </w:rPr>
-        <w:t>夫天地者，萬物之逆旅也，光陰者，百代之過客也。</w:t>
-      </w:r>
-      <w:bookmarkEnd w:id="4"/>
-      <w:r>
-        <w:rPr>
-          <w:rFonts w:ascii="標楷體" w:eastAsia="標楷體" w:hAnsi="標楷體" w:hint="eastAsia"/>
-          <w:sz w:val="28"/>
-          <w:szCs w:val="28"/>
-        </w:rPr>
-        <w:t>」</w:t>
-      </w:r>
-      <w:r>
-        <w:rPr>
-          <w:rFonts w:ascii="標楷體" w:eastAsia="標楷體" w:hAnsi="標楷體" w:hint="eastAsia"/>
-          <w:sz w:val="28"/>
-          <w:szCs w:val="28"/>
-        </w:rPr>
-        <w:t>既然人人都是天地間的過客，又何必計較眼前聚散和江南江北呢？詞的結尾，以對友人的慰勉和開釋胸懷總收全詞，既動之以情，又揭示出得失兩忘、萬物齊一的人生態度。</w:t>
-      </w:r>
-    </w:p>
-    <w:p>
-      <w:pPr>
-        <w:spacing w:line="440" w:lineRule="exact"/>
-        <w:rPr>
-          <w:rFonts w:ascii="標楷體" w:eastAsia="標楷體" w:hAnsi="標楷體"/>
-          <w:sz w:val="28"/>
-          <w:szCs w:val="28"/>
-        </w:rPr>
-      </w:pPr>
-      <w:r>
-        <w:rPr>
-          <w:rFonts w:ascii="標楷體" w:eastAsia="標楷體" w:hAnsi="標楷體" w:hint="eastAsia"/>
-          <w:sz w:val="28"/>
-          <w:szCs w:val="28"/>
-        </w:rPr>
-        <w:t xml:space="preserve">　　</w:t>
-      </w:r>
-      <w:r>
-        <w:rPr>
-          <w:rFonts w:ascii="標楷體" w:eastAsia="標楷體" w:hAnsi="標楷體" w:hint="eastAsia"/>
-          <w:sz w:val="28"/>
-          <w:szCs w:val="28"/>
-          <w:u w:val="single"/>
-        </w:rPr>
-        <w:t>蘇軾</w:t>
-      </w:r>
-      <w:r>
-        <w:rPr>
-          <w:rFonts w:ascii="標楷體" w:eastAsia="標楷體" w:hAnsi="標楷體" w:hint="eastAsia"/>
-          <w:sz w:val="28"/>
-          <w:szCs w:val="28"/>
-        </w:rPr>
-        <w:t>一生雖積極入世，具有鮮明的政治理想和政治主張，但另一方面又受</w:t>
-      </w:r>
-      <w:r>
-        <w:rPr>
-          <w:rFonts w:ascii="標楷體" w:eastAsia="標楷體" w:hAnsi="標楷體" w:hint="eastAsia"/>
-          <w:sz w:val="28"/>
-          <w:szCs w:val="28"/>
-          <w:u w:val="single"/>
-        </w:rPr>
-        <w:t>老</w:t>
-      </w:r>
-      <w:r>
-        <w:rPr>
-          <w:rFonts w:ascii="標楷體" w:eastAsia="標楷體" w:hAnsi="標楷體" w:hint="eastAsia"/>
-          <w:sz w:val="28"/>
-          <w:szCs w:val="28"/>
-        </w:rPr>
-        <w:t xml:space="preserve"> </w:t>
-      </w:r>
-      <w:r>
-        <w:rPr>
-          <w:rFonts w:ascii="標楷體" w:eastAsia="標楷體" w:hAnsi="標楷體" w:hint="eastAsia"/>
-          <w:sz w:val="28"/>
-          <w:szCs w:val="28"/>
-          <w:u w:val="single"/>
-        </w:rPr>
-        <w:t>莊</w:t>
-      </w:r>
-      <w:r>
-        <w:rPr>
-          <w:rFonts w:ascii="標楷體" w:eastAsia="標楷體" w:hAnsi="標楷體" w:hint="eastAsia"/>
-          <w:sz w:val="28"/>
-          <w:szCs w:val="28"/>
-        </w:rPr>
-        <w:t>及</w:t>
-      </w:r>
-      <w:r>
-        <w:rPr>
-          <w:rFonts w:ascii="標楷體" w:eastAsia="標楷體" w:hAnsi="標楷體" w:hint="eastAsia"/>
-          <w:sz w:val="28"/>
-          <w:szCs w:val="28"/>
-          <w:u w:val="single"/>
-        </w:rPr>
-        <w:t>佛家</w:t>
-      </w:r>
-      <w:r>
-        <w:rPr>
-          <w:rFonts w:ascii="標楷體" w:eastAsia="標楷體" w:hAnsi="標楷體" w:hint="eastAsia"/>
-          <w:sz w:val="28"/>
-          <w:szCs w:val="28"/>
-        </w:rPr>
-        <w:t>思想影響頗深，每當官場失意、處境艱難時，他總能以一種恬淡自安、閒雅自適的態度來應對外界的紛紛擾擾，表現出超然物外、隨遇而安的曠達、灑脫情懷。這首送別詞中的</w:t>
-      </w:r>
-      <w:r>
-        <w:rPr>
-          <w:rFonts w:ascii="標楷體" w:eastAsia="標楷體" w:hAnsi="標楷體" w:hint="eastAsia"/>
-          <w:sz w:val="28"/>
-          <w:szCs w:val="28"/>
-        </w:rPr>
-        <w:t>「</w:t>
-      </w:r>
-      <w:r>
-        <w:rPr>
-          <w:rFonts w:ascii="標楷體" w:eastAsia="標楷體" w:hAnsi="標楷體" w:hint="eastAsia"/>
-          <w:sz w:val="28"/>
-          <w:szCs w:val="28"/>
-        </w:rPr>
-        <w:t>一笑作春溫</w:t>
-      </w:r>
-      <w:r>
-        <w:rPr>
-          <w:rFonts w:ascii="標楷體" w:eastAsia="標楷體" w:hAnsi="標楷體" w:hint="eastAsia"/>
-          <w:sz w:val="28"/>
-          <w:szCs w:val="28"/>
-        </w:rPr>
-        <w:t>」</w:t>
-      </w:r>
-      <w:r>
-        <w:rPr>
-          <w:rFonts w:ascii="標楷體" w:eastAsia="標楷體" w:hAnsi="標楷體" w:hint="eastAsia"/>
-          <w:sz w:val="28"/>
-          <w:szCs w:val="28"/>
-        </w:rPr>
-        <w:t>、</w:t>
-      </w:r>
-      <w:r>
-        <w:rPr>
-          <w:rFonts w:ascii="標楷體" w:eastAsia="標楷體" w:hAnsi="標楷體" w:hint="eastAsia"/>
-          <w:sz w:val="28"/>
-          <w:szCs w:val="28"/>
-        </w:rPr>
-        <w:t>「</w:t>
-      </w:r>
-      <w:r>
-        <w:rPr>
-          <w:rFonts w:ascii="標楷體" w:eastAsia="標楷體" w:hAnsi="標楷體" w:hint="eastAsia"/>
-          <w:sz w:val="28"/>
-          <w:szCs w:val="28"/>
-        </w:rPr>
-        <w:t>樽前不用翠眉顰。人生如逆旅，我亦是行人</w:t>
-      </w:r>
-      <w:r>
-        <w:rPr>
-          <w:rFonts w:ascii="標楷體" w:eastAsia="標楷體" w:hAnsi="標楷體" w:hint="eastAsia"/>
-          <w:sz w:val="28"/>
-          <w:szCs w:val="28"/>
-        </w:rPr>
-        <w:t>」</w:t>
-      </w:r>
-      <w:r>
-        <w:rPr>
-          <w:rFonts w:ascii="標楷體" w:eastAsia="標楷體" w:hAnsi="標楷體" w:hint="eastAsia"/>
-          <w:sz w:val="28"/>
-          <w:szCs w:val="28"/>
-        </w:rPr>
-        <w:t>等句，是</w:t>
-      </w:r>
-      <w:r>
-        <w:rPr>
-          <w:rFonts w:ascii="標楷體" w:eastAsia="標楷體" w:hAnsi="標楷體" w:hint="eastAsia"/>
-          <w:sz w:val="28"/>
-          <w:szCs w:val="28"/>
-          <w:u w:val="single"/>
-        </w:rPr>
-        <w:t>蘇軾</w:t>
-      </w:r>
-      <w:r>
-        <w:rPr>
-          <w:rFonts w:ascii="標楷體" w:eastAsia="標楷體" w:hAnsi="標楷體" w:hint="eastAsia"/>
-          <w:sz w:val="28"/>
-          <w:szCs w:val="28"/>
-        </w:rPr>
-        <w:t>這種豪放性格、達觀態度的集中體現。然而在這些曠達之語的背後，仍能體察出詞人對仕宦浮沉的淡淡惆悵，以及對身世飄零的深沉慨嘆。</w:t>
-      </w:r>
-    </w:p>
-    <w:p>
-      <w:pPr>
-        <w:spacing w:line="440" w:lineRule="exact"/>
-        <w:rPr>
-          <w:rFonts w:ascii="標楷體" w:eastAsia="標楷體" w:hAnsi="標楷體"/>
-          <w:sz w:val="28"/>
-          <w:szCs w:val="28"/>
-        </w:rPr>
-      </w:pPr>
-      <w:r>
-        <w:rPr>
-          <w:rFonts w:ascii="標楷體" w:eastAsia="標楷體" w:hAnsi="標楷體" w:hint="eastAsia"/>
-          <w:sz w:val="28"/>
-          <w:szCs w:val="28"/>
-        </w:rPr>
-        <w:t>(以上資料出處：</w:t>
-      </w:r>
-      <w:hyperlink r:id="rId9" w:history="1">
-        <w:r>
-          <w:rPr>
-            <w:rStyle w:val="a4"/>
-            <w:rFonts w:ascii="標楷體" w:eastAsia="標楷體" w:hAnsi="標楷體"/>
-            <w:sz w:val="28"/>
-            <w:szCs w:val="28"/>
-          </w:rPr>
-          <w:t>https://bit.ly/3IN0Zzu</w:t>
-        </w:r>
-      </w:hyperlink>
-      <w:hyperlink r:id="rId10" w:history="1"/>
-      <w:r>
-        <w:rPr>
-          <w:rFonts w:ascii="標楷體" w:eastAsia="標楷體" w:hAnsi="標楷體" w:hint="eastAsia"/>
-          <w:sz w:val="28"/>
-          <w:szCs w:val="28"/>
-        </w:rPr>
-        <w:t>)</w:t>
-      </w:r>
-    </w:p>
-    <w:p>
-      <w:pPr>
-        <w:spacing w:beforeLines="50" w:before="180" w:line="440" w:lineRule="exact"/>
-        <w:rPr>
-          <w:rFonts w:ascii="標楷體" w:eastAsia="標楷體" w:hAnsi="標楷體"/>
-          <w:sz w:val="36"/>
-          <w:szCs w:val="36"/>
-        </w:rPr>
-      </w:pPr>
-      <w:r>
-        <w:rPr>
-          <w:rFonts w:ascii="標楷體" w:eastAsia="標楷體" w:hAnsi="標楷體" w:hint="eastAsia"/>
-          <w:sz w:val="36"/>
-          <w:szCs w:val="36"/>
-          <w:bdr w:val="single" w:sz="4" w:space="0" w:color="auto"/>
-        </w:rPr>
-        <w:lastRenderedPageBreak/>
         <w:t>補充</w:t>
       </w:r>
     </w:p>
@@ -2441,8 +1340,8 @@
           <w:ilvl w:val="0"/>
           <w:numId w:val="5"/>
         </w:numPr>
-        <w:spacing w:line="380" w:lineRule="exact"/>
-        <w:ind w:leftChars="0"/>
+        <w:spacing w:line="440" w:lineRule="exact"/>
+        <w:ind w:leftChars="0" w:left="284" w:hanging="284"/>
         <w:rPr>
           <w:rFonts w:ascii="標楷體" w:eastAsia="標楷體" w:hAnsi="標楷體"/>
           <w:sz w:val="28"/>
@@ -2451,59 +1350,27 @@
       </w:pPr>
       <w:r>
         <w:rPr>
-          <w:rFonts w:ascii="標楷體" w:eastAsia="標楷體" w:hAnsi="標楷體" w:hint="eastAsia"/>
-          <w:sz w:val="28"/>
-          <w:szCs w:val="28"/>
-        </w:rPr>
-        <w:t>輾轉</w:t>
-      </w:r>
-    </w:p>
-    <w:p>
-      <w:pPr>
-        <w:pStyle w:val="a6"/>
-        <w:numPr>
-          <w:ilvl w:val="0"/>
-          <w:numId w:val="28"/>
-        </w:numPr>
-        <w:spacing w:line="380" w:lineRule="exact"/>
-        <w:ind w:leftChars="0"/>
-        <w:rPr>
           <w:rFonts w:ascii="標楷體" w:eastAsia="標楷體" w:hAnsi="標楷體"/>
           <w:sz w:val="28"/>
           <w:szCs w:val="28"/>
         </w:rPr>
-      </w:pPr>
-      <w:r>
-        <w:rPr>
-          <w:rFonts w:ascii="標楷體" w:eastAsia="標楷體" w:hAnsi="標楷體" w:hint="eastAsia"/>
-          <w:sz w:val="28"/>
-          <w:szCs w:val="28"/>
-        </w:rPr>
-        <w:t>間接的。【例】這個消息是輾轉從別人那裡聽來的，不知是否真確？</w:t>
-      </w:r>
-    </w:p>
-    <w:p>
-      <w:pPr>
-        <w:pStyle w:val="a6"/>
-        <w:numPr>
-          <w:ilvl w:val="0"/>
-          <w:numId w:val="28"/>
-        </w:numPr>
-        <w:spacing w:line="380" w:lineRule="exact"/>
-        <w:ind w:leftChars="0"/>
+        <w:t>宦海浮沉</w:t>
+      </w:r>
+      <w:r>
+        <w:rPr>
+          <w:rFonts w:ascii="標楷體" w:eastAsia="標楷體" w:hAnsi="標楷體" w:hint="eastAsia"/>
+          <w:sz w:val="28"/>
+          <w:szCs w:val="28"/>
+        </w:rPr>
+        <w:t>：</w:t>
+      </w:r>
+      <w:r>
         <w:rPr>
           <w:rFonts w:ascii="標楷體" w:eastAsia="標楷體" w:hAnsi="標楷體"/>
           <w:sz w:val="28"/>
           <w:szCs w:val="28"/>
         </w:rPr>
-      </w:pPr>
-      <w:r>
-        <w:rPr>
-          <w:rFonts w:ascii="標楷體" w:eastAsia="標楷體" w:hAnsi="標楷體" w:hint="eastAsia"/>
-          <w:sz w:val="28"/>
-          <w:szCs w:val="28"/>
-        </w:rPr>
-        <w:t>翻來覆去。【例】王太太因先生深夜未歸而輾轉難眠。</w:t>
+        <w:t>指官場生涯的起伏跌宕、升遷貶謫不定。形容古代官員在大時代與政治鬥爭中，身不由己地四處奔波、反覆調職的坎坷命運。</w:t>
       </w:r>
     </w:p>
     <w:p>
@@ -2513,8 +1380,8 @@
           <w:ilvl w:val="0"/>
           <w:numId w:val="5"/>
         </w:numPr>
-        <w:spacing w:line="380" w:lineRule="exact"/>
-        <w:ind w:leftChars="0"/>
+        <w:spacing w:line="440" w:lineRule="exact"/>
+        <w:ind w:leftChars="0" w:left="284" w:hanging="284"/>
         <w:rPr>
           <w:rFonts w:ascii="標楷體" w:eastAsia="標楷體" w:hAnsi="標楷體"/>
           <w:sz w:val="28"/>
@@ -2523,31 +1390,27 @@
       </w:pPr>
       <w:r>
         <w:rPr>
-          <w:rFonts w:ascii="標楷體" w:eastAsia="標楷體" w:hAnsi="標楷體" w:hint="eastAsia"/>
-          <w:sz w:val="28"/>
-          <w:szCs w:val="28"/>
-        </w:rPr>
-        <w:t>高風亮節：高尚的品格，堅貞的氣節。</w:t>
-      </w:r>
-    </w:p>
-    <w:p>
-      <w:pPr>
-        <w:pStyle w:val="a6"/>
-        <w:spacing w:line="380" w:lineRule="exact"/>
-        <w:ind w:leftChars="0"/>
-        <w:rPr>
           <w:rFonts w:ascii="標楷體" w:eastAsia="標楷體" w:hAnsi="標楷體"/>
           <w:sz w:val="28"/>
           <w:szCs w:val="28"/>
         </w:rPr>
-      </w:pPr>
-      <w:r>
-        <w:rPr>
-          <w:rFonts w:ascii="標楷體" w:eastAsia="標楷體" w:hAnsi="標楷體" w:hint="eastAsia"/>
-          <w:sz w:val="28"/>
-          <w:szCs w:val="28"/>
-        </w:rPr>
-        <w:t>【例】余先生不忮不求的高風亮節令人敬佩。</w:t>
+        <w:t>離別滄桑</w:t>
+      </w:r>
+      <w:r>
+        <w:rPr>
+          <w:rFonts w:ascii="標楷體" w:eastAsia="標楷體" w:hAnsi="標楷體" w:hint="eastAsia"/>
+          <w:sz w:val="28"/>
+          <w:szCs w:val="28"/>
+        </w:rPr>
+        <w:t>：</w:t>
+      </w:r>
+      <w:r>
+        <w:rPr>
+          <w:rFonts w:ascii="標楷體" w:eastAsia="標楷體" w:hAnsi="標楷體"/>
+          <w:sz w:val="28"/>
+          <w:szCs w:val="28"/>
+        </w:rPr>
+        <w:t>指經歷長期分離後，世事變遷所帶來的繁華落盡與人事全非之感。突顯時間流逝與聚散離合所留下的深刻痕跡與內心感觸。</w:t>
       </w:r>
     </w:p>
     <w:p>
@@ -2557,22 +1420,46 @@
           <w:ilvl w:val="0"/>
           <w:numId w:val="5"/>
         </w:numPr>
-        <w:spacing w:line="380" w:lineRule="exact"/>
-        <w:ind w:leftChars="0"/>
+        <w:spacing w:line="440" w:lineRule="exact"/>
+        <w:ind w:leftChars="0" w:left="284" w:hanging="284"/>
         <w:rPr>
           <w:rFonts w:ascii="標楷體" w:eastAsia="標楷體" w:hAnsi="標楷體"/>
-          <w:spacing w:val="-6"/>
-          <w:sz w:val="28"/>
-          <w:szCs w:val="28"/>
-        </w:rPr>
-      </w:pPr>
-      <w:r>
-        <w:rPr>
-          <w:rFonts w:ascii="標楷體" w:eastAsia="標楷體" w:hAnsi="標楷體" w:hint="eastAsia"/>
-          <w:sz w:val="28"/>
-          <w:szCs w:val="28"/>
-        </w:rPr>
-        <w:t>創新意於法度之中，寄妙理於豪放之外</w:t>
+          <w:sz w:val="28"/>
+          <w:szCs w:val="28"/>
+        </w:rPr>
+      </w:pPr>
+      <w:r>
+        <w:rPr>
+          <w:rFonts w:ascii="標楷體" w:eastAsia="標楷體" w:hAnsi="標楷體"/>
+          <w:sz w:val="28"/>
+          <w:szCs w:val="28"/>
+        </w:rPr>
+        <w:t>剛正不阿</w:t>
+      </w:r>
+      <w:r>
+        <w:rPr>
+          <w:rFonts w:ascii="標楷體" w:eastAsia="標楷體" w:hAnsi="標楷體" w:hint="eastAsia"/>
+          <w:sz w:val="28"/>
+          <w:szCs w:val="28"/>
+        </w:rPr>
+        <w:t>(</w:t>
+      </w:r>
+      <w:r>
+        <w:rPr>
+          <w:rFonts w:ascii="標楷體" w:eastAsia="標楷體" w:hAnsi="標楷體"/>
+          <w:color w:val="EE0000"/>
+          <w:sz w:val="16"/>
+          <w:szCs w:val="16"/>
+        </w:rPr>
+        <w:t>ㄜ</w:t>
+      </w:r>
+      <w:r>
+        <w:rPr>
+          <w:rFonts w:ascii="標楷體" w:eastAsia="標楷體" w:hAnsi="標楷體" w:hint="eastAsia"/>
+          <w:sz w:val="28"/>
+          <w:szCs w:val="28"/>
+        </w:rPr>
+        <w:t>)</w:t>
       </w:r>
       <w:r>
         <w:rPr>
@@ -2584,44 +1471,36 @@
       </w:r>
       <w:r>
         <w:rPr>
-          <w:rFonts w:ascii="標楷體" w:eastAsia="標楷體" w:hAnsi="標楷體" w:hint="eastAsia"/>
-          <w:spacing w:val="-6"/>
-          <w:sz w:val="28"/>
-          <w:szCs w:val="28"/>
-        </w:rPr>
-        <w:t>「創新意」是指在藝術創作中，要有新的創意和想法。「法度」是指藝術創作的規矩和法則。「寄妙理」是指在藝術創作中，要蘊含深刻的道理。「豪放」是指藝術創作的風格豪邁奔放。</w:t>
-      </w:r>
-    </w:p>
-    <w:p>
-      <w:pPr>
-        <w:pStyle w:val="a6"/>
-        <w:spacing w:line="380" w:lineRule="exact"/>
-        <w:ind w:leftChars="0"/>
-        <w:rPr>
           <w:rFonts w:ascii="標楷體" w:eastAsia="標楷體" w:hAnsi="標楷體"/>
-          <w:spacing w:val="-6"/>
-          <w:sz w:val="28"/>
-          <w:szCs w:val="28"/>
-        </w:rPr>
-      </w:pPr>
-      <w:r>
-        <w:rPr>
-          <w:rFonts w:ascii="標楷體" w:eastAsia="標楷體" w:hAnsi="標楷體" w:hint="eastAsia"/>
-          <w:spacing w:val="-6"/>
+          <w:sz w:val="28"/>
+          <w:szCs w:val="28"/>
+        </w:rPr>
+        <w:t>性格正直強硬，不向權勢或惡勢力低頭、不迎合苟容。</w:t>
+      </w:r>
+      <w:r>
+        <w:rPr>
+          <w:rFonts w:ascii="標楷體" w:eastAsia="標楷體" w:hAnsi="標楷體" w:hint="eastAsia"/>
+          <w:sz w:val="28"/>
+          <w:szCs w:val="28"/>
+        </w:rPr>
+        <w:t>指</w:t>
+      </w:r>
+      <w:r>
+        <w:rPr>
+          <w:rFonts w:ascii="標楷體" w:eastAsia="標楷體" w:hAnsi="標楷體"/>
           <w:sz w:val="28"/>
           <w:szCs w:val="28"/>
           <w:u w:val="single"/>
         </w:rPr>
-        <w:t>蘇軾</w:t>
-      </w:r>
-      <w:r>
-        <w:rPr>
-          <w:rFonts w:ascii="標楷體" w:eastAsia="標楷體" w:hAnsi="標楷體" w:hint="eastAsia"/>
-          <w:spacing w:val="-6"/>
-          <w:sz w:val="28"/>
-          <w:szCs w:val="28"/>
-        </w:rPr>
-        <w:t>認為，在藝術創作中，既要有新的創意和想法，又要遵守規矩法度，不能拘泥於法度，也不能流於豪放。只有這樣，才能創作出既有新意又有妙理的藝術作品。</w:t>
+        <w:t>錢穆父</w:t>
+      </w:r>
+      <w:r>
+        <w:rPr>
+          <w:rFonts w:ascii="標楷體" w:eastAsia="標楷體" w:hAnsi="標楷體"/>
+          <w:sz w:val="28"/>
+          <w:szCs w:val="28"/>
+        </w:rPr>
+        <w:t>清廉正直、堅守原則的高尚人格特質。</w:t>
       </w:r>
     </w:p>
     <w:p>
@@ -2631,8 +1510,8 @@
           <w:ilvl w:val="0"/>
           <w:numId w:val="5"/>
         </w:numPr>
-        <w:spacing w:line="380" w:lineRule="exact"/>
-        <w:ind w:leftChars="0"/>
+        <w:spacing w:line="440" w:lineRule="exact"/>
+        <w:ind w:leftChars="0" w:left="284" w:hanging="284"/>
         <w:rPr>
           <w:rFonts w:ascii="標楷體" w:eastAsia="標楷體" w:hAnsi="標楷體"/>
           <w:sz w:val="28"/>
@@ -2641,11 +1520,11 @@
       </w:pPr>
       <w:r>
         <w:rPr>
-          <w:rFonts w:ascii="標楷體" w:eastAsia="標楷體" w:hAnsi="標楷體" w:hint="eastAsia"/>
-          <w:sz w:val="28"/>
-          <w:szCs w:val="28"/>
-        </w:rPr>
-        <w:t>議論風生，直抒性情</w:t>
+          <w:rFonts w:ascii="標楷體" w:eastAsia="標楷體" w:hAnsi="標楷體"/>
+          <w:sz w:val="28"/>
+          <w:szCs w:val="28"/>
+        </w:rPr>
+        <w:t>外表溫潤</w:t>
       </w:r>
       <w:r>
         <w:rPr>
@@ -2657,11 +1536,11 @@
       </w:r>
       <w:r>
         <w:rPr>
-          <w:rFonts w:ascii="標楷體" w:eastAsia="標楷體" w:hAnsi="標楷體" w:hint="eastAsia"/>
-          <w:sz w:val="28"/>
-          <w:szCs w:val="28"/>
-        </w:rPr>
-        <w:t>議論起來興致勃勃，直抒胸臆，豈不痛快！</w:t>
+          <w:rFonts w:ascii="標楷體" w:eastAsia="標楷體" w:hAnsi="標楷體"/>
+          <w:sz w:val="28"/>
+          <w:szCs w:val="28"/>
+        </w:rPr>
+        <w:t>外在表現和氣、溫和、沒有稜角，給人如沐春風的感受。指錢穆父雖然內心正直堅毅，但待人接物卻溫和儒雅、平易近人。</w:t>
       </w:r>
     </w:p>
     <w:p>
@@ -2671,8 +1550,8 @@
           <w:ilvl w:val="0"/>
           <w:numId w:val="5"/>
         </w:numPr>
-        <w:spacing w:line="380" w:lineRule="exact"/>
-        <w:ind w:leftChars="0"/>
+        <w:spacing w:line="440" w:lineRule="exact"/>
+        <w:ind w:leftChars="0" w:left="284" w:hanging="284"/>
         <w:rPr>
           <w:rFonts w:ascii="標楷體" w:eastAsia="標楷體" w:hAnsi="標楷體"/>
           <w:sz w:val="28"/>
@@ -2681,11 +1560,44 @@
       </w:pPr>
       <w:r>
         <w:rPr>
-          <w:rFonts w:ascii="標楷體" w:eastAsia="標楷體" w:hAnsi="標楷體" w:hint="eastAsia"/>
-          <w:sz w:val="28"/>
-          <w:szCs w:val="28"/>
-        </w:rPr>
-        <w:t>眷眷</w:t>
+          <w:rFonts w:ascii="標楷體" w:eastAsia="標楷體" w:hAnsi="標楷體"/>
+          <w:sz w:val="28"/>
+          <w:szCs w:val="28"/>
+        </w:rPr>
+        <w:t>淋漓</w:t>
+      </w:r>
+      <w:r>
+        <w:rPr>
+          <w:rFonts w:ascii="標楷體" w:eastAsia="標楷體" w:hAnsi="標楷體" w:hint="eastAsia"/>
+          <w:sz w:val="28"/>
+          <w:szCs w:val="28"/>
+        </w:rPr>
+        <w:t>(</w:t>
+      </w:r>
+      <w:r>
+        <w:rPr>
+          <w:rFonts w:ascii="標楷體" w:eastAsia="標楷體" w:hAnsi="標楷體" w:hint="eastAsia"/>
+          <w:color w:val="EE0000"/>
+          <w:sz w:val="16"/>
+          <w:szCs w:val="16"/>
+        </w:rPr>
+        <w:t>ㄌㄧㄣˊ ㄌ一ˊ</w:t>
+      </w:r>
+      <w:r>
+        <w:rPr>
+          <w:rFonts w:ascii="標楷體" w:eastAsia="標楷體" w:hAnsi="標楷體" w:hint="eastAsia"/>
+          <w:sz w:val="28"/>
+          <w:szCs w:val="28"/>
+        </w:rPr>
+        <w:t>)</w:t>
+      </w:r>
+      <w:r>
+        <w:rPr>
+          <w:rFonts w:ascii="標楷體" w:eastAsia="標楷體" w:hAnsi="標楷體"/>
+          <w:sz w:val="28"/>
+          <w:szCs w:val="28"/>
+        </w:rPr>
+        <w:t>盡致</w:t>
       </w:r>
       <w:r>
         <w:rPr>
@@ -2697,11 +1609,19 @@
       </w:r>
       <w:r>
         <w:rPr>
-          <w:rFonts w:ascii="標楷體" w:eastAsia="標楷體" w:hAnsi="標楷體" w:hint="eastAsia"/>
-          <w:sz w:val="28"/>
-          <w:szCs w:val="28"/>
-        </w:rPr>
-        <w:t>顧念、依戀不捨。</w:t>
+          <w:rFonts w:ascii="標楷體" w:eastAsia="標楷體" w:hAnsi="標楷體"/>
+          <w:sz w:val="28"/>
+          <w:szCs w:val="28"/>
+        </w:rPr>
+        <w:t>形容文章的敘述、情感的抒發或事物的表現極為透徹、充分而痛快。</w:t>
+      </w:r>
+      <w:r>
+        <w:rPr>
+          <w:rFonts w:ascii="標楷體" w:eastAsia="標楷體" w:hAnsi="標楷體"/>
+          <w:sz w:val="28"/>
+          <w:szCs w:val="28"/>
+        </w:rPr>
+        <w:t>指詩人將友人的特質與內心情感描繪得非常到位、絲絲入扣。</w:t>
       </w:r>
     </w:p>
     <w:p>
@@ -2711,8 +1631,8 @@
           <w:ilvl w:val="0"/>
           <w:numId w:val="5"/>
         </w:numPr>
-        <w:spacing w:line="380" w:lineRule="exact"/>
-        <w:ind w:leftChars="0"/>
+        <w:spacing w:line="440" w:lineRule="exact"/>
+        <w:ind w:leftChars="0" w:left="284" w:hanging="284"/>
         <w:rPr>
           <w:rFonts w:ascii="標楷體" w:eastAsia="標楷體" w:hAnsi="標楷體"/>
           <w:sz w:val="28"/>
@@ -2721,11 +1641,11 @@
       </w:pPr>
       <w:r>
         <w:rPr>
-          <w:rFonts w:ascii="標楷體" w:eastAsia="標楷體" w:hAnsi="標楷體" w:hint="eastAsia"/>
-          <w:sz w:val="28"/>
-          <w:szCs w:val="28"/>
-        </w:rPr>
-        <w:t>婉轉</w:t>
+          <w:rFonts w:ascii="標楷體" w:eastAsia="標楷體" w:hAnsi="標楷體"/>
+          <w:sz w:val="28"/>
+          <w:szCs w:val="28"/>
+        </w:rPr>
+        <w:t>烘托</w:t>
       </w:r>
       <w:r>
         <w:rPr>
@@ -2737,11 +1657,11 @@
       </w:r>
       <w:r>
         <w:rPr>
-          <w:rFonts w:ascii="標楷體" w:eastAsia="標楷體" w:hAnsi="標楷體" w:hint="eastAsia"/>
-          <w:sz w:val="28"/>
-          <w:szCs w:val="28"/>
-        </w:rPr>
-        <w:t>指不直接說出本意，而是用委婉含蓄的語言來表達。</w:t>
+          <w:rFonts w:ascii="標楷體" w:eastAsia="標楷體" w:hAnsi="標楷體"/>
+          <w:sz w:val="28"/>
+          <w:szCs w:val="28"/>
+        </w:rPr>
+        <w:t>中國傳統美學與文學技巧，透過周邊景物或環境的描寫，來襯托和突顯主體的情感或特徵。</w:t>
       </w:r>
     </w:p>
     <w:p>
@@ -2751,8 +1671,8 @@
           <w:ilvl w:val="0"/>
           <w:numId w:val="5"/>
         </w:numPr>
-        <w:spacing w:line="380" w:lineRule="exact"/>
-        <w:ind w:leftChars="0"/>
+        <w:spacing w:line="440" w:lineRule="exact"/>
+        <w:ind w:leftChars="0" w:left="284" w:hanging="284"/>
         <w:rPr>
           <w:rFonts w:ascii="標楷體" w:eastAsia="標楷體" w:hAnsi="標楷體"/>
           <w:sz w:val="28"/>
@@ -2761,19 +1681,27 @@
       </w:pPr>
       <w:r>
         <w:rPr>
-          <w:rFonts w:ascii="標楷體" w:eastAsia="標楷體" w:hAnsi="標楷體" w:hint="eastAsia"/>
-          <w:sz w:val="28"/>
-          <w:szCs w:val="28"/>
-        </w:rPr>
-        <w:t>回互：</w:t>
-      </w:r>
-      <w:r>
-        <w:rPr>
-          <w:rFonts w:ascii="標楷體" w:eastAsia="標楷體" w:hAnsi="標楷體" w:hint="eastAsia"/>
-          <w:sz w:val="28"/>
-          <w:szCs w:val="28"/>
-        </w:rPr>
-        <w:t>指在語言表達中，前後照應，互相呼應。</w:t>
+          <w:rFonts w:ascii="標楷體" w:eastAsia="標楷體" w:hAnsi="標楷體"/>
+          <w:sz w:val="28"/>
+          <w:szCs w:val="28"/>
+        </w:rPr>
+        <w:t>動人心魄</w:t>
+      </w:r>
+      <w:r>
+        <w:rPr>
+          <w:rFonts w:ascii="標楷體" w:eastAsia="標楷體" w:hAnsi="標楷體" w:hint="eastAsia"/>
+          <w:sz w:val="28"/>
+          <w:szCs w:val="28"/>
+        </w:rPr>
+        <w:t>：</w:t>
+      </w:r>
+      <w:r>
+        <w:rPr>
+          <w:rFonts w:ascii="標楷體" w:eastAsia="標楷體" w:hAnsi="標楷體"/>
+          <w:sz w:val="28"/>
+          <w:szCs w:val="28"/>
+        </w:rPr>
+        <w:t>使人靈魂震動、感觸極深，形容詩文或藝術表現具有強大的感染力。形容全詞結尾處所展現的人生哲理，能深深觸動讀者的心弦。</w:t>
       </w:r>
     </w:p>
     <w:p>
@@ -2783,704 +1711,33 @@
           <w:ilvl w:val="0"/>
           <w:numId w:val="5"/>
         </w:numPr>
-        <w:spacing w:line="380" w:lineRule="exact"/>
-        <w:ind w:leftChars="0"/>
+        <w:spacing w:line="440" w:lineRule="exact"/>
+        <w:ind w:leftChars="0" w:left="284" w:hanging="284"/>
+        <w:rPr>
+          <w:rFonts w:ascii="標楷體" w:eastAsia="標楷體" w:hAnsi="標楷體" w:hint="eastAsia"/>
+          <w:sz w:val="28"/>
+          <w:szCs w:val="28"/>
+        </w:rPr>
+      </w:pPr>
+      <w:r>
+        <w:rPr>
+          <w:rFonts w:ascii="標楷體" w:eastAsia="標楷體" w:hAnsi="標楷體" w:hint="eastAsia"/>
+          <w:sz w:val="28"/>
+          <w:szCs w:val="28"/>
+        </w:rPr>
+        <w:t>昇華：</w:t>
+      </w:r>
+      <w:r>
         <w:rPr>
           <w:rFonts w:ascii="標楷體" w:eastAsia="標楷體" w:hAnsi="標楷體"/>
           <w:sz w:val="28"/>
           <w:szCs w:val="28"/>
         </w:rPr>
-      </w:pPr>
-      <w:r>
-        <w:rPr>
-          <w:rFonts w:ascii="標楷體" w:eastAsia="標楷體" w:hAnsi="標楷體" w:hint="eastAsia"/>
-          <w:sz w:val="28"/>
-          <w:szCs w:val="28"/>
-          <w:u w:val="single"/>
-        </w:rPr>
-        <w:t>蘇軾</w:t>
-      </w:r>
-      <w:r>
-        <w:rPr>
-          <w:rFonts w:ascii="標楷體" w:eastAsia="標楷體" w:hAnsi="標楷體" w:hint="eastAsia"/>
-          <w:sz w:val="28"/>
-          <w:szCs w:val="28"/>
-        </w:rPr>
-        <w:t>朝為起居舍人，</w:t>
-      </w:r>
-      <w:r>
-        <w:rPr>
-          <w:rFonts w:ascii="標楷體" w:eastAsia="標楷體" w:hAnsi="標楷體" w:hint="eastAsia"/>
-          <w:sz w:val="28"/>
-          <w:szCs w:val="28"/>
-          <w:u w:val="single"/>
-        </w:rPr>
-        <w:t>錢穆父</w:t>
-      </w:r>
-      <w:r>
-        <w:rPr>
-          <w:rFonts w:ascii="標楷體" w:eastAsia="標楷體" w:hAnsi="標楷體" w:hint="eastAsia"/>
-          <w:sz w:val="28"/>
-          <w:szCs w:val="28"/>
-        </w:rPr>
-        <w:t>為中書舍人，氣類相善，友誼甚篤</w:t>
-      </w:r>
-      <w:r>
-        <w:rPr>
-          <w:rFonts w:ascii="標楷體" w:eastAsia="標楷體" w:hAnsi="標楷體" w:hint="eastAsia"/>
-          <w:sz w:val="28"/>
-          <w:szCs w:val="28"/>
-        </w:rPr>
-        <w:t>：</w:t>
-      </w:r>
-      <w:r>
-        <w:rPr>
-          <w:rFonts w:ascii="標楷體" w:eastAsia="標楷體" w:hAnsi="標楷體" w:hint="eastAsia"/>
-          <w:sz w:val="28"/>
-          <w:szCs w:val="28"/>
-          <w:u w:val="single"/>
-        </w:rPr>
-        <w:t>蘇軾</w:t>
-      </w:r>
-      <w:r>
-        <w:rPr>
-          <w:rFonts w:ascii="標楷體" w:eastAsia="標楷體" w:hAnsi="標楷體" w:hint="eastAsia"/>
-          <w:sz w:val="28"/>
-          <w:szCs w:val="28"/>
-        </w:rPr>
-        <w:t>在朝廷擔任起居舍人，</w:t>
-      </w:r>
-      <w:r>
-        <w:rPr>
-          <w:rFonts w:ascii="標楷體" w:eastAsia="標楷體" w:hAnsi="標楷體" w:hint="eastAsia"/>
-          <w:sz w:val="28"/>
-          <w:szCs w:val="28"/>
-          <w:u w:val="single"/>
-        </w:rPr>
-        <w:t>錢穆父</w:t>
-      </w:r>
-      <w:r>
-        <w:rPr>
-          <w:rFonts w:ascii="標楷體" w:eastAsia="標楷體" w:hAnsi="標楷體" w:hint="eastAsia"/>
-          <w:sz w:val="28"/>
-          <w:szCs w:val="28"/>
-        </w:rPr>
-        <w:t>擔任中書舍人。兩人志趣相投，友誼非常深厚。</w:t>
-      </w:r>
-    </w:p>
-    <w:p>
-      <w:pPr>
-        <w:pStyle w:val="a6"/>
-        <w:numPr>
-          <w:ilvl w:val="0"/>
-          <w:numId w:val="5"/>
-        </w:numPr>
-        <w:spacing w:line="380" w:lineRule="exact"/>
-        <w:ind w:leftChars="0"/>
-        <w:rPr>
-          <w:rFonts w:ascii="標楷體" w:eastAsia="標楷體" w:hAnsi="標楷體"/>
-          <w:sz w:val="28"/>
-          <w:szCs w:val="28"/>
-        </w:rPr>
-      </w:pPr>
-      <w:r>
-        <w:rPr>
-          <w:rFonts w:ascii="標楷體" w:eastAsia="標楷體" w:hAnsi="標楷體" w:hint="eastAsia"/>
-          <w:sz w:val="28"/>
-          <w:szCs w:val="28"/>
-        </w:rPr>
-        <w:t>吳越：</w:t>
-      </w:r>
-      <w:r>
-        <w:rPr>
-          <w:rFonts w:ascii="標楷體" w:eastAsia="標楷體" w:hAnsi="標楷體" w:hint="eastAsia"/>
-          <w:sz w:val="28"/>
-          <w:szCs w:val="28"/>
-        </w:rPr>
-        <w:t>指</w:t>
-      </w:r>
-      <w:r>
-        <w:rPr>
-          <w:rFonts w:ascii="標楷體" w:eastAsia="標楷體" w:hAnsi="標楷體" w:hint="eastAsia"/>
-          <w:sz w:val="28"/>
-          <w:szCs w:val="28"/>
-          <w:u w:val="single"/>
-        </w:rPr>
-        <w:t>江蘇</w:t>
-      </w:r>
-      <w:r>
-        <w:rPr>
-          <w:rFonts w:ascii="標楷體" w:eastAsia="標楷體" w:hAnsi="標楷體" w:hint="eastAsia"/>
-          <w:sz w:val="28"/>
-          <w:szCs w:val="28"/>
-        </w:rPr>
-        <w:t>南部、</w:t>
-      </w:r>
-      <w:r>
-        <w:rPr>
-          <w:rFonts w:ascii="標楷體" w:eastAsia="標楷體" w:hAnsi="標楷體" w:hint="eastAsia"/>
-          <w:sz w:val="28"/>
-          <w:szCs w:val="28"/>
-          <w:u w:val="single"/>
-        </w:rPr>
-        <w:t>上海</w:t>
-      </w:r>
-      <w:r>
-        <w:rPr>
-          <w:rFonts w:ascii="標楷體" w:eastAsia="標楷體" w:hAnsi="標楷體" w:hint="eastAsia"/>
-          <w:sz w:val="28"/>
-          <w:szCs w:val="28"/>
-        </w:rPr>
-        <w:t>、</w:t>
-      </w:r>
-      <w:r>
-        <w:rPr>
-          <w:rFonts w:ascii="標楷體" w:eastAsia="標楷體" w:hAnsi="標楷體" w:hint="eastAsia"/>
-          <w:sz w:val="28"/>
-          <w:szCs w:val="28"/>
-          <w:u w:val="single"/>
-        </w:rPr>
-        <w:t>浙江</w:t>
-      </w:r>
-      <w:r>
-        <w:rPr>
-          <w:rFonts w:ascii="標楷體" w:eastAsia="標楷體" w:hAnsi="標楷體" w:hint="eastAsia"/>
-          <w:sz w:val="28"/>
-          <w:szCs w:val="28"/>
-        </w:rPr>
-        <w:t>、</w:t>
-      </w:r>
-      <w:r>
-        <w:rPr>
-          <w:rFonts w:ascii="標楷體" w:eastAsia="標楷體" w:hAnsi="標楷體" w:hint="eastAsia"/>
-          <w:sz w:val="28"/>
-          <w:szCs w:val="28"/>
-          <w:u w:val="single"/>
-        </w:rPr>
-        <w:t>安徽</w:t>
-      </w:r>
-      <w:r>
-        <w:rPr>
-          <w:rFonts w:ascii="標楷體" w:eastAsia="標楷體" w:hAnsi="標楷體" w:hint="eastAsia"/>
-          <w:sz w:val="28"/>
-          <w:szCs w:val="28"/>
-        </w:rPr>
-        <w:t>南部、</w:t>
-      </w:r>
-      <w:r>
-        <w:rPr>
-          <w:rFonts w:ascii="標楷體" w:eastAsia="標楷體" w:hAnsi="標楷體" w:hint="eastAsia"/>
-          <w:sz w:val="28"/>
-          <w:szCs w:val="28"/>
-          <w:u w:val="single"/>
-        </w:rPr>
-        <w:t>江西</w:t>
-      </w:r>
-      <w:r>
-        <w:rPr>
-          <w:rFonts w:ascii="標楷體" w:eastAsia="標楷體" w:hAnsi="標楷體" w:hint="eastAsia"/>
-          <w:sz w:val="28"/>
-          <w:szCs w:val="28"/>
-        </w:rPr>
-        <w:t>東北部一帶的地區。</w:t>
-      </w:r>
-    </w:p>
-    <w:p>
-      <w:pPr>
-        <w:pStyle w:val="a6"/>
-        <w:numPr>
-          <w:ilvl w:val="0"/>
-          <w:numId w:val="5"/>
-        </w:numPr>
-        <w:spacing w:line="380" w:lineRule="exact"/>
-        <w:ind w:leftChars="0"/>
-        <w:rPr>
-          <w:rFonts w:ascii="標楷體" w:eastAsia="標楷體" w:hAnsi="標楷體"/>
-          <w:sz w:val="28"/>
-          <w:szCs w:val="28"/>
-        </w:rPr>
-      </w:pPr>
-      <w:r>
-        <w:rPr>
-          <w:rFonts w:ascii="標楷體" w:eastAsia="標楷體" w:hAnsi="標楷體" w:hint="eastAsia"/>
-          <w:sz w:val="28"/>
-          <w:szCs w:val="28"/>
-        </w:rPr>
-        <w:t>以道自守</w:t>
-      </w:r>
-      <w:r>
-        <w:rPr>
-          <w:rFonts w:ascii="標楷體" w:eastAsia="標楷體" w:hAnsi="標楷體" w:hint="eastAsia"/>
-          <w:sz w:val="28"/>
-          <w:szCs w:val="28"/>
-        </w:rPr>
-        <w:t>：</w:t>
-      </w:r>
-      <w:r>
-        <w:rPr>
-          <w:rFonts w:ascii="標楷體" w:eastAsia="標楷體" w:hAnsi="標楷體" w:hint="eastAsia"/>
-          <w:sz w:val="28"/>
-          <w:szCs w:val="28"/>
-        </w:rPr>
-        <w:t>君子以理法來約束自己，以大道來陶冶情操，不論順境逆境，凡是理法所應該做的，大道所應該遵循的，就一心一意地去實踐，忘掉環境的順逆，而只把大道所在的地方當作樂趣。上對得起天，下對得起人，大概沒有到哪裡去而不能感到心安理得的。</w:t>
-      </w:r>
-    </w:p>
-    <w:p>
-      <w:pPr>
-        <w:pStyle w:val="a6"/>
-        <w:numPr>
-          <w:ilvl w:val="0"/>
-          <w:numId w:val="5"/>
-        </w:numPr>
-        <w:spacing w:line="380" w:lineRule="exact"/>
-        <w:ind w:leftChars="0"/>
-        <w:rPr>
-          <w:rFonts w:ascii="標楷體" w:eastAsia="標楷體" w:hAnsi="標楷體"/>
-          <w:sz w:val="28"/>
-          <w:szCs w:val="28"/>
-        </w:rPr>
-      </w:pPr>
-      <w:r>
-        <w:rPr>
-          <w:rFonts w:ascii="標楷體" w:eastAsia="標楷體" w:hAnsi="標楷體" w:hint="eastAsia"/>
-          <w:sz w:val="28"/>
-          <w:szCs w:val="28"/>
-        </w:rPr>
-        <w:t>耿介</w:t>
-      </w:r>
-      <w:r>
-        <w:rPr>
-          <w:rFonts w:ascii="標楷體" w:eastAsia="標楷體" w:hAnsi="標楷體" w:hint="eastAsia"/>
-          <w:sz w:val="28"/>
-          <w:szCs w:val="28"/>
-        </w:rPr>
-        <w:t>：</w:t>
-      </w:r>
-      <w:r>
-        <w:rPr>
-          <w:rFonts w:ascii="標楷體" w:eastAsia="標楷體" w:hAnsi="標楷體" w:hint="eastAsia"/>
-          <w:sz w:val="28"/>
-          <w:szCs w:val="28"/>
-        </w:rPr>
-        <w:t>光大正直。【例】耿介之士</w:t>
-      </w:r>
-    </w:p>
-    <w:p>
-      <w:pPr>
-        <w:pStyle w:val="a6"/>
-        <w:numPr>
-          <w:ilvl w:val="0"/>
-          <w:numId w:val="5"/>
-        </w:numPr>
-        <w:spacing w:line="380" w:lineRule="exact"/>
-        <w:ind w:leftChars="0"/>
-        <w:rPr>
-          <w:rFonts w:ascii="標楷體" w:eastAsia="標楷體" w:hAnsi="標楷體"/>
-          <w:sz w:val="28"/>
-          <w:szCs w:val="28"/>
-        </w:rPr>
-      </w:pPr>
-      <w:r>
-        <w:rPr>
-          <w:rFonts w:ascii="標楷體" w:eastAsia="標楷體" w:hAnsi="標楷體" w:hint="eastAsia"/>
-          <w:sz w:val="28"/>
-          <w:szCs w:val="28"/>
-        </w:rPr>
-        <w:t>風節：風骨節操。</w:t>
-      </w:r>
-      <w:r>
-        <w:rPr>
-          <w:rFonts w:ascii="標楷體" w:eastAsia="標楷體" w:hAnsi="標楷體" w:hint="eastAsia"/>
-          <w:sz w:val="28"/>
-          <w:szCs w:val="28"/>
-        </w:rPr>
-        <w:t>如：「他為人耿介，風節絕高。」</w:t>
-      </w:r>
-    </w:p>
-    <w:p>
-      <w:pPr>
-        <w:pStyle w:val="a6"/>
-        <w:numPr>
-          <w:ilvl w:val="0"/>
-          <w:numId w:val="5"/>
-        </w:numPr>
-        <w:spacing w:line="380" w:lineRule="exact"/>
-        <w:ind w:leftChars="0"/>
-        <w:rPr>
-          <w:rFonts w:ascii="標楷體" w:eastAsia="標楷體" w:hAnsi="標楷體"/>
-          <w:sz w:val="28"/>
-          <w:szCs w:val="28"/>
-        </w:rPr>
-      </w:pPr>
-      <w:r>
-        <w:rPr>
-          <w:rFonts w:ascii="標楷體" w:eastAsia="標楷體" w:hAnsi="標楷體" w:hint="eastAsia"/>
-          <w:sz w:val="28"/>
-          <w:szCs w:val="28"/>
-        </w:rPr>
-        <w:t>無波古井水，有節秋竹竿</w:t>
-      </w:r>
-      <w:r>
-        <w:rPr>
-          <w:rFonts w:ascii="標楷體" w:eastAsia="標楷體" w:hAnsi="標楷體" w:hint="eastAsia"/>
-          <w:sz w:val="28"/>
-          <w:szCs w:val="28"/>
-        </w:rPr>
-        <w:t>：</w:t>
-      </w:r>
-      <w:r>
-        <w:rPr>
-          <w:rFonts w:ascii="標楷體" w:eastAsia="標楷體" w:hAnsi="標楷體" w:hint="eastAsia"/>
-          <w:sz w:val="28"/>
-          <w:szCs w:val="28"/>
-        </w:rPr>
-        <w:t>古井沒有波瀾，秋天的竹竿有節。你就像古井一樣，內心深沉而平靜，就像秋天的竹竿一樣，有節氣而堅貞。</w:t>
-      </w:r>
-    </w:p>
-    <w:p>
-      <w:pPr>
-        <w:pStyle w:val="a6"/>
-        <w:numPr>
-          <w:ilvl w:val="0"/>
-          <w:numId w:val="5"/>
-        </w:numPr>
-        <w:spacing w:line="380" w:lineRule="exact"/>
-        <w:ind w:leftChars="0"/>
-        <w:rPr>
-          <w:rFonts w:ascii="標楷體" w:eastAsia="標楷體" w:hAnsi="標楷體"/>
-          <w:sz w:val="28"/>
-          <w:szCs w:val="28"/>
-        </w:rPr>
-      </w:pPr>
-      <w:r>
-        <w:rPr>
-          <w:rFonts w:ascii="標楷體" w:eastAsia="標楷體" w:hAnsi="標楷體" w:hint="eastAsia"/>
-          <w:sz w:val="28"/>
-          <w:szCs w:val="28"/>
-        </w:rPr>
-        <w:t>言官</w:t>
-      </w:r>
-      <w:r>
-        <w:rPr>
-          <w:rFonts w:ascii="標楷體" w:eastAsia="標楷體" w:hAnsi="標楷體" w:hint="eastAsia"/>
-          <w:sz w:val="28"/>
-          <w:szCs w:val="28"/>
-        </w:rPr>
-        <w:t>：</w:t>
-      </w:r>
-      <w:r>
-        <w:rPr>
-          <w:rFonts w:ascii="標楷體" w:eastAsia="標楷體" w:hAnsi="標楷體" w:hint="eastAsia"/>
-          <w:sz w:val="28"/>
-          <w:szCs w:val="28"/>
-          <w:u w:val="single"/>
-        </w:rPr>
-        <w:t>中國</w:t>
-      </w:r>
-      <w:r>
-        <w:rPr>
-          <w:rFonts w:ascii="標楷體" w:eastAsia="標楷體" w:hAnsi="標楷體" w:hint="eastAsia"/>
-          <w:sz w:val="28"/>
-          <w:szCs w:val="28"/>
-        </w:rPr>
-        <w:t>古代官職，負責進諫、彈劾。言官的職責主要有以下幾項：</w:t>
-      </w:r>
-    </w:p>
-    <w:p>
-      <w:pPr>
-        <w:pStyle w:val="a6"/>
-        <w:spacing w:line="380" w:lineRule="exact"/>
-        <w:ind w:leftChars="0"/>
-        <w:rPr>
-          <w:rFonts w:ascii="標楷體" w:eastAsia="標楷體" w:hAnsi="標楷體" w:hint="eastAsia"/>
-          <w:sz w:val="28"/>
-          <w:szCs w:val="28"/>
-        </w:rPr>
-      </w:pPr>
-      <w:r>
-        <w:rPr>
-          <w:rFonts w:ascii="標楷體" w:eastAsia="標楷體" w:hAnsi="標楷體" w:hint="eastAsia"/>
-          <w:sz w:val="28"/>
-          <w:szCs w:val="28"/>
-        </w:rPr>
-        <w:t>進諫：向皇帝提出建議，匡正君主過失。</w:t>
-      </w:r>
-    </w:p>
-    <w:p>
-      <w:pPr>
-        <w:pStyle w:val="a6"/>
-        <w:spacing w:line="380" w:lineRule="exact"/>
-        <w:ind w:leftChars="0"/>
-        <w:rPr>
-          <w:rFonts w:ascii="標楷體" w:eastAsia="標楷體" w:hAnsi="標楷體" w:hint="eastAsia"/>
-          <w:sz w:val="28"/>
-          <w:szCs w:val="28"/>
-        </w:rPr>
-      </w:pPr>
-      <w:r>
-        <w:rPr>
-          <w:rFonts w:ascii="標楷體" w:eastAsia="標楷體" w:hAnsi="標楷體" w:hint="eastAsia"/>
-          <w:sz w:val="28"/>
-          <w:szCs w:val="28"/>
-        </w:rPr>
-        <w:t>彈劾：揭露官吏貪贓枉法、違法亂紀等行為。</w:t>
-      </w:r>
-    </w:p>
-    <w:p>
-      <w:pPr>
-        <w:pStyle w:val="a6"/>
-        <w:spacing w:line="380" w:lineRule="exact"/>
-        <w:ind w:leftChars="0"/>
-        <w:rPr>
-          <w:rFonts w:ascii="標楷體" w:eastAsia="標楷體" w:hAnsi="標楷體"/>
-          <w:sz w:val="28"/>
-          <w:szCs w:val="28"/>
-        </w:rPr>
-      </w:pPr>
-      <w:r>
-        <w:rPr>
-          <w:rFonts w:ascii="標楷體" w:eastAsia="標楷體" w:hAnsi="標楷體" w:hint="eastAsia"/>
-          <w:sz w:val="28"/>
-          <w:szCs w:val="28"/>
-        </w:rPr>
-        <w:t>監察：監督百官，糾正違法違規行為。</w:t>
-      </w:r>
-    </w:p>
-    <w:p>
-      <w:pPr>
-        <w:pStyle w:val="a6"/>
-        <w:numPr>
-          <w:ilvl w:val="0"/>
-          <w:numId w:val="5"/>
-        </w:numPr>
-        <w:spacing w:line="380" w:lineRule="exact"/>
-        <w:ind w:leftChars="0"/>
-        <w:rPr>
-          <w:rFonts w:ascii="標楷體" w:eastAsia="標楷體" w:hAnsi="標楷體"/>
-          <w:sz w:val="28"/>
-          <w:szCs w:val="28"/>
-        </w:rPr>
-      </w:pPr>
-      <w:r>
-        <w:rPr>
-          <w:rFonts w:ascii="標楷體" w:eastAsia="標楷體" w:hAnsi="標楷體" w:hint="eastAsia"/>
-          <w:sz w:val="28"/>
-          <w:szCs w:val="28"/>
-        </w:rPr>
-        <w:t>對偶連喻</w:t>
-      </w:r>
-      <w:r>
-        <w:rPr>
-          <w:rFonts w:ascii="標楷體" w:eastAsia="標楷體" w:hAnsi="標楷體" w:hint="eastAsia"/>
-          <w:sz w:val="28"/>
-          <w:szCs w:val="28"/>
-        </w:rPr>
-        <w:t>：</w:t>
-      </w:r>
-      <w:r>
-        <w:rPr>
-          <w:rFonts w:ascii="標楷體" w:eastAsia="標楷體" w:hAnsi="標楷體" w:hint="eastAsia"/>
-          <w:sz w:val="28"/>
-          <w:szCs w:val="28"/>
-        </w:rPr>
-        <w:t>一種修辭手法，由兩組對偶句構成，其中第一組對偶句比喻某一事物，第二組對偶句用來解釋、補充第一組對偶句的比喻。</w:t>
-      </w:r>
-    </w:p>
-    <w:p>
-      <w:pPr>
-        <w:pStyle w:val="a6"/>
-        <w:spacing w:line="380" w:lineRule="exact"/>
-        <w:ind w:leftChars="0"/>
-        <w:rPr>
-          <w:rFonts w:ascii="標楷體" w:eastAsia="標楷體" w:hAnsi="標楷體"/>
-          <w:sz w:val="28"/>
-          <w:szCs w:val="28"/>
-        </w:rPr>
-      </w:pPr>
-      <w:r>
-        <w:rPr>
-          <w:rFonts w:ascii="標楷體" w:eastAsia="標楷體" w:hAnsi="標楷體" w:hint="eastAsia"/>
-          <w:sz w:val="28"/>
-          <w:szCs w:val="28"/>
-        </w:rPr>
-        <w:t>例如：</w:t>
-      </w:r>
-      <w:r>
-        <w:rPr>
-          <w:rFonts w:ascii="標楷體" w:eastAsia="標楷體" w:hAnsi="標楷體" w:hint="eastAsia"/>
-          <w:sz w:val="28"/>
-          <w:szCs w:val="28"/>
-        </w:rPr>
-        <w:t>江山如畫，一時多少豪傑。天地英雄氣，千秋尚凛然。</w:t>
-      </w:r>
-    </w:p>
-    <w:p>
-      <w:pPr>
-        <w:pStyle w:val="a6"/>
-        <w:spacing w:line="380" w:lineRule="exact"/>
-        <w:ind w:leftChars="0"/>
-        <w:rPr>
-          <w:rFonts w:ascii="標楷體" w:eastAsia="標楷體" w:hAnsi="標楷體" w:hint="eastAsia"/>
-          <w:sz w:val="28"/>
-          <w:szCs w:val="28"/>
-        </w:rPr>
-      </w:pPr>
-      <w:r>
-        <w:rPr>
-          <w:rFonts w:ascii="標楷體" w:eastAsia="標楷體" w:hAnsi="標楷體" w:hint="eastAsia"/>
-          <w:sz w:val="28"/>
-          <w:szCs w:val="28"/>
-        </w:rPr>
-        <w:t>在這兩句詩中，第一組對偶句“江山如畫，一時多少豪傑”比喻了天下的壯麗和英雄的輩出。第二組對偶句“天地英雄氣，千秋尚凛然”用來解釋、補充第一組對偶句的比喻，說明了英雄的氣概千古依然。</w:t>
-      </w:r>
-    </w:p>
-    <w:p>
-      <w:pPr>
-        <w:pStyle w:val="a6"/>
-        <w:numPr>
-          <w:ilvl w:val="0"/>
-          <w:numId w:val="5"/>
-        </w:numPr>
-        <w:spacing w:line="380" w:lineRule="exact"/>
-        <w:ind w:leftChars="0"/>
-        <w:rPr>
-          <w:rFonts w:ascii="標楷體" w:eastAsia="標楷體" w:hAnsi="標楷體"/>
-          <w:sz w:val="28"/>
-          <w:szCs w:val="28"/>
-        </w:rPr>
-      </w:pPr>
-      <w:r>
-        <w:rPr>
-          <w:rFonts w:ascii="標楷體" w:eastAsia="標楷體" w:hAnsi="標楷體" w:hint="eastAsia"/>
-          <w:sz w:val="28"/>
-          <w:szCs w:val="28"/>
-        </w:rPr>
-        <w:t>臨歧</w:t>
-      </w:r>
-      <w:r>
-        <w:rPr>
-          <w:rFonts w:ascii="標楷體" w:eastAsia="標楷體" w:hAnsi="標楷體" w:hint="eastAsia"/>
-          <w:sz w:val="28"/>
-          <w:szCs w:val="28"/>
-        </w:rPr>
-        <w:t>(</w:t>
-      </w:r>
-      <w:r>
-        <w:rPr>
-          <w:rFonts w:ascii="標楷體" w:eastAsia="標楷體" w:hAnsi="標楷體" w:hint="eastAsia"/>
-          <w:color w:val="FF0000"/>
-          <w:sz w:val="16"/>
-          <w:szCs w:val="16"/>
-        </w:rPr>
-        <w:t>ㄑㄧ</w:t>
-      </w:r>
-      <w:r>
-        <w:rPr>
-          <w:rFonts w:ascii="標楷體" w:eastAsia="標楷體" w:hAnsi="標楷體" w:hint="eastAsia"/>
-          <w:color w:val="FF0000"/>
-          <w:sz w:val="16"/>
-          <w:szCs w:val="16"/>
-        </w:rPr>
-        <w:t>ˊ</w:t>
-      </w:r>
-      <w:r>
-        <w:rPr>
-          <w:rFonts w:ascii="標楷體" w:eastAsia="標楷體" w:hAnsi="標楷體" w:hint="eastAsia"/>
-          <w:sz w:val="28"/>
-          <w:szCs w:val="28"/>
-        </w:rPr>
-        <w:t>)：</w:t>
-      </w:r>
-      <w:r>
-        <w:rPr>
-          <w:rFonts w:ascii="標楷體" w:eastAsia="標楷體" w:hAnsi="標楷體" w:hint="eastAsia"/>
-          <w:sz w:val="28"/>
-          <w:szCs w:val="28"/>
-        </w:rPr>
-        <w:t>相送至歧路而分別。歧路，指岔路口。古人送別常在岔路口處分手，往往把臨別稱為臨歧。</w:t>
-      </w:r>
-    </w:p>
-    <w:p>
-      <w:pPr>
-        <w:pStyle w:val="a6"/>
-        <w:numPr>
-          <w:ilvl w:val="0"/>
-          <w:numId w:val="5"/>
-        </w:numPr>
-        <w:spacing w:line="380" w:lineRule="exact"/>
-        <w:ind w:leftChars="0"/>
-        <w:rPr>
-          <w:rFonts w:ascii="標楷體" w:eastAsia="標楷體" w:hAnsi="標楷體"/>
-          <w:sz w:val="28"/>
-          <w:szCs w:val="28"/>
-        </w:rPr>
-      </w:pPr>
-      <w:r>
-        <w:rPr>
-          <w:rFonts w:ascii="標楷體" w:eastAsia="標楷體" w:hAnsi="標楷體" w:hint="eastAsia"/>
-          <w:sz w:val="28"/>
-          <w:szCs w:val="28"/>
-        </w:rPr>
-        <w:t>人生如寄</w:t>
-      </w:r>
-      <w:r>
-        <w:rPr>
-          <w:rFonts w:ascii="標楷體" w:eastAsia="標楷體" w:hAnsi="標楷體" w:hint="eastAsia"/>
-          <w:sz w:val="28"/>
-          <w:szCs w:val="28"/>
-        </w:rPr>
-        <w:t>：</w:t>
-      </w:r>
-      <w:r>
-        <w:rPr>
-          <w:rFonts w:ascii="標楷體" w:eastAsia="標楷體" w:hAnsi="標楷體" w:hint="eastAsia"/>
-          <w:sz w:val="28"/>
-          <w:szCs w:val="28"/>
-        </w:rPr>
-        <w:t>比喻人生短促，有如暫時寄居於世間。</w:t>
-      </w:r>
-    </w:p>
-    <w:p>
-      <w:pPr>
-        <w:pStyle w:val="a6"/>
-        <w:numPr>
-          <w:ilvl w:val="0"/>
-          <w:numId w:val="5"/>
-        </w:numPr>
-        <w:spacing w:line="380" w:lineRule="exact"/>
-        <w:ind w:leftChars="0"/>
-        <w:rPr>
-          <w:rFonts w:ascii="標楷體" w:eastAsia="標楷體" w:hAnsi="標楷體"/>
-          <w:sz w:val="28"/>
-          <w:szCs w:val="28"/>
-        </w:rPr>
-      </w:pPr>
-      <w:r>
-        <w:rPr>
-          <w:rFonts w:ascii="標楷體" w:eastAsia="標楷體" w:hAnsi="標楷體" w:hint="eastAsia"/>
-          <w:sz w:val="28"/>
-          <w:szCs w:val="28"/>
-        </w:rPr>
-        <w:t>夫天地者，萬物之逆旅也，光陰者，百代之過客也</w:t>
-      </w:r>
-      <w:r>
-        <w:rPr>
-          <w:rFonts w:ascii="標楷體" w:eastAsia="標楷體" w:hAnsi="標楷體" w:hint="eastAsia"/>
-          <w:sz w:val="28"/>
-          <w:szCs w:val="28"/>
-        </w:rPr>
-        <w:t>：</w:t>
-      </w:r>
-      <w:r>
-        <w:rPr>
-          <w:rFonts w:ascii="標楷體" w:eastAsia="標楷體" w:hAnsi="標楷體" w:hint="eastAsia"/>
-          <w:sz w:val="28"/>
-          <w:szCs w:val="28"/>
-        </w:rPr>
-        <w:t>天地是萬物的旅舍，時光是百代的過客。人生飄浮無常，好似夢幻一般，歡樂的日子能有多少呢？</w:t>
+        <w:t>比喻事物的境界由低級向高級發展、轉化，或將具體的情感提煉為普遍的哲理。指詩人將個人的「離別之悲」，向上提升、轉化為對「全人類生存狀態」的宏觀體悟與哲學思考。</w:t>
       </w:r>
     </w:p>
     <w:sectPr>
+      <w:footerReference w:type="default" r:id="rId8"/>
       <w:pgSz w:w="11906" w:h="16838"/>
       <w:pgMar w:top="567" w:right="851" w:bottom="567" w:left="851" w:header="567" w:footer="0" w:gutter="0"/>
       <w:cols w:space="425"/>
@@ -3491,7 +1748,7 @@
 </file>
 
 <file path=word/endnotes.xml><?xml version="1.0" encoding="utf-8"?>
-<w:endnotes xmlns:wpc="http://schemas.microsoft.com/office/word/2010/wordprocessingCanvas" xmlns:cx="http://schemas.microsoft.com/office/drawing/2014/chartex" xmlns:cx1="http://schemas.microsoft.com/office/drawing/2015/9/8/chartex" xmlns:cx2="http://schemas.microsoft.com/office/drawing/2015/10/21/chartex" xmlns:cx3="http://schemas.microsoft.com/office/drawing/2016/5/9/chartex" xmlns:cx4="http://schemas.microsoft.com/office/drawing/2016/5/10/chartex" xmlns:cx5="http://schemas.microsoft.com/office/drawing/2016/5/11/chartex" xmlns:cx6="http://schemas.microsoft.com/office/drawing/2016/5/12/chartex" xmlns:cx7="http://schemas.microsoft.com/office/drawing/2016/5/13/chartex" xmlns:cx8="http://schemas.microsoft.com/office/drawing/2016/5/14/chartex" xmlns:mc="http://schemas.openxmlformats.org/markup-compatibility/2006" xmlns:aink="http://schemas.microsoft.com/office/drawing/2016/ink" xmlns:am3d="http://schemas.microsoft.com/office/drawing/2017/model3d" xmlns:o="urn:schemas-microsoft-com:office:office" xmlns:oel="http://schemas.microsoft.com/office/2019/extlst" xmlns:r="http://schemas.openxmlformats.org/officeDocument/2006/relationships" xmlns:m="http://schemas.openxmlformats.org/officeDocument/2006/math" xmlns:v="urn:schemas-microsoft-com:vml" xmlns:wp14="http://schemas.microsoft.com/office/word/2010/wordprocessingDrawing" xmlns:wp="http://schemas.openxmlformats.org/drawingml/2006/wordprocessingDrawing" xmlns:w10="urn:schemas-microsoft-com:office:word" xmlns:w="http://schemas.openxmlformats.org/wordprocessingml/2006/main" xmlns:w14="http://schemas.microsoft.com/office/word/2010/wordml" xmlns:w15="http://schemas.microsoft.com/office/word/2012/wordml" xmlns:w16cex="http://schemas.microsoft.com/office/word/2018/wordml/cex" xmlns:w16cid="http://schemas.microsoft.com/office/word/2016/wordml/cid" xmlns:w16="http://schemas.microsoft.com/office/word/2018/wordml" xmlns:w16sdtdh="http://schemas.microsoft.com/office/word/2020/wordml/sdtdatahash" xmlns:w16se="http://schemas.microsoft.com/office/word/2015/wordml/symex" xmlns:wpg="http://schemas.microsoft.com/office/word/2010/wordprocessingGroup" xmlns:wpi="http://schemas.microsoft.com/office/word/2010/wordprocessingInk" xmlns:wne="http://schemas.microsoft.com/office/word/2006/wordml" xmlns:wps="http://schemas.microsoft.com/office/word/2010/wordprocessingShape" mc:Ignorable="w14 w15 w16se w16cid w16 w16cex w16sdtdh wp14">
+<w:endnotes xmlns:wpc="http://schemas.microsoft.com/office/word/2010/wordprocessingCanvas" xmlns:cx="http://schemas.microsoft.com/office/drawing/2014/chartex" xmlns:cx1="http://schemas.microsoft.com/office/drawing/2015/9/8/chartex" xmlns:cx2="http://schemas.microsoft.com/office/drawing/2015/10/21/chartex" xmlns:cx3="http://schemas.microsoft.com/office/drawing/2016/5/9/chartex" xmlns:cx4="http://schemas.microsoft.com/office/drawing/2016/5/10/chartex" xmlns:cx5="http://schemas.microsoft.com/office/drawing/2016/5/11/chartex" xmlns:cx6="http://schemas.microsoft.com/office/drawing/2016/5/12/chartex" xmlns:cx7="http://schemas.microsoft.com/office/drawing/2016/5/13/chartex" xmlns:cx8="http://schemas.microsoft.com/office/drawing/2016/5/14/chartex" xmlns:mc="http://schemas.openxmlformats.org/markup-compatibility/2006" xmlns:aink="http://schemas.microsoft.com/office/drawing/2016/ink" xmlns:am3d="http://schemas.microsoft.com/office/drawing/2017/model3d" xmlns:o="urn:schemas-microsoft-com:office:office" xmlns:oel="http://schemas.microsoft.com/office/2019/extlst" xmlns:r="http://schemas.openxmlformats.org/officeDocument/2006/relationships" xmlns:m="http://schemas.openxmlformats.org/officeDocument/2006/math" xmlns:v="urn:schemas-microsoft-com:vml" xmlns:wp14="http://schemas.microsoft.com/office/word/2010/wordprocessingDrawing" xmlns:wp="http://schemas.openxmlformats.org/drawingml/2006/wordprocessingDrawing" xmlns:w10="urn:schemas-microsoft-com:office:word" xmlns:w="http://schemas.openxmlformats.org/wordprocessingml/2006/main" xmlns:w14="http://schemas.microsoft.com/office/word/2010/wordml" xmlns:w15="http://schemas.microsoft.com/office/word/2012/wordml" xmlns:w16cex="http://schemas.microsoft.com/office/word/2018/wordml/cex" xmlns:w16cid="http://schemas.microsoft.com/office/word/2016/wordml/cid" xmlns:w16="http://schemas.microsoft.com/office/word/2018/wordml" xmlns:w16du="http://schemas.microsoft.com/office/word/2023/wordml/word16du" xmlns:w16sdtdh="http://schemas.microsoft.com/office/word/2020/wordml/sdtdatahash" xmlns:w16sdtfl="http://schemas.microsoft.com/office/word/2024/wordml/sdtformatlock" xmlns:w16se="http://schemas.microsoft.com/office/word/2015/wordml/symex" xmlns:wpg="http://schemas.microsoft.com/office/word/2010/wordprocessingGroup" xmlns:wpi="http://schemas.microsoft.com/office/word/2010/wordprocessingInk" xmlns:wne="http://schemas.microsoft.com/office/word/2006/wordml" xmlns:wps="http://schemas.microsoft.com/office/word/2010/wordprocessingShape" mc:Ignorable="w14 w15 w16se w16cid w16 w16cex w16sdtdh w16sdtfl w16du wp14">
   <w:endnote w:type="separator" w:id="-1">
     <w:p>
       <w:r>
@@ -3510,7 +1767,7 @@
 </file>
 
 <file path=word/footer1.xml><?xml version="1.0" encoding="utf-8"?>
-<w:ftr xmlns:wpc="http://schemas.microsoft.com/office/word/2010/wordprocessingCanvas" xmlns:cx="http://schemas.microsoft.com/office/drawing/2014/chartex" xmlns:cx1="http://schemas.microsoft.com/office/drawing/2015/9/8/chartex" xmlns:cx2="http://schemas.microsoft.com/office/drawing/2015/10/21/chartex" xmlns:cx3="http://schemas.microsoft.com/office/drawing/2016/5/9/chartex" xmlns:cx4="http://schemas.microsoft.com/office/drawing/2016/5/10/chartex" xmlns:cx5="http://schemas.microsoft.com/office/drawing/2016/5/11/chartex" xmlns:cx6="http://schemas.microsoft.com/office/drawing/2016/5/12/chartex" xmlns:cx7="http://schemas.microsoft.com/office/drawing/2016/5/13/chartex" xmlns:cx8="http://schemas.microsoft.com/office/drawing/2016/5/14/chartex" xmlns:mc="http://schemas.openxmlformats.org/markup-compatibility/2006" xmlns:aink="http://schemas.microsoft.com/office/drawing/2016/ink" xmlns:am3d="http://schemas.microsoft.com/office/drawing/2017/model3d" xmlns:o="urn:schemas-microsoft-com:office:office" xmlns:oel="http://schemas.microsoft.com/office/2019/extlst" xmlns:r="http://schemas.openxmlformats.org/officeDocument/2006/relationships" xmlns:m="http://schemas.openxmlformats.org/officeDocument/2006/math" xmlns:v="urn:schemas-microsoft-com:vml" xmlns:wp14="http://schemas.microsoft.com/office/word/2010/wordprocessingDrawing" xmlns:wp="http://schemas.openxmlformats.org/drawingml/2006/wordprocessingDrawing" xmlns:w10="urn:schemas-microsoft-com:office:word" xmlns:w="http://schemas.openxmlformats.org/wordprocessingml/2006/main" xmlns:w14="http://schemas.microsoft.com/office/word/2010/wordml" xmlns:w15="http://schemas.microsoft.com/office/word/2012/wordml" xmlns:w16cex="http://schemas.microsoft.com/office/word/2018/wordml/cex" xmlns:w16cid="http://schemas.microsoft.com/office/word/2016/wordml/cid" xmlns:w16="http://schemas.microsoft.com/office/word/2018/wordml" xmlns:w16sdtdh="http://schemas.microsoft.com/office/word/2020/wordml/sdtdatahash" xmlns:w16se="http://schemas.microsoft.com/office/word/2015/wordml/symex" xmlns:wpg="http://schemas.microsoft.com/office/word/2010/wordprocessingGroup" xmlns:wpi="http://schemas.microsoft.com/office/word/2010/wordprocessingInk" xmlns:wne="http://schemas.microsoft.com/office/word/2006/wordml" xmlns:wps="http://schemas.microsoft.com/office/word/2010/wordprocessingShape" mc:Ignorable="w14 w15 w16se w16cid w16 w16cex w16sdtdh wp14">
+<w:ftr xmlns:wpc="http://schemas.microsoft.com/office/word/2010/wordprocessingCanvas" xmlns:cx="http://schemas.microsoft.com/office/drawing/2014/chartex" xmlns:cx1="http://schemas.microsoft.com/office/drawing/2015/9/8/chartex" xmlns:cx2="http://schemas.microsoft.com/office/drawing/2015/10/21/chartex" xmlns:cx3="http://schemas.microsoft.com/office/drawing/2016/5/9/chartex" xmlns:cx4="http://schemas.microsoft.com/office/drawing/2016/5/10/chartex" xmlns:cx5="http://schemas.microsoft.com/office/drawing/2016/5/11/chartex" xmlns:cx6="http://schemas.microsoft.com/office/drawing/2016/5/12/chartex" xmlns:cx7="http://schemas.microsoft.com/office/drawing/2016/5/13/chartex" xmlns:cx8="http://schemas.microsoft.com/office/drawing/2016/5/14/chartex" xmlns:mc="http://schemas.openxmlformats.org/markup-compatibility/2006" xmlns:aink="http://schemas.microsoft.com/office/drawing/2016/ink" xmlns:am3d="http://schemas.microsoft.com/office/drawing/2017/model3d" xmlns:o="urn:schemas-microsoft-com:office:office" xmlns:oel="http://schemas.microsoft.com/office/2019/extlst" xmlns:r="http://schemas.openxmlformats.org/officeDocument/2006/relationships" xmlns:m="http://schemas.openxmlformats.org/officeDocument/2006/math" xmlns:v="urn:schemas-microsoft-com:vml" xmlns:wp14="http://schemas.microsoft.com/office/word/2010/wordprocessingDrawing" xmlns:wp="http://schemas.openxmlformats.org/drawingml/2006/wordprocessingDrawing" xmlns:w10="urn:schemas-microsoft-com:office:word" xmlns:w="http://schemas.openxmlformats.org/wordprocessingml/2006/main" xmlns:w14="http://schemas.microsoft.com/office/word/2010/wordml" xmlns:w15="http://schemas.microsoft.com/office/word/2012/wordml" xmlns:w16cex="http://schemas.microsoft.com/office/word/2018/wordml/cex" xmlns:w16cid="http://schemas.microsoft.com/office/word/2016/wordml/cid" xmlns:w16="http://schemas.microsoft.com/office/word/2018/wordml" xmlns:w16du="http://schemas.microsoft.com/office/word/2023/wordml/word16du" xmlns:w16sdtdh="http://schemas.microsoft.com/office/word/2020/wordml/sdtdatahash" xmlns:w16sdtfl="http://schemas.microsoft.com/office/word/2024/wordml/sdtformatlock" xmlns:w16se="http://schemas.microsoft.com/office/word/2015/wordml/symex" xmlns:wpg="http://schemas.microsoft.com/office/word/2010/wordprocessingGroup" xmlns:wpi="http://schemas.microsoft.com/office/word/2010/wordprocessingInk" xmlns:wne="http://schemas.microsoft.com/office/word/2006/wordml" xmlns:wps="http://schemas.microsoft.com/office/word/2010/wordprocessingShape" mc:Ignorable="w14 w15 w16se w16cid w16 w16cex w16sdtdh w16sdtfl w16du wp14">
   <w:sdt>
     <w:sdtPr>
       <w:id w:val="-1230224358"/>
@@ -3573,7 +1830,7 @@
 </file>
 
 <file path=word/footnotes.xml><?xml version="1.0" encoding="utf-8"?>
-<w:footnotes xmlns:wpc="http://schemas.microsoft.com/office/word/2010/wordprocessingCanvas" xmlns:cx="http://schemas.microsoft.com/office/drawing/2014/chartex" xmlns:cx1="http://schemas.microsoft.com/office/drawing/2015/9/8/chartex" xmlns:cx2="http://schemas.microsoft.com/office/drawing/2015/10/21/chartex" xmlns:cx3="http://schemas.microsoft.com/office/drawing/2016/5/9/chartex" xmlns:cx4="http://schemas.microsoft.com/office/drawing/2016/5/10/chartex" xmlns:cx5="http://schemas.microsoft.com/office/drawing/2016/5/11/chartex" xmlns:cx6="http://schemas.microsoft.com/office/drawing/2016/5/12/chartex" xmlns:cx7="http://schemas.microsoft.com/office/drawing/2016/5/13/chartex" xmlns:cx8="http://schemas.microsoft.com/office/drawing/2016/5/14/chartex" xmlns:mc="http://schemas.openxmlformats.org/markup-compatibility/2006" xmlns:aink="http://schemas.microsoft.com/office/drawing/2016/ink" xmlns:am3d="http://schemas.microsoft.com/office/drawing/2017/model3d" xmlns:o="urn:schemas-microsoft-com:office:office" xmlns:oel="http://schemas.microsoft.com/office/2019/extlst" xmlns:r="http://schemas.openxmlformats.org/officeDocument/2006/relationships" xmlns:m="http://schemas.openxmlformats.org/officeDocument/2006/math" xmlns:v="urn:schemas-microsoft-com:vml" xmlns:wp14="http://schemas.microsoft.com/office/word/2010/wordprocessingDrawing" xmlns:wp="http://schemas.openxmlformats.org/drawingml/2006/wordprocessingDrawing" xmlns:w10="urn:schemas-microsoft-com:office:word" xmlns:w="http://schemas.openxmlformats.org/wordprocessingml/2006/main" xmlns:w14="http://schemas.microsoft.com/office/word/2010/wordml" xmlns:w15="http://schemas.microsoft.com/office/word/2012/wordml" xmlns:w16cex="http://schemas.microsoft.com/office/word/2018/wordml/cex" xmlns:w16cid="http://schemas.microsoft.com/office/word/2016/wordml/cid" xmlns:w16="http://schemas.microsoft.com/office/word/2018/wordml" xmlns:w16sdtdh="http://schemas.microsoft.com/office/word/2020/wordml/sdtdatahash" xmlns:w16se="http://schemas.microsoft.com/office/word/2015/wordml/symex" xmlns:wpg="http://schemas.microsoft.com/office/word/2010/wordprocessingGroup" xmlns:wpi="http://schemas.microsoft.com/office/word/2010/wordprocessingInk" xmlns:wne="http://schemas.microsoft.com/office/word/2006/wordml" xmlns:wps="http://schemas.microsoft.com/office/word/2010/wordprocessingShape" mc:Ignorable="w14 w15 w16se w16cid w16 w16cex w16sdtdh wp14">
+<w:footnotes xmlns:wpc="http://schemas.microsoft.com/office/word/2010/wordprocessingCanvas" xmlns:cx="http://schemas.microsoft.com/office/drawing/2014/chartex" xmlns:cx1="http://schemas.microsoft.com/office/drawing/2015/9/8/chartex" xmlns:cx2="http://schemas.microsoft.com/office/drawing/2015/10/21/chartex" xmlns:cx3="http://schemas.microsoft.com/office/drawing/2016/5/9/chartex" xmlns:cx4="http://schemas.microsoft.com/office/drawing/2016/5/10/chartex" xmlns:cx5="http://schemas.microsoft.com/office/drawing/2016/5/11/chartex" xmlns:cx6="http://schemas.microsoft.com/office/drawing/2016/5/12/chartex" xmlns:cx7="http://schemas.microsoft.com/office/drawing/2016/5/13/chartex" xmlns:cx8="http://schemas.microsoft.com/office/drawing/2016/5/14/chartex" xmlns:mc="http://schemas.openxmlformats.org/markup-compatibility/2006" xmlns:aink="http://schemas.microsoft.com/office/drawing/2016/ink" xmlns:am3d="http://schemas.microsoft.com/office/drawing/2017/model3d" xmlns:o="urn:schemas-microsoft-com:office:office" xmlns:oel="http://schemas.microsoft.com/office/2019/extlst" xmlns:r="http://schemas.openxmlformats.org/officeDocument/2006/relationships" xmlns:m="http://schemas.openxmlformats.org/officeDocument/2006/math" xmlns:v="urn:schemas-microsoft-com:vml" xmlns:wp14="http://schemas.microsoft.com/office/word/2010/wordprocessingDrawing" xmlns:wp="http://schemas.openxmlformats.org/drawingml/2006/wordprocessingDrawing" xmlns:w10="urn:schemas-microsoft-com:office:word" xmlns:w="http://schemas.openxmlformats.org/wordprocessingml/2006/main" xmlns:w14="http://schemas.microsoft.com/office/word/2010/wordml" xmlns:w15="http://schemas.microsoft.com/office/word/2012/wordml" xmlns:w16cex="http://schemas.microsoft.com/office/word/2018/wordml/cex" xmlns:w16cid="http://schemas.microsoft.com/office/word/2016/wordml/cid" xmlns:w16="http://schemas.microsoft.com/office/word/2018/wordml" xmlns:w16du="http://schemas.microsoft.com/office/word/2023/wordml/word16du" xmlns:w16sdtdh="http://schemas.microsoft.com/office/word/2020/wordml/sdtdatahash" xmlns:w16sdtfl="http://schemas.microsoft.com/office/word/2024/wordml/sdtformatlock" xmlns:w16se="http://schemas.microsoft.com/office/word/2015/wordml/symex" xmlns:wpg="http://schemas.microsoft.com/office/word/2010/wordprocessingGroup" xmlns:wpi="http://schemas.microsoft.com/office/word/2010/wordprocessingInk" xmlns:wne="http://schemas.microsoft.com/office/word/2006/wordml" xmlns:wps="http://schemas.microsoft.com/office/word/2010/wordprocessingShape" mc:Ignorable="w14 w15 w16se w16cid w16 w16cex w16sdtdh w16sdtfl w16du wp14">
   <w:footnote w:type="separator" w:id="-1">
     <w:p>
       <w:r>
@@ -3592,7 +1849,7 @@
 </file>
 
 <file path=word/numbering.xml><?xml version="1.0" encoding="utf-8"?>
-<w:numbering xmlns:wpc="http://schemas.microsoft.com/office/word/2010/wordprocessingCanvas" xmlns:cx="http://schemas.microsoft.com/office/drawing/2014/chartex" xmlns:cx1="http://schemas.microsoft.com/office/drawing/2015/9/8/chartex" xmlns:cx2="http://schemas.microsoft.com/office/drawing/2015/10/21/chartex" xmlns:cx3="http://schemas.microsoft.com/office/drawing/2016/5/9/chartex" xmlns:cx4="http://schemas.microsoft.com/office/drawing/2016/5/10/chartex" xmlns:cx5="http://schemas.microsoft.com/office/drawing/2016/5/11/chartex" xmlns:cx6="http://schemas.microsoft.com/office/drawing/2016/5/12/chartex" xmlns:cx7="http://schemas.microsoft.com/office/drawing/2016/5/13/chartex" xmlns:cx8="http://schemas.microsoft.com/office/drawing/2016/5/14/chartex" xmlns:mc="http://schemas.openxmlformats.org/markup-compatibility/2006" xmlns:aink="http://schemas.microsoft.com/office/drawing/2016/ink" xmlns:am3d="http://schemas.microsoft.com/office/drawing/2017/model3d" xmlns:o="urn:schemas-microsoft-com:office:office" xmlns:oel="http://schemas.microsoft.com/office/2019/extlst" xmlns:r="http://schemas.openxmlformats.org/officeDocument/2006/relationships" xmlns:m="http://schemas.openxmlformats.org/officeDocument/2006/math" xmlns:v="urn:schemas-microsoft-com:vml" xmlns:wp14="http://schemas.microsoft.com/office/word/2010/wordprocessingDrawing" xmlns:wp="http://schemas.openxmlformats.org/drawingml/2006/wordprocessingDrawing" xmlns:w10="urn:schemas-microsoft-com:office:word" xmlns:w="http://schemas.openxmlformats.org/wordprocessingml/2006/main" xmlns:w14="http://schemas.microsoft.com/office/word/2010/wordml" xmlns:w15="http://schemas.microsoft.com/office/word/2012/wordml" xmlns:w16cex="http://schemas.microsoft.com/office/word/2018/wordml/cex" xmlns:w16cid="http://schemas.microsoft.com/office/word/2016/wordml/cid" xmlns:w16="http://schemas.microsoft.com/office/word/2018/wordml" xmlns:w16sdtdh="http://schemas.microsoft.com/office/word/2020/wordml/sdtdatahash" xmlns:w16se="http://schemas.microsoft.com/office/word/2015/wordml/symex" xmlns:wpg="http://schemas.microsoft.com/office/word/2010/wordprocessingGroup" xmlns:wpi="http://schemas.microsoft.com/office/word/2010/wordprocessingInk" xmlns:wne="http://schemas.microsoft.com/office/word/2006/wordml" xmlns:wps="http://schemas.microsoft.com/office/word/2010/wordprocessingShape" mc:Ignorable="w14 w15 w16se w16cid w16 w16cex w16sdtdh wp14">
+<w:numbering xmlns:wpc="http://schemas.microsoft.com/office/word/2010/wordprocessingCanvas" xmlns:cx="http://schemas.microsoft.com/office/drawing/2014/chartex" xmlns:cx1="http://schemas.microsoft.com/office/drawing/2015/9/8/chartex" xmlns:cx2="http://schemas.microsoft.com/office/drawing/2015/10/21/chartex" xmlns:cx3="http://schemas.microsoft.com/office/drawing/2016/5/9/chartex" xmlns:cx4="http://schemas.microsoft.com/office/drawing/2016/5/10/chartex" xmlns:cx5="http://schemas.microsoft.com/office/drawing/2016/5/11/chartex" xmlns:cx6="http://schemas.microsoft.com/office/drawing/2016/5/12/chartex" xmlns:cx7="http://schemas.microsoft.com/office/drawing/2016/5/13/chartex" xmlns:cx8="http://schemas.microsoft.com/office/drawing/2016/5/14/chartex" xmlns:mc="http://schemas.openxmlformats.org/markup-compatibility/2006" xmlns:aink="http://schemas.microsoft.com/office/drawing/2016/ink" xmlns:am3d="http://schemas.microsoft.com/office/drawing/2017/model3d" xmlns:o="urn:schemas-microsoft-com:office:office" xmlns:oel="http://schemas.microsoft.com/office/2019/extlst" xmlns:r="http://schemas.openxmlformats.org/officeDocument/2006/relationships" xmlns:m="http://schemas.openxmlformats.org/officeDocument/2006/math" xmlns:v="urn:schemas-microsoft-com:vml" xmlns:wp14="http://schemas.microsoft.com/office/word/2010/wordprocessingDrawing" xmlns:wp="http://schemas.openxmlformats.org/drawingml/2006/wordprocessingDrawing" xmlns:w10="urn:schemas-microsoft-com:office:word" xmlns:w="http://schemas.openxmlformats.org/wordprocessingml/2006/main" xmlns:w14="http://schemas.microsoft.com/office/word/2010/wordml" xmlns:w15="http://schemas.microsoft.com/office/word/2012/wordml" xmlns:w16cex="http://schemas.microsoft.com/office/word/2018/wordml/cex" xmlns:w16cid="http://schemas.microsoft.com/office/word/2016/wordml/cid" xmlns:w16="http://schemas.microsoft.com/office/word/2018/wordml" xmlns:w16du="http://schemas.microsoft.com/office/word/2023/wordml/word16du" xmlns:w16sdtdh="http://schemas.microsoft.com/office/word/2020/wordml/sdtdatahash" xmlns:w16sdtfl="http://schemas.microsoft.com/office/word/2024/wordml/sdtformatlock" xmlns:w16se="http://schemas.microsoft.com/office/word/2015/wordml/symex" xmlns:wpg="http://schemas.microsoft.com/office/word/2010/wordprocessingGroup" xmlns:wpi="http://schemas.microsoft.com/office/word/2010/wordprocessingInk" xmlns:wne="http://schemas.microsoft.com/office/word/2006/wordml" xmlns:wps="http://schemas.microsoft.com/office/word/2010/wordprocessingShape" mc:Ignorable="w14 w15 w16se w16cid w16 w16cex w16sdtdh w16sdtfl w16du wp14">
   <w:abstractNum w:abstractNumId="0" w15:restartNumberingAfterBreak="0">
     <w:nsid w:val="FFFFFF89"/>
     <w:multiLevelType w:val="singleLevel"/>
@@ -6662,7 +4919,7 @@
 </file>
 
 <file path=word/styles.xml><?xml version="1.0" encoding="utf-8"?>
-<w:styles xmlns:mc="http://schemas.openxmlformats.org/markup-compatibility/2006" xmlns:r="http://schemas.openxmlformats.org/officeDocument/2006/relationships" xmlns:w="http://schemas.openxmlformats.org/wordprocessingml/2006/main" xmlns:w14="http://schemas.microsoft.com/office/word/2010/wordml" xmlns:w15="http://schemas.microsoft.com/office/word/2012/wordml" xmlns:w16cex="http://schemas.microsoft.com/office/word/2018/wordml/cex" xmlns:w16cid="http://schemas.microsoft.com/office/word/2016/wordml/cid" xmlns:w16="http://schemas.microsoft.com/office/word/2018/wordml" xmlns:w16sdtdh="http://schemas.microsoft.com/office/word/2020/wordml/sdtdatahash" xmlns:w16se="http://schemas.microsoft.com/office/word/2015/wordml/symex" mc:Ignorable="w14 w15 w16se w16cid w16 w16cex w16sdtdh">
+<w:styles xmlns:mc="http://schemas.openxmlformats.org/markup-compatibility/2006" xmlns:r="http://schemas.openxmlformats.org/officeDocument/2006/relationships" xmlns:w="http://schemas.openxmlformats.org/wordprocessingml/2006/main" xmlns:w14="http://schemas.microsoft.com/office/word/2010/wordml" xmlns:w15="http://schemas.microsoft.com/office/word/2012/wordml" xmlns:w16cex="http://schemas.microsoft.com/office/word/2018/wordml/cex" xmlns:w16cid="http://schemas.microsoft.com/office/word/2016/wordml/cid" xmlns:w16="http://schemas.microsoft.com/office/word/2018/wordml" xmlns:w16du="http://schemas.microsoft.com/office/word/2023/wordml/word16du" xmlns:w16sdtdh="http://schemas.microsoft.com/office/word/2020/wordml/sdtdatahash" xmlns:w16sdtfl="http://schemas.microsoft.com/office/word/2024/wordml/sdtformatlock" xmlns:w16se="http://schemas.microsoft.com/office/word/2015/wordml/symex" mc:Ignorable="w14 w15 w16se w16cid w16 w16cex w16sdtdh w16sdtfl w16du">
   <w:docDefaults>
     <w:rPrDefault>
       <w:rPr>
